--- a/multiple k8s clusters locally with less ressources.docx
+++ b/multiple k8s clusters locally with less ressources.docx
@@ -946,21 +946,21 @@
           <w:i w:val="0"/>
           <w:iCs w:val="0"/>
           <w:caps w:val="0"/>
-          <w:color w:val="000000"/>
-          <w:spacing w:val="0"/>
-          <w:sz w:val="18"/>
-          <w:szCs w:val="18"/>
-          <w:shd w:val="clear" w:fill="FFFFFF"/>
-          <w:lang w:val="fr-FR"/>
-        </w:rPr>
-      </w:pPr>
-      <w:r>
-        <w:rPr>
-          <w:rStyle w:val="6"/>
-          <w:rFonts w:hint="default" w:ascii="Consolas" w:hAnsi="Consolas" w:eastAsia="Consolas" w:cs="Consolas"/>
-          <w:i w:val="0"/>
-          <w:iCs w:val="0"/>
-          <w:color w:val="000000"/>
+          <w:color w:val="0000FF"/>
+          <w:spacing w:val="0"/>
+          <w:sz w:val="18"/>
+          <w:szCs w:val="18"/>
+          <w:shd w:val="clear" w:fill="FFFFFF"/>
+          <w:lang w:val="fr-FR"/>
+        </w:rPr>
+      </w:pPr>
+      <w:r>
+        <w:rPr>
+          <w:rStyle w:val="6"/>
+          <w:rFonts w:hint="default" w:ascii="Consolas" w:hAnsi="Consolas" w:eastAsia="Consolas" w:cs="Consolas"/>
+          <w:i w:val="0"/>
+          <w:iCs w:val="0"/>
+          <w:color w:val="0000FF"/>
           <w:spacing w:val="0"/>
           <w:sz w:val="18"/>
           <w:szCs w:val="18"/>
@@ -976,7 +976,7 @@
           <w:i w:val="0"/>
           <w:iCs w:val="0"/>
           <w:caps w:val="0"/>
-          <w:color w:val="000000"/>
+          <w:color w:val="0000FF"/>
           <w:spacing w:val="0"/>
           <w:sz w:val="18"/>
           <w:szCs w:val="18"/>
@@ -984,1285 +984,2994 @@
           <w:lang w:val="fr-FR"/>
         </w:rPr>
         <w:t>ort forwarding: kubectl port-forward nom_pod 8888:80</w:t>
+      </w:r>
+    </w:p>
+    <w:p>
+      <w:pPr>
+        <w:pStyle w:val="8"/>
+        <w:keepNext w:val="0"/>
+        <w:keepLines w:val="0"/>
+        <w:widowControl/>
+        <w:suppressLineNumbers w:val="0"/>
+        <w:pBdr>
+          <w:top w:val="none" w:color="auto" w:sz="0" w:space="0"/>
+          <w:left w:val="none" w:color="auto" w:sz="0" w:space="0"/>
+          <w:bottom w:val="none" w:color="auto" w:sz="0" w:space="0"/>
+          <w:right w:val="none" w:color="auto" w:sz="0" w:space="0"/>
+        </w:pBdr>
+        <w:shd w:val="clear" w:fill="FFFFFF"/>
+        <w:spacing w:before="0" w:beforeAutospacing="0" w:after="0" w:afterAutospacing="0"/>
+        <w:ind w:left="0" w:right="0" w:firstLine="0"/>
+        <w:rPr>
+          <w:rStyle w:val="6"/>
+          <w:rFonts w:hint="default" w:ascii="Consolas" w:hAnsi="Consolas" w:eastAsia="Consolas" w:cs="Consolas"/>
+          <w:i w:val="0"/>
+          <w:iCs w:val="0"/>
+          <w:caps w:val="0"/>
+          <w:color w:val="000000"/>
+          <w:spacing w:val="0"/>
+          <w:sz w:val="18"/>
+          <w:szCs w:val="18"/>
+          <w:shd w:val="clear" w:fill="FFFFFF"/>
+          <w:lang w:val="fr-FR"/>
+        </w:rPr>
+      </w:pPr>
+    </w:p>
+    <w:p>
+      <w:pPr>
+        <w:pStyle w:val="8"/>
+        <w:keepNext w:val="0"/>
+        <w:keepLines w:val="0"/>
+        <w:widowControl/>
+        <w:suppressLineNumbers w:val="0"/>
+        <w:pBdr>
+          <w:top w:val="none" w:color="auto" w:sz="0" w:space="0"/>
+          <w:left w:val="none" w:color="auto" w:sz="0" w:space="0"/>
+          <w:bottom w:val="none" w:color="auto" w:sz="0" w:space="0"/>
+          <w:right w:val="none" w:color="auto" w:sz="0" w:space="0"/>
+        </w:pBdr>
+        <w:shd w:val="clear" w:fill="FFFFFF"/>
+        <w:spacing w:before="0" w:beforeAutospacing="0" w:after="0" w:afterAutospacing="0"/>
+        <w:ind w:left="0" w:right="0" w:firstLine="0"/>
+        <w:rPr>
+          <w:rStyle w:val="6"/>
+          <w:rFonts w:hint="default" w:ascii="Consolas" w:hAnsi="Consolas" w:eastAsia="Consolas"/>
+          <w:b/>
+          <w:bCs/>
+          <w:i w:val="0"/>
+          <w:iCs w:val="0"/>
+          <w:caps w:val="0"/>
+          <w:color w:val="000000"/>
+          <w:spacing w:val="0"/>
+          <w:sz w:val="18"/>
+          <w:szCs w:val="18"/>
+          <w:shd w:val="clear" w:fill="FFFFFF"/>
+          <w:lang w:val="fr-FR"/>
+        </w:rPr>
+      </w:pPr>
+      <w:r>
+        <w:rPr>
+          <w:rStyle w:val="6"/>
+          <w:rFonts w:hint="default" w:ascii="Consolas" w:hAnsi="Consolas" w:eastAsia="Consolas" w:cs="Consolas"/>
+          <w:i w:val="0"/>
+          <w:iCs w:val="0"/>
+          <w:color w:val="000000"/>
+          <w:spacing w:val="0"/>
+          <w:sz w:val="18"/>
+          <w:szCs w:val="18"/>
+          <w:shd w:val="clear" w:fill="FFFFFF"/>
+          <w:lang w:val="fr-FR"/>
+        </w:rPr>
+        <w:t>C</w:t>
+      </w:r>
+      <w:r>
+        <w:rPr>
+          <w:rStyle w:val="6"/>
+          <w:rFonts w:hint="default" w:ascii="Consolas" w:hAnsi="Consolas" w:eastAsia="Consolas" w:cs="Consolas"/>
+          <w:i w:val="0"/>
+          <w:iCs w:val="0"/>
+          <w:caps w:val="0"/>
+          <w:color w:val="000000"/>
+          <w:spacing w:val="0"/>
+          <w:sz w:val="18"/>
+          <w:szCs w:val="18"/>
+          <w:shd w:val="clear" w:fill="FFFFFF"/>
+          <w:lang w:val="fr-FR"/>
+        </w:rPr>
+        <w:t>reate multinode kubernetes cluster: for example 3 master and 6 worker nodes.</w:t>
+      </w:r>
+    </w:p>
+    <w:p>
+      <w:pPr>
+        <w:pStyle w:val="8"/>
+        <w:keepNext w:val="0"/>
+        <w:keepLines w:val="0"/>
+        <w:widowControl/>
+        <w:suppressLineNumbers w:val="0"/>
+        <w:pBdr>
+          <w:top w:val="none" w:color="auto" w:sz="0" w:space="0"/>
+          <w:left w:val="none" w:color="auto" w:sz="0" w:space="0"/>
+          <w:bottom w:val="none" w:color="auto" w:sz="0" w:space="0"/>
+          <w:right w:val="none" w:color="auto" w:sz="0" w:space="0"/>
+        </w:pBdr>
+        <w:shd w:val="clear" w:fill="FFFFFF"/>
+        <w:spacing w:before="0" w:beforeAutospacing="0" w:after="0" w:afterAutospacing="0"/>
+        <w:ind w:left="0" w:right="0" w:firstLine="0"/>
+        <w:rPr>
+          <w:rStyle w:val="6"/>
+          <w:rFonts w:hint="default" w:ascii="Consolas" w:hAnsi="Consolas" w:eastAsia="Consolas"/>
+          <w:b/>
+          <w:bCs/>
+          <w:i w:val="0"/>
+          <w:iCs w:val="0"/>
+          <w:caps w:val="0"/>
+          <w:color w:val="000000"/>
+          <w:spacing w:val="0"/>
+          <w:sz w:val="18"/>
+          <w:szCs w:val="18"/>
+          <w:shd w:val="clear" w:fill="FFFFFF"/>
+          <w:lang w:val="fr-FR"/>
+        </w:rPr>
+      </w:pPr>
+      <w:r>
+        <w:rPr>
+          <w:rStyle w:val="6"/>
+          <w:rFonts w:hint="default" w:ascii="Consolas" w:hAnsi="Consolas" w:eastAsia="Consolas"/>
+          <w:b/>
+          <w:bCs/>
+          <w:i w:val="0"/>
+          <w:iCs w:val="0"/>
+          <w:caps w:val="0"/>
+          <w:color w:val="000000"/>
+          <w:spacing w:val="0"/>
+          <w:sz w:val="18"/>
+          <w:szCs w:val="18"/>
+          <w:shd w:val="clear" w:fill="FFFFFF"/>
+          <w:lang w:val="fr-FR"/>
+        </w:rPr>
+        <w:t>multi-node-k8s-cluster.yaml</w:t>
+      </w:r>
+    </w:p>
+    <w:p>
+      <w:pPr>
+        <w:pStyle w:val="8"/>
+        <w:keepNext w:val="0"/>
+        <w:keepLines w:val="0"/>
+        <w:widowControl/>
+        <w:suppressLineNumbers w:val="0"/>
+        <w:pBdr>
+          <w:top w:val="none" w:color="auto" w:sz="0" w:space="0"/>
+          <w:left w:val="none" w:color="auto" w:sz="0" w:space="0"/>
+          <w:bottom w:val="none" w:color="auto" w:sz="0" w:space="0"/>
+          <w:right w:val="none" w:color="auto" w:sz="0" w:space="0"/>
+        </w:pBdr>
+        <w:shd w:val="clear" w:fill="FFFFFF"/>
+        <w:spacing w:before="0" w:beforeAutospacing="0" w:after="0" w:afterAutospacing="0"/>
+        <w:ind w:left="0" w:right="0" w:firstLine="0"/>
+        <w:rPr>
+          <w:rStyle w:val="6"/>
+          <w:rFonts w:hint="default" w:ascii="Consolas" w:hAnsi="Consolas" w:eastAsia="Consolas"/>
+          <w:i w:val="0"/>
+          <w:iCs w:val="0"/>
+          <w:caps w:val="0"/>
+          <w:color w:val="000000"/>
+          <w:spacing w:val="0"/>
+          <w:sz w:val="18"/>
+          <w:szCs w:val="18"/>
+          <w:shd w:val="clear" w:fill="FFFFFF"/>
+          <w:lang w:val="fr-FR"/>
+        </w:rPr>
+      </w:pPr>
+      <w:r>
+        <w:rPr>
+          <w:rStyle w:val="6"/>
+          <w:rFonts w:hint="default" w:ascii="Consolas" w:hAnsi="Consolas" w:eastAsia="Consolas"/>
+          <w:i w:val="0"/>
+          <w:iCs w:val="0"/>
+          <w:caps w:val="0"/>
+          <w:color w:val="000000"/>
+          <w:spacing w:val="0"/>
+          <w:sz w:val="18"/>
+          <w:szCs w:val="18"/>
+          <w:shd w:val="clear" w:fill="FFFFFF"/>
+          <w:lang w:val="fr-FR"/>
+        </w:rPr>
+        <w:t>kind: Cluster</w:t>
+      </w:r>
+    </w:p>
+    <w:p>
+      <w:pPr>
+        <w:pStyle w:val="8"/>
+        <w:keepNext w:val="0"/>
+        <w:keepLines w:val="0"/>
+        <w:widowControl/>
+        <w:suppressLineNumbers w:val="0"/>
+        <w:pBdr>
+          <w:top w:val="none" w:color="auto" w:sz="0" w:space="0"/>
+          <w:left w:val="none" w:color="auto" w:sz="0" w:space="0"/>
+          <w:bottom w:val="none" w:color="auto" w:sz="0" w:space="0"/>
+          <w:right w:val="none" w:color="auto" w:sz="0" w:space="0"/>
+        </w:pBdr>
+        <w:shd w:val="clear" w:fill="FFFFFF"/>
+        <w:spacing w:before="0" w:beforeAutospacing="0" w:after="0" w:afterAutospacing="0"/>
+        <w:ind w:left="0" w:right="0" w:firstLine="0"/>
+        <w:rPr>
+          <w:rStyle w:val="6"/>
+          <w:rFonts w:hint="default" w:ascii="Consolas" w:hAnsi="Consolas" w:eastAsia="Consolas"/>
+          <w:i w:val="0"/>
+          <w:iCs w:val="0"/>
+          <w:caps w:val="0"/>
+          <w:color w:val="000000"/>
+          <w:spacing w:val="0"/>
+          <w:sz w:val="18"/>
+          <w:szCs w:val="18"/>
+          <w:shd w:val="clear" w:fill="FFFFFF"/>
+          <w:lang w:val="fr-FR"/>
+        </w:rPr>
+      </w:pPr>
+      <w:r>
+        <w:rPr>
+          <w:rStyle w:val="6"/>
+          <w:rFonts w:hint="default" w:ascii="Consolas" w:hAnsi="Consolas" w:eastAsia="Consolas"/>
+          <w:i w:val="0"/>
+          <w:iCs w:val="0"/>
+          <w:caps w:val="0"/>
+          <w:color w:val="000000"/>
+          <w:spacing w:val="0"/>
+          <w:sz w:val="18"/>
+          <w:szCs w:val="18"/>
+          <w:shd w:val="clear" w:fill="FFFFFF"/>
+          <w:lang w:val="fr-FR"/>
+        </w:rPr>
+        <w:t>apiVersion: kind.x-k8s.io/v1alpha4</w:t>
+      </w:r>
+    </w:p>
+    <w:p>
+      <w:pPr>
+        <w:pStyle w:val="8"/>
+        <w:keepNext w:val="0"/>
+        <w:keepLines w:val="0"/>
+        <w:widowControl/>
+        <w:suppressLineNumbers w:val="0"/>
+        <w:pBdr>
+          <w:top w:val="none" w:color="auto" w:sz="0" w:space="0"/>
+          <w:left w:val="none" w:color="auto" w:sz="0" w:space="0"/>
+          <w:bottom w:val="none" w:color="auto" w:sz="0" w:space="0"/>
+          <w:right w:val="none" w:color="auto" w:sz="0" w:space="0"/>
+        </w:pBdr>
+        <w:shd w:val="clear" w:fill="FFFFFF"/>
+        <w:spacing w:before="0" w:beforeAutospacing="0" w:after="0" w:afterAutospacing="0"/>
+        <w:ind w:left="0" w:right="0" w:firstLine="0"/>
+        <w:rPr>
+          <w:rStyle w:val="6"/>
+          <w:rFonts w:hint="default" w:ascii="Consolas" w:hAnsi="Consolas" w:eastAsia="Consolas"/>
+          <w:i w:val="0"/>
+          <w:iCs w:val="0"/>
+          <w:caps w:val="0"/>
+          <w:color w:val="000000"/>
+          <w:spacing w:val="0"/>
+          <w:sz w:val="18"/>
+          <w:szCs w:val="18"/>
+          <w:shd w:val="clear" w:fill="FFFFFF"/>
+          <w:lang w:val="fr-FR"/>
+        </w:rPr>
+      </w:pPr>
+      <w:r>
+        <w:rPr>
+          <w:rStyle w:val="6"/>
+          <w:rFonts w:hint="default" w:ascii="Consolas" w:hAnsi="Consolas" w:eastAsia="Consolas"/>
+          <w:i w:val="0"/>
+          <w:iCs w:val="0"/>
+          <w:caps w:val="0"/>
+          <w:color w:val="000000"/>
+          <w:spacing w:val="0"/>
+          <w:sz w:val="18"/>
+          <w:szCs w:val="18"/>
+          <w:shd w:val="clear" w:fill="FFFFFF"/>
+          <w:lang w:val="fr-FR"/>
+        </w:rPr>
+        <w:t>nodes:</w:t>
+      </w:r>
+    </w:p>
+    <w:p>
+      <w:pPr>
+        <w:pStyle w:val="8"/>
+        <w:keepNext w:val="0"/>
+        <w:keepLines w:val="0"/>
+        <w:widowControl/>
+        <w:suppressLineNumbers w:val="0"/>
+        <w:pBdr>
+          <w:top w:val="none" w:color="auto" w:sz="0" w:space="0"/>
+          <w:left w:val="none" w:color="auto" w:sz="0" w:space="0"/>
+          <w:bottom w:val="none" w:color="auto" w:sz="0" w:space="0"/>
+          <w:right w:val="none" w:color="auto" w:sz="0" w:space="0"/>
+        </w:pBdr>
+        <w:shd w:val="clear" w:fill="FFFFFF"/>
+        <w:spacing w:before="0" w:beforeAutospacing="0" w:after="0" w:afterAutospacing="0"/>
+        <w:ind w:left="0" w:right="0" w:firstLine="0"/>
+        <w:rPr>
+          <w:rStyle w:val="6"/>
+          <w:rFonts w:hint="default" w:ascii="Consolas" w:hAnsi="Consolas" w:eastAsia="Consolas"/>
+          <w:i w:val="0"/>
+          <w:iCs w:val="0"/>
+          <w:caps w:val="0"/>
+          <w:color w:val="000000"/>
+          <w:spacing w:val="0"/>
+          <w:sz w:val="18"/>
+          <w:szCs w:val="18"/>
+          <w:shd w:val="clear" w:fill="FFFFFF"/>
+          <w:lang w:val="fr-FR"/>
+        </w:rPr>
+      </w:pPr>
+      <w:r>
+        <w:rPr>
+          <w:rStyle w:val="6"/>
+          <w:rFonts w:hint="default" w:ascii="Consolas" w:hAnsi="Consolas" w:eastAsia="Consolas"/>
+          <w:i w:val="0"/>
+          <w:iCs w:val="0"/>
+          <w:caps w:val="0"/>
+          <w:color w:val="000000"/>
+          <w:spacing w:val="0"/>
+          <w:sz w:val="18"/>
+          <w:szCs w:val="18"/>
+          <w:shd w:val="clear" w:fill="FFFFFF"/>
+          <w:lang w:val="fr-FR"/>
+        </w:rPr>
+        <w:t>- role: control-plane</w:t>
+      </w:r>
+    </w:p>
+    <w:p>
+      <w:pPr>
+        <w:pStyle w:val="8"/>
+        <w:keepNext w:val="0"/>
+        <w:keepLines w:val="0"/>
+        <w:widowControl/>
+        <w:suppressLineNumbers w:val="0"/>
+        <w:pBdr>
+          <w:top w:val="none" w:color="auto" w:sz="0" w:space="0"/>
+          <w:left w:val="none" w:color="auto" w:sz="0" w:space="0"/>
+          <w:bottom w:val="none" w:color="auto" w:sz="0" w:space="0"/>
+          <w:right w:val="none" w:color="auto" w:sz="0" w:space="0"/>
+        </w:pBdr>
+        <w:shd w:val="clear" w:fill="FFFFFF"/>
+        <w:spacing w:before="0" w:beforeAutospacing="0" w:after="0" w:afterAutospacing="0"/>
+        <w:ind w:left="0" w:right="0" w:firstLine="0"/>
+        <w:rPr>
+          <w:rStyle w:val="6"/>
+          <w:rFonts w:hint="default" w:ascii="Consolas" w:hAnsi="Consolas" w:eastAsia="Consolas"/>
+          <w:i w:val="0"/>
+          <w:iCs w:val="0"/>
+          <w:caps w:val="0"/>
+          <w:color w:val="000000"/>
+          <w:spacing w:val="0"/>
+          <w:sz w:val="18"/>
+          <w:szCs w:val="18"/>
+          <w:shd w:val="clear" w:fill="FFFFFF"/>
+          <w:lang w:val="fr-FR"/>
+        </w:rPr>
+      </w:pPr>
+      <w:r>
+        <w:rPr>
+          <w:rStyle w:val="6"/>
+          <w:rFonts w:hint="default" w:ascii="Consolas" w:hAnsi="Consolas" w:eastAsia="Consolas"/>
+          <w:i w:val="0"/>
+          <w:iCs w:val="0"/>
+          <w:caps w:val="0"/>
+          <w:color w:val="000000"/>
+          <w:spacing w:val="0"/>
+          <w:sz w:val="18"/>
+          <w:szCs w:val="18"/>
+          <w:shd w:val="clear" w:fill="FFFFFF"/>
+          <w:lang w:val="fr-FR"/>
+        </w:rPr>
+        <w:t>- role: control-plane</w:t>
+      </w:r>
+    </w:p>
+    <w:p>
+      <w:pPr>
+        <w:pStyle w:val="8"/>
+        <w:keepNext w:val="0"/>
+        <w:keepLines w:val="0"/>
+        <w:widowControl/>
+        <w:suppressLineNumbers w:val="0"/>
+        <w:pBdr>
+          <w:top w:val="none" w:color="auto" w:sz="0" w:space="0"/>
+          <w:left w:val="none" w:color="auto" w:sz="0" w:space="0"/>
+          <w:bottom w:val="none" w:color="auto" w:sz="0" w:space="0"/>
+          <w:right w:val="none" w:color="auto" w:sz="0" w:space="0"/>
+        </w:pBdr>
+        <w:shd w:val="clear" w:fill="FFFFFF"/>
+        <w:spacing w:before="0" w:beforeAutospacing="0" w:after="0" w:afterAutospacing="0"/>
+        <w:ind w:left="0" w:right="0" w:firstLine="0"/>
+        <w:rPr>
+          <w:rStyle w:val="6"/>
+          <w:rFonts w:hint="default" w:ascii="Consolas" w:hAnsi="Consolas" w:eastAsia="Consolas"/>
+          <w:i w:val="0"/>
+          <w:iCs w:val="0"/>
+          <w:caps w:val="0"/>
+          <w:color w:val="000000"/>
+          <w:spacing w:val="0"/>
+          <w:sz w:val="18"/>
+          <w:szCs w:val="18"/>
+          <w:shd w:val="clear" w:fill="FFFFFF"/>
+          <w:lang w:val="fr-FR"/>
+        </w:rPr>
+      </w:pPr>
+      <w:r>
+        <w:rPr>
+          <w:rStyle w:val="6"/>
+          <w:rFonts w:hint="default" w:ascii="Consolas" w:hAnsi="Consolas" w:eastAsia="Consolas"/>
+          <w:i w:val="0"/>
+          <w:iCs w:val="0"/>
+          <w:caps w:val="0"/>
+          <w:color w:val="000000"/>
+          <w:spacing w:val="0"/>
+          <w:sz w:val="18"/>
+          <w:szCs w:val="18"/>
+          <w:shd w:val="clear" w:fill="FFFFFF"/>
+          <w:lang w:val="fr-FR"/>
+        </w:rPr>
+        <w:t>- role: control-plane</w:t>
+      </w:r>
+    </w:p>
+    <w:p>
+      <w:pPr>
+        <w:pStyle w:val="8"/>
+        <w:keepNext w:val="0"/>
+        <w:keepLines w:val="0"/>
+        <w:widowControl/>
+        <w:suppressLineNumbers w:val="0"/>
+        <w:pBdr>
+          <w:top w:val="none" w:color="auto" w:sz="0" w:space="0"/>
+          <w:left w:val="none" w:color="auto" w:sz="0" w:space="0"/>
+          <w:bottom w:val="none" w:color="auto" w:sz="0" w:space="0"/>
+          <w:right w:val="none" w:color="auto" w:sz="0" w:space="0"/>
+        </w:pBdr>
+        <w:shd w:val="clear" w:fill="FFFFFF"/>
+        <w:spacing w:before="0" w:beforeAutospacing="0" w:after="0" w:afterAutospacing="0"/>
+        <w:ind w:left="0" w:right="0" w:firstLine="0"/>
+        <w:rPr>
+          <w:rStyle w:val="6"/>
+          <w:rFonts w:hint="default" w:ascii="Consolas" w:hAnsi="Consolas" w:eastAsia="Consolas"/>
+          <w:i w:val="0"/>
+          <w:iCs w:val="0"/>
+          <w:caps w:val="0"/>
+          <w:color w:val="000000"/>
+          <w:spacing w:val="0"/>
+          <w:sz w:val="18"/>
+          <w:szCs w:val="18"/>
+          <w:shd w:val="clear" w:fill="FFFFFF"/>
+          <w:lang w:val="fr-FR"/>
+        </w:rPr>
+      </w:pPr>
+      <w:r>
+        <w:rPr>
+          <w:rStyle w:val="6"/>
+          <w:rFonts w:hint="default" w:ascii="Consolas" w:hAnsi="Consolas" w:eastAsia="Consolas"/>
+          <w:i w:val="0"/>
+          <w:iCs w:val="0"/>
+          <w:caps w:val="0"/>
+          <w:color w:val="000000"/>
+          <w:spacing w:val="0"/>
+          <w:sz w:val="18"/>
+          <w:szCs w:val="18"/>
+          <w:shd w:val="clear" w:fill="FFFFFF"/>
+          <w:lang w:val="fr-FR"/>
+        </w:rPr>
+        <w:t>- role: worker</w:t>
+      </w:r>
+    </w:p>
+    <w:p>
+      <w:pPr>
+        <w:pStyle w:val="8"/>
+        <w:keepNext w:val="0"/>
+        <w:keepLines w:val="0"/>
+        <w:widowControl/>
+        <w:suppressLineNumbers w:val="0"/>
+        <w:pBdr>
+          <w:top w:val="none" w:color="auto" w:sz="0" w:space="0"/>
+          <w:left w:val="none" w:color="auto" w:sz="0" w:space="0"/>
+          <w:bottom w:val="none" w:color="auto" w:sz="0" w:space="0"/>
+          <w:right w:val="none" w:color="auto" w:sz="0" w:space="0"/>
+        </w:pBdr>
+        <w:shd w:val="clear" w:fill="FFFFFF"/>
+        <w:spacing w:before="0" w:beforeAutospacing="0" w:after="0" w:afterAutospacing="0"/>
+        <w:ind w:left="0" w:right="0" w:firstLine="0"/>
+        <w:rPr>
+          <w:rStyle w:val="6"/>
+          <w:rFonts w:hint="default" w:ascii="Consolas" w:hAnsi="Consolas" w:eastAsia="Consolas"/>
+          <w:i w:val="0"/>
+          <w:iCs w:val="0"/>
+          <w:caps w:val="0"/>
+          <w:color w:val="000000"/>
+          <w:spacing w:val="0"/>
+          <w:sz w:val="18"/>
+          <w:szCs w:val="18"/>
+          <w:shd w:val="clear" w:fill="FFFFFF"/>
+          <w:lang w:val="fr-FR"/>
+        </w:rPr>
+      </w:pPr>
+      <w:r>
+        <w:rPr>
+          <w:rStyle w:val="6"/>
+          <w:rFonts w:hint="default" w:ascii="Consolas" w:hAnsi="Consolas" w:eastAsia="Consolas"/>
+          <w:i w:val="0"/>
+          <w:iCs w:val="0"/>
+          <w:caps w:val="0"/>
+          <w:color w:val="000000"/>
+          <w:spacing w:val="0"/>
+          <w:sz w:val="18"/>
+          <w:szCs w:val="18"/>
+          <w:shd w:val="clear" w:fill="FFFFFF"/>
+          <w:lang w:val="fr-FR"/>
+        </w:rPr>
+        <w:t>- role: worker</w:t>
+      </w:r>
+    </w:p>
+    <w:p>
+      <w:pPr>
+        <w:pStyle w:val="8"/>
+        <w:keepNext w:val="0"/>
+        <w:keepLines w:val="0"/>
+        <w:widowControl/>
+        <w:suppressLineNumbers w:val="0"/>
+        <w:pBdr>
+          <w:top w:val="none" w:color="auto" w:sz="0" w:space="0"/>
+          <w:left w:val="none" w:color="auto" w:sz="0" w:space="0"/>
+          <w:bottom w:val="none" w:color="auto" w:sz="0" w:space="0"/>
+          <w:right w:val="none" w:color="auto" w:sz="0" w:space="0"/>
+        </w:pBdr>
+        <w:shd w:val="clear" w:fill="FFFFFF"/>
+        <w:spacing w:before="0" w:beforeAutospacing="0" w:after="0" w:afterAutospacing="0"/>
+        <w:ind w:left="0" w:right="0" w:firstLine="0"/>
+        <w:rPr>
+          <w:rStyle w:val="6"/>
+          <w:rFonts w:hint="default" w:ascii="Consolas" w:hAnsi="Consolas" w:eastAsia="Consolas"/>
+          <w:i w:val="0"/>
+          <w:iCs w:val="0"/>
+          <w:caps w:val="0"/>
+          <w:color w:val="000000"/>
+          <w:spacing w:val="0"/>
+          <w:sz w:val="18"/>
+          <w:szCs w:val="18"/>
+          <w:shd w:val="clear" w:fill="FFFFFF"/>
+          <w:lang w:val="fr-FR"/>
+        </w:rPr>
+      </w:pPr>
+      <w:r>
+        <w:rPr>
+          <w:rStyle w:val="6"/>
+          <w:rFonts w:hint="default" w:ascii="Consolas" w:hAnsi="Consolas" w:eastAsia="Consolas"/>
+          <w:i w:val="0"/>
+          <w:iCs w:val="0"/>
+          <w:caps w:val="0"/>
+          <w:color w:val="000000"/>
+          <w:spacing w:val="0"/>
+          <w:sz w:val="18"/>
+          <w:szCs w:val="18"/>
+          <w:shd w:val="clear" w:fill="FFFFFF"/>
+          <w:lang w:val="fr-FR"/>
+        </w:rPr>
+        <w:t>- role: worker</w:t>
+      </w:r>
+    </w:p>
+    <w:p>
+      <w:pPr>
+        <w:pStyle w:val="8"/>
+        <w:keepNext w:val="0"/>
+        <w:keepLines w:val="0"/>
+        <w:widowControl/>
+        <w:suppressLineNumbers w:val="0"/>
+        <w:pBdr>
+          <w:top w:val="none" w:color="auto" w:sz="0" w:space="0"/>
+          <w:left w:val="none" w:color="auto" w:sz="0" w:space="0"/>
+          <w:bottom w:val="none" w:color="auto" w:sz="0" w:space="0"/>
+          <w:right w:val="none" w:color="auto" w:sz="0" w:space="0"/>
+        </w:pBdr>
+        <w:shd w:val="clear" w:fill="FFFFFF"/>
+        <w:spacing w:before="0" w:beforeAutospacing="0" w:after="0" w:afterAutospacing="0"/>
+        <w:ind w:left="0" w:right="0" w:firstLine="0"/>
+        <w:rPr>
+          <w:rStyle w:val="6"/>
+          <w:rFonts w:hint="default" w:ascii="Consolas" w:hAnsi="Consolas" w:eastAsia="Consolas"/>
+          <w:i w:val="0"/>
+          <w:iCs w:val="0"/>
+          <w:caps w:val="0"/>
+          <w:color w:val="000000"/>
+          <w:spacing w:val="0"/>
+          <w:sz w:val="18"/>
+          <w:szCs w:val="18"/>
+          <w:shd w:val="clear" w:fill="FFFFFF"/>
+          <w:lang w:val="fr-FR"/>
+        </w:rPr>
+      </w:pPr>
+      <w:r>
+        <w:rPr>
+          <w:rStyle w:val="6"/>
+          <w:rFonts w:hint="default" w:ascii="Consolas" w:hAnsi="Consolas" w:eastAsia="Consolas"/>
+          <w:i w:val="0"/>
+          <w:iCs w:val="0"/>
+          <w:caps w:val="0"/>
+          <w:color w:val="000000"/>
+          <w:spacing w:val="0"/>
+          <w:sz w:val="18"/>
+          <w:szCs w:val="18"/>
+          <w:shd w:val="clear" w:fill="FFFFFF"/>
+          <w:lang w:val="fr-FR"/>
+        </w:rPr>
+        <w:t>- role: worker</w:t>
+      </w:r>
+    </w:p>
+    <w:p>
+      <w:pPr>
+        <w:pStyle w:val="8"/>
+        <w:keepNext w:val="0"/>
+        <w:keepLines w:val="0"/>
+        <w:widowControl/>
+        <w:suppressLineNumbers w:val="0"/>
+        <w:pBdr>
+          <w:top w:val="none" w:color="auto" w:sz="0" w:space="0"/>
+          <w:left w:val="none" w:color="auto" w:sz="0" w:space="0"/>
+          <w:bottom w:val="none" w:color="auto" w:sz="0" w:space="0"/>
+          <w:right w:val="none" w:color="auto" w:sz="0" w:space="0"/>
+        </w:pBdr>
+        <w:shd w:val="clear" w:fill="FFFFFF"/>
+        <w:spacing w:before="0" w:beforeAutospacing="0" w:after="0" w:afterAutospacing="0"/>
+        <w:ind w:left="0" w:right="0" w:firstLine="0"/>
+        <w:rPr>
+          <w:rStyle w:val="6"/>
+          <w:rFonts w:hint="default" w:ascii="Consolas" w:hAnsi="Consolas" w:eastAsia="Consolas"/>
+          <w:i w:val="0"/>
+          <w:iCs w:val="0"/>
+          <w:caps w:val="0"/>
+          <w:color w:val="000000"/>
+          <w:spacing w:val="0"/>
+          <w:sz w:val="18"/>
+          <w:szCs w:val="18"/>
+          <w:shd w:val="clear" w:fill="FFFFFF"/>
+          <w:lang w:val="fr-FR"/>
+        </w:rPr>
+      </w:pPr>
+      <w:r>
+        <w:rPr>
+          <w:rStyle w:val="6"/>
+          <w:rFonts w:hint="default" w:ascii="Consolas" w:hAnsi="Consolas" w:eastAsia="Consolas"/>
+          <w:i w:val="0"/>
+          <w:iCs w:val="0"/>
+          <w:caps w:val="0"/>
+          <w:color w:val="000000"/>
+          <w:spacing w:val="0"/>
+          <w:sz w:val="18"/>
+          <w:szCs w:val="18"/>
+          <w:shd w:val="clear" w:fill="FFFFFF"/>
+          <w:lang w:val="fr-FR"/>
+        </w:rPr>
+        <w:t>- role: worker</w:t>
+      </w:r>
+    </w:p>
+    <w:p>
+      <w:pPr>
+        <w:pStyle w:val="8"/>
+        <w:keepNext w:val="0"/>
+        <w:keepLines w:val="0"/>
+        <w:widowControl/>
+        <w:suppressLineNumbers w:val="0"/>
+        <w:pBdr>
+          <w:top w:val="none" w:color="auto" w:sz="0" w:space="0"/>
+          <w:left w:val="none" w:color="auto" w:sz="0" w:space="0"/>
+          <w:bottom w:val="none" w:color="auto" w:sz="0" w:space="0"/>
+          <w:right w:val="none" w:color="auto" w:sz="0" w:space="0"/>
+        </w:pBdr>
+        <w:shd w:val="clear" w:fill="FFFFFF"/>
+        <w:spacing w:before="0" w:beforeAutospacing="0" w:after="0" w:afterAutospacing="0"/>
+        <w:ind w:left="0" w:right="0" w:firstLine="0"/>
+        <w:rPr>
+          <w:rStyle w:val="6"/>
+          <w:rFonts w:hint="default" w:ascii="Consolas" w:hAnsi="Consolas" w:eastAsia="Consolas"/>
+          <w:i w:val="0"/>
+          <w:iCs w:val="0"/>
+          <w:caps w:val="0"/>
+          <w:color w:val="000000"/>
+          <w:spacing w:val="0"/>
+          <w:sz w:val="18"/>
+          <w:szCs w:val="18"/>
+          <w:shd w:val="clear" w:fill="FFFFFF"/>
+          <w:lang w:val="fr-FR"/>
+        </w:rPr>
+      </w:pPr>
+      <w:r>
+        <w:rPr>
+          <w:rStyle w:val="6"/>
+          <w:rFonts w:hint="default" w:ascii="Consolas" w:hAnsi="Consolas" w:eastAsia="Consolas"/>
+          <w:i w:val="0"/>
+          <w:iCs w:val="0"/>
+          <w:caps w:val="0"/>
+          <w:color w:val="000000"/>
+          <w:spacing w:val="0"/>
+          <w:sz w:val="18"/>
+          <w:szCs w:val="18"/>
+          <w:shd w:val="clear" w:fill="FFFFFF"/>
+          <w:lang w:val="fr-FR"/>
+        </w:rPr>
+        <w:t>- role: worker</w:t>
+      </w:r>
+    </w:p>
+    <w:p>
+      <w:pPr>
+        <w:pStyle w:val="8"/>
+        <w:keepNext w:val="0"/>
+        <w:keepLines w:val="0"/>
+        <w:widowControl/>
+        <w:suppressLineNumbers w:val="0"/>
+        <w:pBdr>
+          <w:top w:val="none" w:color="auto" w:sz="0" w:space="0"/>
+          <w:left w:val="none" w:color="auto" w:sz="0" w:space="0"/>
+          <w:bottom w:val="none" w:color="auto" w:sz="0" w:space="0"/>
+          <w:right w:val="none" w:color="auto" w:sz="0" w:space="0"/>
+        </w:pBdr>
+        <w:shd w:val="clear" w:fill="FFFFFF"/>
+        <w:spacing w:before="0" w:beforeAutospacing="0" w:after="0" w:afterAutospacing="0"/>
+        <w:ind w:left="0" w:right="0" w:firstLine="0"/>
+        <w:rPr>
+          <w:rStyle w:val="6"/>
+          <w:rFonts w:hint="default" w:ascii="Consolas" w:hAnsi="Consolas" w:eastAsia="Consolas"/>
+          <w:i w:val="0"/>
+          <w:iCs w:val="0"/>
+          <w:caps w:val="0"/>
+          <w:color w:val="000000"/>
+          <w:spacing w:val="0"/>
+          <w:sz w:val="18"/>
+          <w:szCs w:val="18"/>
+          <w:shd w:val="clear" w:fill="FFFFFF"/>
+          <w:lang w:val="fr-FR"/>
+        </w:rPr>
+      </w:pPr>
+    </w:p>
+    <w:p>
+      <w:pPr>
+        <w:pStyle w:val="8"/>
+        <w:keepNext w:val="0"/>
+        <w:keepLines w:val="0"/>
+        <w:widowControl/>
+        <w:suppressLineNumbers w:val="0"/>
+        <w:pBdr>
+          <w:top w:val="none" w:color="auto" w:sz="0" w:space="0"/>
+          <w:left w:val="none" w:color="auto" w:sz="0" w:space="0"/>
+          <w:bottom w:val="none" w:color="auto" w:sz="0" w:space="0"/>
+          <w:right w:val="none" w:color="auto" w:sz="0" w:space="0"/>
+        </w:pBdr>
+        <w:shd w:val="clear" w:fill="FFFFFF"/>
+        <w:spacing w:before="0" w:beforeAutospacing="0" w:after="0" w:afterAutospacing="0"/>
+        <w:ind w:left="0" w:right="0" w:firstLine="0"/>
+        <w:rPr>
+          <w:rStyle w:val="6"/>
+          <w:rFonts w:hint="default" w:ascii="Consolas" w:hAnsi="Consolas" w:eastAsia="Consolas"/>
+          <w:i w:val="0"/>
+          <w:iCs w:val="0"/>
+          <w:caps w:val="0"/>
+          <w:color w:val="000000"/>
+          <w:spacing w:val="0"/>
+          <w:sz w:val="18"/>
+          <w:szCs w:val="18"/>
+          <w:shd w:val="clear" w:fill="FFFFFF"/>
+          <w:lang w:val="fr-FR"/>
+        </w:rPr>
+      </w:pPr>
+      <w:r>
+        <w:rPr>
+          <w:rStyle w:val="6"/>
+          <w:rFonts w:hint="default" w:ascii="Consolas" w:hAnsi="Consolas" w:eastAsia="Consolas"/>
+          <w:i w:val="0"/>
+          <w:iCs w:val="0"/>
+          <w:color w:val="000000"/>
+          <w:spacing w:val="0"/>
+          <w:sz w:val="18"/>
+          <w:szCs w:val="18"/>
+          <w:shd w:val="clear" w:fill="FFFFFF"/>
+          <w:lang w:val="fr-FR"/>
+        </w:rPr>
+        <w:t>N</w:t>
+      </w:r>
+      <w:r>
+        <w:rPr>
+          <w:rStyle w:val="6"/>
+          <w:rFonts w:hint="default" w:ascii="Consolas" w:hAnsi="Consolas" w:eastAsia="Consolas"/>
+          <w:b/>
+          <w:bCs/>
+          <w:i w:val="0"/>
+          <w:iCs w:val="0"/>
+          <w:caps w:val="0"/>
+          <w:color w:val="C00000"/>
+          <w:spacing w:val="0"/>
+          <w:sz w:val="18"/>
+          <w:szCs w:val="18"/>
+          <w:shd w:val="clear" w:fill="FFFFFF"/>
+          <w:lang w:val="fr-FR"/>
+        </w:rPr>
+        <w:t>ow create 9 nodes in cluster with kind</w:t>
+      </w:r>
+      <w:r>
+        <w:rPr>
+          <w:rStyle w:val="6"/>
+          <w:rFonts w:hint="default" w:ascii="Consolas" w:hAnsi="Consolas" w:eastAsia="Consolas"/>
+          <w:b/>
+          <w:bCs/>
+          <w:i w:val="0"/>
+          <w:iCs w:val="0"/>
+          <w:caps w:val="0"/>
+          <w:color w:val="000000"/>
+          <w:spacing w:val="0"/>
+          <w:sz w:val="18"/>
+          <w:szCs w:val="18"/>
+          <w:shd w:val="clear" w:fill="FFFFFF"/>
+          <w:lang w:val="fr-FR"/>
+        </w:rPr>
+        <w:t>:</w:t>
+      </w:r>
+      <w:r>
+        <w:rPr>
+          <w:rStyle w:val="6"/>
+          <w:rFonts w:hint="default" w:ascii="Consolas" w:hAnsi="Consolas" w:eastAsia="Consolas"/>
+          <w:i w:val="0"/>
+          <w:iCs w:val="0"/>
+          <w:caps w:val="0"/>
+          <w:color w:val="000000"/>
+          <w:spacing w:val="0"/>
+          <w:sz w:val="18"/>
+          <w:szCs w:val="18"/>
+          <w:shd w:val="clear" w:fill="FFFFFF"/>
+          <w:lang w:val="fr-FR"/>
+        </w:rPr>
+        <w:t xml:space="preserve"> kind create cluster --name 9-node-cluster --config=</w:t>
+      </w:r>
+      <w:r>
+        <w:rPr>
+          <w:rStyle w:val="6"/>
+          <w:rFonts w:hint="default" w:ascii="Consolas" w:hAnsi="Consolas" w:eastAsia="Consolas"/>
+          <w:b/>
+          <w:bCs/>
+          <w:i w:val="0"/>
+          <w:iCs w:val="0"/>
+          <w:caps w:val="0"/>
+          <w:color w:val="000000"/>
+          <w:spacing w:val="0"/>
+          <w:sz w:val="18"/>
+          <w:szCs w:val="18"/>
+          <w:shd w:val="clear" w:fill="FFFFFF"/>
+          <w:lang w:val="fr-FR"/>
+        </w:rPr>
+        <w:t>multi-node-k8s-cluster.yaml</w:t>
+      </w:r>
+    </w:p>
+    <w:p>
+      <w:pPr>
+        <w:pStyle w:val="8"/>
+        <w:keepNext w:val="0"/>
+        <w:keepLines w:val="0"/>
+        <w:widowControl/>
+        <w:suppressLineNumbers w:val="0"/>
+        <w:pBdr>
+          <w:top w:val="none" w:color="auto" w:sz="0" w:space="0"/>
+          <w:left w:val="none" w:color="auto" w:sz="0" w:space="0"/>
+          <w:bottom w:val="none" w:color="auto" w:sz="0" w:space="0"/>
+          <w:right w:val="none" w:color="auto" w:sz="0" w:space="0"/>
+        </w:pBdr>
+        <w:shd w:val="clear" w:fill="FFFFFF"/>
+        <w:spacing w:before="0" w:beforeAutospacing="0" w:after="0" w:afterAutospacing="0"/>
+        <w:ind w:left="0" w:right="0" w:firstLine="0"/>
+        <w:rPr>
+          <w:rStyle w:val="6"/>
+          <w:rFonts w:hint="default" w:ascii="Consolas" w:hAnsi="Consolas" w:eastAsia="Consolas" w:cs="Consolas"/>
+          <w:i w:val="0"/>
+          <w:iCs w:val="0"/>
+          <w:caps w:val="0"/>
+          <w:color w:val="000000"/>
+          <w:spacing w:val="0"/>
+          <w:sz w:val="18"/>
+          <w:szCs w:val="18"/>
+          <w:shd w:val="clear" w:fill="FFFFFF"/>
+          <w:lang w:val="fr-FR"/>
+        </w:rPr>
+      </w:pPr>
+      <w:r>
+        <w:rPr>
+          <w:rStyle w:val="6"/>
+          <w:rFonts w:hint="default" w:ascii="Consolas" w:hAnsi="Consolas" w:eastAsia="Consolas" w:cs="Consolas"/>
+          <w:i w:val="0"/>
+          <w:iCs w:val="0"/>
+          <w:color w:val="000000"/>
+          <w:spacing w:val="0"/>
+          <w:sz w:val="18"/>
+          <w:szCs w:val="18"/>
+          <w:shd w:val="clear" w:fill="FFFFFF"/>
+          <w:lang w:val="fr-FR"/>
+        </w:rPr>
+        <w:t>N</w:t>
+      </w:r>
+      <w:r>
+        <w:rPr>
+          <w:rStyle w:val="6"/>
+          <w:rFonts w:hint="default" w:ascii="Consolas" w:hAnsi="Consolas" w:eastAsia="Consolas" w:cs="Consolas"/>
+          <w:i w:val="0"/>
+          <w:iCs w:val="0"/>
+          <w:caps w:val="0"/>
+          <w:color w:val="000000"/>
+          <w:spacing w:val="0"/>
+          <w:sz w:val="18"/>
+          <w:szCs w:val="18"/>
+          <w:shd w:val="clear" w:fill="FFFFFF"/>
+          <w:lang w:val="fr-FR"/>
+        </w:rPr>
+        <w:t xml:space="preserve">ote : cluster name must be </w:t>
+      </w:r>
+      <w:r>
+        <w:rPr>
+          <w:rStyle w:val="6"/>
+          <w:rFonts w:hint="default" w:ascii="Consolas" w:hAnsi="Consolas" w:eastAsia="Consolas"/>
+          <w:i w:val="0"/>
+          <w:iCs w:val="0"/>
+          <w:caps w:val="0"/>
+          <w:color w:val="000000"/>
+          <w:spacing w:val="0"/>
+          <w:sz w:val="18"/>
+          <w:szCs w:val="18"/>
+          <w:shd w:val="clear" w:fill="FFFFFF"/>
+          <w:lang w:val="fr-FR"/>
+        </w:rPr>
+        <w:t>multi-node-k8s-cluster.yaml is constant</w:t>
+      </w:r>
+    </w:p>
+    <w:p>
+      <w:pPr>
+        <w:pStyle w:val="8"/>
+        <w:keepNext w:val="0"/>
+        <w:keepLines w:val="0"/>
+        <w:widowControl/>
+        <w:suppressLineNumbers w:val="0"/>
+        <w:pBdr>
+          <w:top w:val="none" w:color="auto" w:sz="0" w:space="0"/>
+          <w:left w:val="none" w:color="auto" w:sz="0" w:space="0"/>
+          <w:bottom w:val="none" w:color="auto" w:sz="0" w:space="0"/>
+          <w:right w:val="none" w:color="auto" w:sz="0" w:space="0"/>
+        </w:pBdr>
+        <w:shd w:val="clear" w:fill="FFFFFF"/>
+        <w:spacing w:before="0" w:beforeAutospacing="0" w:after="0" w:afterAutospacing="0"/>
+        <w:ind w:left="0" w:right="0" w:firstLine="0"/>
+        <w:rPr>
+          <w:rStyle w:val="6"/>
+          <w:rFonts w:hint="default" w:ascii="Consolas" w:hAnsi="Consolas" w:eastAsia="Consolas" w:cs="Consolas"/>
+          <w:i w:val="0"/>
+          <w:iCs w:val="0"/>
+          <w:caps w:val="0"/>
+          <w:color w:val="000000"/>
+          <w:spacing w:val="0"/>
+          <w:sz w:val="18"/>
+          <w:szCs w:val="18"/>
+          <w:shd w:val="clear" w:fill="FFFFFF"/>
+          <w:lang w:val="fr-FR"/>
+        </w:rPr>
+      </w:pPr>
+      <w:r>
+        <w:rPr>
+          <w:rStyle w:val="6"/>
+          <w:rFonts w:hint="default" w:ascii="Consolas" w:hAnsi="Consolas" w:eastAsia="Consolas" w:cs="Consolas"/>
+          <w:i w:val="0"/>
+          <w:iCs w:val="0"/>
+          <w:color w:val="000000"/>
+          <w:spacing w:val="0"/>
+          <w:sz w:val="18"/>
+          <w:szCs w:val="18"/>
+          <w:shd w:val="clear" w:fill="FFFFFF"/>
+          <w:lang w:val="fr-FR"/>
+        </w:rPr>
+        <w:t>C</w:t>
+      </w:r>
+      <w:r>
+        <w:rPr>
+          <w:rStyle w:val="6"/>
+          <w:rFonts w:hint="default" w:ascii="Consolas" w:hAnsi="Consolas" w:eastAsia="Consolas" w:cs="Consolas"/>
+          <w:i w:val="0"/>
+          <w:iCs w:val="0"/>
+          <w:caps w:val="0"/>
+          <w:color w:val="000000"/>
+          <w:spacing w:val="0"/>
+          <w:sz w:val="18"/>
+          <w:szCs w:val="18"/>
+          <w:shd w:val="clear" w:fill="FFFFFF"/>
+          <w:lang w:val="fr-FR"/>
+        </w:rPr>
+        <w:t>heck all nodes: kubectl get nodes</w:t>
+      </w:r>
+    </w:p>
+    <w:p>
+      <w:pPr>
+        <w:pStyle w:val="8"/>
+        <w:keepNext w:val="0"/>
+        <w:keepLines w:val="0"/>
+        <w:widowControl/>
+        <w:suppressLineNumbers w:val="0"/>
+        <w:pBdr>
+          <w:top w:val="none" w:color="auto" w:sz="0" w:space="0"/>
+          <w:left w:val="none" w:color="auto" w:sz="0" w:space="0"/>
+          <w:bottom w:val="none" w:color="auto" w:sz="0" w:space="0"/>
+          <w:right w:val="none" w:color="auto" w:sz="0" w:space="0"/>
+        </w:pBdr>
+        <w:shd w:val="clear" w:fill="FFFFFF"/>
+        <w:spacing w:before="0" w:beforeAutospacing="0" w:after="0" w:afterAutospacing="0"/>
+        <w:ind w:left="0" w:right="0" w:firstLine="0"/>
+        <w:rPr>
+          <w:rStyle w:val="6"/>
+          <w:rFonts w:hint="default" w:ascii="Consolas" w:hAnsi="Consolas" w:eastAsia="Consolas" w:cs="Consolas"/>
+          <w:i w:val="0"/>
+          <w:iCs w:val="0"/>
+          <w:caps w:val="0"/>
+          <w:color w:val="000000"/>
+          <w:spacing w:val="0"/>
+          <w:sz w:val="18"/>
+          <w:szCs w:val="18"/>
+          <w:shd w:val="clear" w:fill="FFFFFF"/>
+          <w:lang w:val="fr-FR"/>
+        </w:rPr>
+      </w:pPr>
+      <w:r>
+        <w:rPr>
+          <w:rStyle w:val="6"/>
+          <w:rFonts w:hint="default" w:ascii="Consolas" w:hAnsi="Consolas" w:eastAsia="Consolas" w:cs="Consolas"/>
+          <w:i w:val="0"/>
+          <w:iCs w:val="0"/>
+          <w:color w:val="000000"/>
+          <w:spacing w:val="0"/>
+          <w:sz w:val="18"/>
+          <w:szCs w:val="18"/>
+          <w:shd w:val="clear" w:fill="FFFFFF"/>
+          <w:lang w:val="fr-FR"/>
+        </w:rPr>
+        <w:t>F</w:t>
+      </w:r>
+      <w:r>
+        <w:rPr>
+          <w:rStyle w:val="6"/>
+          <w:rFonts w:hint="default" w:ascii="Consolas" w:hAnsi="Consolas" w:eastAsia="Consolas" w:cs="Consolas"/>
+          <w:i w:val="0"/>
+          <w:iCs w:val="0"/>
+          <w:caps w:val="0"/>
+          <w:color w:val="000000"/>
+          <w:spacing w:val="0"/>
+          <w:sz w:val="18"/>
+          <w:szCs w:val="18"/>
+          <w:shd w:val="clear" w:fill="FFFFFF"/>
+          <w:lang w:val="fr-FR"/>
+        </w:rPr>
+        <w:t>ind all cluster: kind get clusters</w:t>
+      </w:r>
+    </w:p>
+    <w:p>
+      <w:pPr>
+        <w:pStyle w:val="8"/>
+        <w:keepNext w:val="0"/>
+        <w:keepLines w:val="0"/>
+        <w:widowControl/>
+        <w:suppressLineNumbers w:val="0"/>
+        <w:pBdr>
+          <w:top w:val="none" w:color="auto" w:sz="0" w:space="0"/>
+          <w:left w:val="none" w:color="auto" w:sz="0" w:space="0"/>
+          <w:bottom w:val="none" w:color="auto" w:sz="0" w:space="0"/>
+          <w:right w:val="none" w:color="auto" w:sz="0" w:space="0"/>
+        </w:pBdr>
+        <w:shd w:val="clear" w:fill="FFFFFF"/>
+        <w:spacing w:before="0" w:beforeAutospacing="0" w:after="0" w:afterAutospacing="0"/>
+        <w:ind w:left="0" w:right="0" w:firstLine="0"/>
+        <w:rPr>
+          <w:rStyle w:val="6"/>
+          <w:rFonts w:hint="default" w:ascii="Consolas" w:hAnsi="Consolas" w:eastAsia="Consolas" w:cs="Consolas"/>
+          <w:i w:val="0"/>
+          <w:iCs w:val="0"/>
+          <w:caps w:val="0"/>
+          <w:color w:val="000000"/>
+          <w:spacing w:val="0"/>
+          <w:sz w:val="18"/>
+          <w:szCs w:val="18"/>
+          <w:shd w:val="clear" w:fill="FFFFFF"/>
+          <w:lang w:val="fr-FR"/>
+        </w:rPr>
+      </w:pPr>
+      <w:r>
+        <w:rPr>
+          <w:rStyle w:val="6"/>
+          <w:rFonts w:hint="default" w:ascii="Consolas" w:hAnsi="Consolas" w:eastAsia="Consolas" w:cs="Consolas"/>
+          <w:i w:val="0"/>
+          <w:iCs w:val="0"/>
+          <w:color w:val="000000"/>
+          <w:spacing w:val="0"/>
+          <w:sz w:val="18"/>
+          <w:szCs w:val="18"/>
+          <w:shd w:val="clear" w:fill="FFFFFF"/>
+          <w:lang w:val="fr-FR"/>
+        </w:rPr>
+        <w:t>N</w:t>
+      </w:r>
+      <w:r>
+        <w:rPr>
+          <w:rStyle w:val="6"/>
+          <w:rFonts w:hint="default" w:ascii="Consolas" w:hAnsi="Consolas" w:eastAsia="Consolas" w:cs="Consolas"/>
+          <w:i w:val="0"/>
+          <w:iCs w:val="0"/>
+          <w:caps w:val="0"/>
+          <w:color w:val="000000"/>
+          <w:spacing w:val="0"/>
+          <w:sz w:val="18"/>
+          <w:szCs w:val="18"/>
+          <w:shd w:val="clear" w:fill="FFFFFF"/>
+          <w:lang w:val="fr-FR"/>
+        </w:rPr>
+        <w:t>ote : accually it will create docker container, check: docker ps</w:t>
+      </w:r>
+    </w:p>
+    <w:p>
+      <w:pPr>
+        <w:pStyle w:val="8"/>
+        <w:keepNext w:val="0"/>
+        <w:keepLines w:val="0"/>
+        <w:widowControl/>
+        <w:suppressLineNumbers w:val="0"/>
+        <w:pBdr>
+          <w:top w:val="none" w:color="auto" w:sz="0" w:space="0"/>
+          <w:left w:val="none" w:color="auto" w:sz="0" w:space="0"/>
+          <w:bottom w:val="none" w:color="auto" w:sz="0" w:space="0"/>
+          <w:right w:val="none" w:color="auto" w:sz="0" w:space="0"/>
+        </w:pBdr>
+        <w:shd w:val="clear" w:fill="FFFFFF"/>
+        <w:spacing w:before="0" w:beforeAutospacing="0" w:after="0" w:afterAutospacing="0"/>
+        <w:ind w:left="0" w:right="0" w:firstLine="0"/>
+        <w:rPr>
+          <w:rStyle w:val="6"/>
+          <w:rFonts w:hint="default" w:ascii="Consolas" w:hAnsi="Consolas" w:eastAsia="Consolas" w:cs="Consolas"/>
+          <w:i w:val="0"/>
+          <w:iCs w:val="0"/>
+          <w:caps w:val="0"/>
+          <w:color w:val="000000"/>
+          <w:spacing w:val="0"/>
+          <w:sz w:val="18"/>
+          <w:szCs w:val="18"/>
+          <w:shd w:val="clear" w:fill="FFFFFF"/>
+          <w:lang w:val="fr-FR"/>
+        </w:rPr>
+      </w:pPr>
+    </w:p>
+    <w:p>
+      <w:pPr>
+        <w:pStyle w:val="8"/>
+        <w:keepNext w:val="0"/>
+        <w:keepLines w:val="0"/>
+        <w:widowControl/>
+        <w:suppressLineNumbers w:val="0"/>
+        <w:pBdr>
+          <w:top w:val="none" w:color="auto" w:sz="0" w:space="0"/>
+          <w:left w:val="none" w:color="auto" w:sz="0" w:space="0"/>
+          <w:bottom w:val="none" w:color="auto" w:sz="0" w:space="0"/>
+          <w:right w:val="none" w:color="auto" w:sz="0" w:space="0"/>
+        </w:pBdr>
+        <w:shd w:val="clear" w:fill="FFFFFF"/>
+        <w:spacing w:before="0" w:beforeAutospacing="0" w:after="0" w:afterAutospacing="0"/>
+        <w:ind w:left="0" w:right="0" w:firstLine="0"/>
+        <w:rPr>
+          <w:rStyle w:val="6"/>
+          <w:rFonts w:hint="default" w:ascii="Consolas" w:hAnsi="Consolas" w:eastAsia="Consolas" w:cs="Consolas"/>
+          <w:b/>
+          <w:bCs/>
+          <w:i w:val="0"/>
+          <w:iCs w:val="0"/>
+          <w:caps w:val="0"/>
+          <w:color w:val="000000"/>
+          <w:spacing w:val="0"/>
+          <w:sz w:val="18"/>
+          <w:szCs w:val="18"/>
+          <w:shd w:val="clear" w:fill="FFFFFF"/>
+          <w:lang w:val="fr-FR"/>
+        </w:rPr>
+      </w:pPr>
+      <w:r>
+        <w:rPr>
+          <w:rStyle w:val="6"/>
+          <w:rFonts w:hint="default" w:ascii="Consolas" w:hAnsi="Consolas" w:eastAsia="Consolas" w:cs="Consolas"/>
+          <w:b/>
+          <w:bCs/>
+          <w:i w:val="0"/>
+          <w:iCs w:val="0"/>
+          <w:color w:val="000000"/>
+          <w:spacing w:val="0"/>
+          <w:sz w:val="18"/>
+          <w:szCs w:val="18"/>
+          <w:shd w:val="clear" w:fill="FFFFFF"/>
+          <w:lang w:val="fr-FR"/>
+        </w:rPr>
+        <w:t>N</w:t>
+      </w:r>
+      <w:r>
+        <w:rPr>
+          <w:rStyle w:val="6"/>
+          <w:rFonts w:hint="default" w:ascii="Consolas" w:hAnsi="Consolas" w:eastAsia="Consolas" w:cs="Consolas"/>
+          <w:b/>
+          <w:bCs/>
+          <w:i w:val="0"/>
+          <w:iCs w:val="0"/>
+          <w:caps w:val="0"/>
+          <w:color w:val="000000"/>
+          <w:spacing w:val="0"/>
+          <w:sz w:val="18"/>
+          <w:szCs w:val="18"/>
+          <w:shd w:val="clear" w:fill="FFFFFF"/>
+          <w:lang w:val="fr-FR"/>
+        </w:rPr>
+        <w:t>ow create deployment or pod or replica</w:t>
+      </w:r>
+    </w:p>
+    <w:p>
+      <w:pPr>
+        <w:keepNext w:val="0"/>
+        <w:keepLines w:val="0"/>
+        <w:widowControl/>
+        <w:suppressLineNumbers w:val="0"/>
+        <w:shd w:val="clear" w:fill="FFFFFF"/>
+        <w:spacing w:line="288" w:lineRule="atLeast"/>
+        <w:jc w:val="left"/>
+        <w:rPr>
+          <w:rFonts w:ascii="Consolas" w:hAnsi="Consolas" w:eastAsia="Consolas" w:cs="Consolas"/>
+          <w:b w:val="0"/>
+          <w:bCs w:val="0"/>
+          <w:color w:val="3B3B3B"/>
+          <w:sz w:val="21"/>
+          <w:szCs w:val="21"/>
+        </w:rPr>
+      </w:pPr>
+      <w:r>
+        <w:rPr>
+          <w:rStyle w:val="6"/>
+          <w:rFonts w:hint="default" w:ascii="Consolas" w:hAnsi="Consolas" w:eastAsia="Consolas" w:cs="Consolas"/>
+          <w:i w:val="0"/>
+          <w:iCs w:val="0"/>
+          <w:color w:val="000000"/>
+          <w:spacing w:val="0"/>
+          <w:sz w:val="18"/>
+          <w:szCs w:val="18"/>
+          <w:shd w:val="clear" w:fill="FFFFFF"/>
+          <w:lang w:val="fr-FR"/>
+        </w:rPr>
+        <w:t>R</w:t>
+      </w:r>
+      <w:r>
+        <w:rPr>
+          <w:rStyle w:val="6"/>
+          <w:rFonts w:hint="default" w:ascii="Consolas" w:hAnsi="Consolas" w:eastAsia="Consolas" w:cs="Consolas"/>
+          <w:i w:val="0"/>
+          <w:iCs w:val="0"/>
+          <w:caps w:val="0"/>
+          <w:color w:val="000000"/>
+          <w:spacing w:val="0"/>
+          <w:sz w:val="18"/>
+          <w:szCs w:val="18"/>
+          <w:shd w:val="clear" w:fill="FFFFFF"/>
+          <w:lang w:val="fr-FR"/>
+        </w:rPr>
+        <w:t xml:space="preserve">eplica: </w:t>
+      </w:r>
+      <w:r>
+        <w:rPr>
+          <w:rFonts w:hint="default" w:ascii="Consolas" w:hAnsi="Consolas" w:eastAsia="Consolas" w:cs="Consolas"/>
+          <w:b w:val="0"/>
+          <w:bCs w:val="0"/>
+          <w:color w:val="800000"/>
+          <w:kern w:val="0"/>
+          <w:sz w:val="21"/>
+          <w:szCs w:val="21"/>
+          <w:shd w:val="clear" w:fill="FFFFFF"/>
+          <w:lang w:val="en-US" w:eastAsia="zh-CN" w:bidi="ar"/>
+        </w:rPr>
+        <w:t>apiVersion</w:t>
+      </w:r>
+      <w:r>
+        <w:rPr>
+          <w:rFonts w:hint="default" w:ascii="Consolas" w:hAnsi="Consolas" w:eastAsia="Consolas" w:cs="Consolas"/>
+          <w:b w:val="0"/>
+          <w:bCs w:val="0"/>
+          <w:color w:val="3B3B3B"/>
+          <w:kern w:val="0"/>
+          <w:sz w:val="21"/>
+          <w:szCs w:val="21"/>
+          <w:shd w:val="clear" w:fill="FFFFFF"/>
+          <w:lang w:val="en-US" w:eastAsia="zh-CN" w:bidi="ar"/>
+        </w:rPr>
+        <w:t xml:space="preserve">: </w:t>
+      </w:r>
+      <w:r>
+        <w:rPr>
+          <w:rFonts w:hint="default" w:ascii="Consolas" w:hAnsi="Consolas" w:eastAsia="Consolas" w:cs="Consolas"/>
+          <w:b w:val="0"/>
+          <w:bCs w:val="0"/>
+          <w:color w:val="0000FF"/>
+          <w:kern w:val="0"/>
+          <w:sz w:val="21"/>
+          <w:szCs w:val="21"/>
+          <w:shd w:val="clear" w:fill="FFFFFF"/>
+          <w:lang w:val="en-US" w:eastAsia="zh-CN" w:bidi="ar"/>
+        </w:rPr>
+        <w:t>apps/v1</w:t>
+      </w:r>
+    </w:p>
+    <w:p>
+      <w:pPr>
+        <w:keepNext w:val="0"/>
+        <w:keepLines w:val="0"/>
+        <w:widowControl/>
+        <w:suppressLineNumbers w:val="0"/>
+        <w:shd w:val="clear" w:fill="FFFFFF"/>
+        <w:spacing w:line="288" w:lineRule="atLeast"/>
+        <w:jc w:val="left"/>
+        <w:rPr>
+          <w:rFonts w:hint="default" w:ascii="Consolas" w:hAnsi="Consolas" w:eastAsia="Consolas" w:cs="Consolas"/>
+          <w:b w:val="0"/>
+          <w:bCs w:val="0"/>
+          <w:color w:val="3B3B3B"/>
+          <w:sz w:val="21"/>
+          <w:szCs w:val="21"/>
+        </w:rPr>
+      </w:pPr>
+      <w:r>
+        <w:rPr>
+          <w:rFonts w:hint="default" w:ascii="Consolas" w:hAnsi="Consolas" w:eastAsia="Consolas" w:cs="Consolas"/>
+          <w:b w:val="0"/>
+          <w:bCs w:val="0"/>
+          <w:color w:val="800000"/>
+          <w:kern w:val="0"/>
+          <w:sz w:val="21"/>
+          <w:szCs w:val="21"/>
+          <w:shd w:val="clear" w:fill="FFFFFF"/>
+          <w:lang w:val="en-US" w:eastAsia="zh-CN" w:bidi="ar"/>
+        </w:rPr>
+        <w:t>kind</w:t>
+      </w:r>
+      <w:r>
+        <w:rPr>
+          <w:rFonts w:hint="default" w:ascii="Consolas" w:hAnsi="Consolas" w:eastAsia="Consolas" w:cs="Consolas"/>
+          <w:b w:val="0"/>
+          <w:bCs w:val="0"/>
+          <w:color w:val="3B3B3B"/>
+          <w:kern w:val="0"/>
+          <w:sz w:val="21"/>
+          <w:szCs w:val="21"/>
+          <w:shd w:val="clear" w:fill="FFFFFF"/>
+          <w:lang w:val="en-US" w:eastAsia="zh-CN" w:bidi="ar"/>
+        </w:rPr>
+        <w:t xml:space="preserve">: </w:t>
+      </w:r>
+      <w:r>
+        <w:rPr>
+          <w:rFonts w:hint="default" w:ascii="Consolas" w:hAnsi="Consolas" w:eastAsia="Consolas" w:cs="Consolas"/>
+          <w:b w:val="0"/>
+          <w:bCs w:val="0"/>
+          <w:color w:val="0000FF"/>
+          <w:kern w:val="0"/>
+          <w:sz w:val="21"/>
+          <w:szCs w:val="21"/>
+          <w:shd w:val="clear" w:fill="FFFFFF"/>
+          <w:lang w:val="en-US" w:eastAsia="zh-CN" w:bidi="ar"/>
+        </w:rPr>
+        <w:t>ReplicaSet</w:t>
+      </w:r>
+    </w:p>
+    <w:p>
+      <w:pPr>
+        <w:keepNext w:val="0"/>
+        <w:keepLines w:val="0"/>
+        <w:widowControl/>
+        <w:suppressLineNumbers w:val="0"/>
+        <w:shd w:val="clear" w:fill="FFFFFF"/>
+        <w:spacing w:line="288" w:lineRule="atLeast"/>
+        <w:jc w:val="left"/>
+        <w:rPr>
+          <w:rFonts w:hint="default" w:ascii="Consolas" w:hAnsi="Consolas" w:eastAsia="Consolas" w:cs="Consolas"/>
+          <w:b w:val="0"/>
+          <w:bCs w:val="0"/>
+          <w:color w:val="3B3B3B"/>
+          <w:sz w:val="21"/>
+          <w:szCs w:val="21"/>
+        </w:rPr>
+      </w:pPr>
+      <w:r>
+        <w:rPr>
+          <w:rFonts w:hint="default" w:ascii="Consolas" w:hAnsi="Consolas" w:eastAsia="Consolas" w:cs="Consolas"/>
+          <w:b w:val="0"/>
+          <w:bCs w:val="0"/>
+          <w:color w:val="800000"/>
+          <w:kern w:val="0"/>
+          <w:sz w:val="21"/>
+          <w:szCs w:val="21"/>
+          <w:shd w:val="clear" w:fill="FFFFFF"/>
+          <w:lang w:val="en-US" w:eastAsia="zh-CN" w:bidi="ar"/>
+        </w:rPr>
+        <w:t>metadata</w:t>
+      </w:r>
+      <w:r>
+        <w:rPr>
+          <w:rFonts w:hint="default" w:ascii="Consolas" w:hAnsi="Consolas" w:eastAsia="Consolas" w:cs="Consolas"/>
+          <w:b w:val="0"/>
+          <w:bCs w:val="0"/>
+          <w:color w:val="3B3B3B"/>
+          <w:kern w:val="0"/>
+          <w:sz w:val="21"/>
+          <w:szCs w:val="21"/>
+          <w:shd w:val="clear" w:fill="FFFFFF"/>
+          <w:lang w:val="en-US" w:eastAsia="zh-CN" w:bidi="ar"/>
+        </w:rPr>
+        <w:t>:</w:t>
+      </w:r>
+    </w:p>
+    <w:p>
+      <w:pPr>
+        <w:keepNext w:val="0"/>
+        <w:keepLines w:val="0"/>
+        <w:widowControl/>
+        <w:suppressLineNumbers w:val="0"/>
+        <w:shd w:val="clear" w:fill="FFFFFF"/>
+        <w:spacing w:line="288" w:lineRule="atLeast"/>
+        <w:jc w:val="left"/>
+        <w:rPr>
+          <w:rFonts w:hint="default" w:ascii="Consolas" w:hAnsi="Consolas" w:eastAsia="Consolas" w:cs="Consolas"/>
+          <w:b w:val="0"/>
+          <w:bCs w:val="0"/>
+          <w:color w:val="3B3B3B"/>
+          <w:sz w:val="21"/>
+          <w:szCs w:val="21"/>
+        </w:rPr>
+      </w:pPr>
+      <w:r>
+        <w:rPr>
+          <w:rFonts w:hint="default" w:ascii="Consolas" w:hAnsi="Consolas" w:eastAsia="Consolas" w:cs="Consolas"/>
+          <w:b w:val="0"/>
+          <w:bCs w:val="0"/>
+          <w:color w:val="3B3B3B"/>
+          <w:kern w:val="0"/>
+          <w:sz w:val="21"/>
+          <w:szCs w:val="21"/>
+          <w:shd w:val="clear" w:fill="FFFFFF"/>
+          <w:lang w:val="en-US" w:eastAsia="zh-CN" w:bidi="ar"/>
+        </w:rPr>
+        <w:t xml:space="preserve">  </w:t>
+      </w:r>
+      <w:r>
+        <w:rPr>
+          <w:rFonts w:hint="default" w:ascii="Consolas" w:hAnsi="Consolas" w:eastAsia="Consolas" w:cs="Consolas"/>
+          <w:b w:val="0"/>
+          <w:bCs w:val="0"/>
+          <w:color w:val="800000"/>
+          <w:kern w:val="0"/>
+          <w:sz w:val="21"/>
+          <w:szCs w:val="21"/>
+          <w:shd w:val="clear" w:fill="FFFFFF"/>
+          <w:lang w:val="en-US" w:eastAsia="zh-CN" w:bidi="ar"/>
+        </w:rPr>
+        <w:t>name</w:t>
+      </w:r>
+      <w:r>
+        <w:rPr>
+          <w:rFonts w:hint="default" w:ascii="Consolas" w:hAnsi="Consolas" w:eastAsia="Consolas" w:cs="Consolas"/>
+          <w:b w:val="0"/>
+          <w:bCs w:val="0"/>
+          <w:color w:val="3B3B3B"/>
+          <w:kern w:val="0"/>
+          <w:sz w:val="21"/>
+          <w:szCs w:val="21"/>
+          <w:shd w:val="clear" w:fill="FFFFFF"/>
+          <w:lang w:val="en-US" w:eastAsia="zh-CN" w:bidi="ar"/>
+        </w:rPr>
+        <w:t xml:space="preserve">: </w:t>
+      </w:r>
+      <w:r>
+        <w:rPr>
+          <w:rFonts w:hint="default" w:ascii="Consolas" w:hAnsi="Consolas" w:eastAsia="Consolas" w:cs="Consolas"/>
+          <w:b w:val="0"/>
+          <w:bCs w:val="0"/>
+          <w:color w:val="0000FF"/>
+          <w:kern w:val="0"/>
+          <w:sz w:val="21"/>
+          <w:szCs w:val="21"/>
+          <w:shd w:val="clear" w:fill="FFFFFF"/>
+          <w:lang w:val="en-US" w:eastAsia="zh-CN" w:bidi="ar"/>
+        </w:rPr>
+        <w:t>web-application  </w:t>
+      </w:r>
+    </w:p>
+    <w:p>
+      <w:pPr>
+        <w:keepNext w:val="0"/>
+        <w:keepLines w:val="0"/>
+        <w:widowControl/>
+        <w:suppressLineNumbers w:val="0"/>
+        <w:shd w:val="clear" w:fill="FFFFFF"/>
+        <w:spacing w:line="288" w:lineRule="atLeast"/>
+        <w:jc w:val="left"/>
+        <w:rPr>
+          <w:rFonts w:hint="default" w:ascii="Consolas" w:hAnsi="Consolas" w:eastAsia="Consolas" w:cs="Consolas"/>
+          <w:b w:val="0"/>
+          <w:bCs w:val="0"/>
+          <w:color w:val="3B3B3B"/>
+          <w:sz w:val="21"/>
+          <w:szCs w:val="21"/>
+        </w:rPr>
+      </w:pPr>
+      <w:r>
+        <w:rPr>
+          <w:rFonts w:hint="default" w:ascii="Consolas" w:hAnsi="Consolas" w:eastAsia="Consolas" w:cs="Consolas"/>
+          <w:b w:val="0"/>
+          <w:bCs w:val="0"/>
+          <w:color w:val="800000"/>
+          <w:kern w:val="0"/>
+          <w:sz w:val="21"/>
+          <w:szCs w:val="21"/>
+          <w:shd w:val="clear" w:fill="FFFFFF"/>
+          <w:lang w:val="en-US" w:eastAsia="zh-CN" w:bidi="ar"/>
+        </w:rPr>
+        <w:t>spec</w:t>
+      </w:r>
+      <w:r>
+        <w:rPr>
+          <w:rFonts w:hint="default" w:ascii="Consolas" w:hAnsi="Consolas" w:eastAsia="Consolas" w:cs="Consolas"/>
+          <w:b w:val="0"/>
+          <w:bCs w:val="0"/>
+          <w:color w:val="3B3B3B"/>
+          <w:kern w:val="0"/>
+          <w:sz w:val="21"/>
+          <w:szCs w:val="21"/>
+          <w:shd w:val="clear" w:fill="FFFFFF"/>
+          <w:lang w:val="en-US" w:eastAsia="zh-CN" w:bidi="ar"/>
+        </w:rPr>
+        <w:t>:</w:t>
+      </w:r>
+    </w:p>
+    <w:p>
+      <w:pPr>
+        <w:keepNext w:val="0"/>
+        <w:keepLines w:val="0"/>
+        <w:widowControl/>
+        <w:suppressLineNumbers w:val="0"/>
+        <w:shd w:val="clear" w:fill="FFFFFF"/>
+        <w:spacing w:line="288" w:lineRule="atLeast"/>
+        <w:jc w:val="left"/>
+        <w:rPr>
+          <w:rFonts w:hint="default" w:ascii="Consolas" w:hAnsi="Consolas" w:eastAsia="Consolas" w:cs="Consolas"/>
+          <w:b w:val="0"/>
+          <w:bCs w:val="0"/>
+          <w:color w:val="3B3B3B"/>
+          <w:sz w:val="21"/>
+          <w:szCs w:val="21"/>
+        </w:rPr>
+      </w:pPr>
+      <w:r>
+        <w:rPr>
+          <w:rFonts w:hint="default" w:ascii="Consolas" w:hAnsi="Consolas" w:eastAsia="Consolas" w:cs="Consolas"/>
+          <w:b w:val="0"/>
+          <w:bCs w:val="0"/>
+          <w:color w:val="3B3B3B"/>
+          <w:kern w:val="0"/>
+          <w:sz w:val="21"/>
+          <w:szCs w:val="21"/>
+          <w:shd w:val="clear" w:fill="FFFFFF"/>
+          <w:lang w:val="en-US" w:eastAsia="zh-CN" w:bidi="ar"/>
+        </w:rPr>
+        <w:t xml:space="preserve">  </w:t>
+      </w:r>
+      <w:r>
+        <w:rPr>
+          <w:rFonts w:hint="default" w:ascii="Consolas" w:hAnsi="Consolas" w:eastAsia="Consolas" w:cs="Consolas"/>
+          <w:b w:val="0"/>
+          <w:bCs w:val="0"/>
+          <w:color w:val="800000"/>
+          <w:kern w:val="0"/>
+          <w:sz w:val="21"/>
+          <w:szCs w:val="21"/>
+          <w:shd w:val="clear" w:fill="FFFFFF"/>
+          <w:lang w:val="en-US" w:eastAsia="zh-CN" w:bidi="ar"/>
+        </w:rPr>
+        <w:t>replicas</w:t>
+      </w:r>
+      <w:r>
+        <w:rPr>
+          <w:rFonts w:hint="default" w:ascii="Consolas" w:hAnsi="Consolas" w:eastAsia="Consolas" w:cs="Consolas"/>
+          <w:b w:val="0"/>
+          <w:bCs w:val="0"/>
+          <w:color w:val="3B3B3B"/>
+          <w:kern w:val="0"/>
+          <w:sz w:val="21"/>
+          <w:szCs w:val="21"/>
+          <w:shd w:val="clear" w:fill="FFFFFF"/>
+          <w:lang w:val="en-US" w:eastAsia="zh-CN" w:bidi="ar"/>
+        </w:rPr>
+        <w:t xml:space="preserve">: </w:t>
+      </w:r>
+      <w:r>
+        <w:rPr>
+          <w:rFonts w:hint="default" w:ascii="Consolas" w:hAnsi="Consolas" w:eastAsia="Consolas" w:cs="Consolas"/>
+          <w:b w:val="0"/>
+          <w:bCs w:val="0"/>
+          <w:color w:val="098658"/>
+          <w:kern w:val="0"/>
+          <w:sz w:val="21"/>
+          <w:szCs w:val="21"/>
+          <w:shd w:val="clear" w:fill="FFFFFF"/>
+          <w:lang w:val="en-US" w:eastAsia="zh-CN" w:bidi="ar"/>
+        </w:rPr>
+        <w:t>4</w:t>
+      </w:r>
+    </w:p>
+    <w:p>
+      <w:pPr>
+        <w:keepNext w:val="0"/>
+        <w:keepLines w:val="0"/>
+        <w:widowControl/>
+        <w:suppressLineNumbers w:val="0"/>
+        <w:shd w:val="clear" w:fill="FFFFFF"/>
+        <w:spacing w:line="288" w:lineRule="atLeast"/>
+        <w:jc w:val="left"/>
+        <w:rPr>
+          <w:rFonts w:hint="default" w:ascii="Consolas" w:hAnsi="Consolas" w:eastAsia="Consolas" w:cs="Consolas"/>
+          <w:b w:val="0"/>
+          <w:bCs w:val="0"/>
+          <w:color w:val="3B3B3B"/>
+          <w:sz w:val="21"/>
+          <w:szCs w:val="21"/>
+        </w:rPr>
+      </w:pPr>
+      <w:r>
+        <w:rPr>
+          <w:rFonts w:hint="default" w:ascii="Consolas" w:hAnsi="Consolas" w:eastAsia="Consolas" w:cs="Consolas"/>
+          <w:b w:val="0"/>
+          <w:bCs w:val="0"/>
+          <w:color w:val="3B3B3B"/>
+          <w:kern w:val="0"/>
+          <w:sz w:val="21"/>
+          <w:szCs w:val="21"/>
+          <w:shd w:val="clear" w:fill="FFFFFF"/>
+          <w:lang w:val="en-US" w:eastAsia="zh-CN" w:bidi="ar"/>
+        </w:rPr>
+        <w:t xml:space="preserve">  </w:t>
+      </w:r>
+      <w:r>
+        <w:rPr>
+          <w:rFonts w:hint="default" w:ascii="Consolas" w:hAnsi="Consolas" w:eastAsia="Consolas" w:cs="Consolas"/>
+          <w:b w:val="0"/>
+          <w:bCs w:val="0"/>
+          <w:color w:val="800000"/>
+          <w:kern w:val="0"/>
+          <w:sz w:val="21"/>
+          <w:szCs w:val="21"/>
+          <w:shd w:val="clear" w:fill="FFFFFF"/>
+          <w:lang w:val="en-US" w:eastAsia="zh-CN" w:bidi="ar"/>
+        </w:rPr>
+        <w:t>selector</w:t>
+      </w:r>
+      <w:r>
+        <w:rPr>
+          <w:rFonts w:hint="default" w:ascii="Consolas" w:hAnsi="Consolas" w:eastAsia="Consolas" w:cs="Consolas"/>
+          <w:b w:val="0"/>
+          <w:bCs w:val="0"/>
+          <w:color w:val="3B3B3B"/>
+          <w:kern w:val="0"/>
+          <w:sz w:val="21"/>
+          <w:szCs w:val="21"/>
+          <w:shd w:val="clear" w:fill="FFFFFF"/>
+          <w:lang w:val="en-US" w:eastAsia="zh-CN" w:bidi="ar"/>
+        </w:rPr>
+        <w:t>:</w:t>
+      </w:r>
+    </w:p>
+    <w:p>
+      <w:pPr>
+        <w:keepNext w:val="0"/>
+        <w:keepLines w:val="0"/>
+        <w:widowControl/>
+        <w:suppressLineNumbers w:val="0"/>
+        <w:shd w:val="clear" w:fill="FFFFFF"/>
+        <w:spacing w:line="288" w:lineRule="atLeast"/>
+        <w:jc w:val="left"/>
+        <w:rPr>
+          <w:rFonts w:hint="default" w:ascii="Consolas" w:hAnsi="Consolas" w:eastAsia="Consolas" w:cs="Consolas"/>
+          <w:b w:val="0"/>
+          <w:bCs w:val="0"/>
+          <w:color w:val="3B3B3B"/>
+          <w:sz w:val="21"/>
+          <w:szCs w:val="21"/>
+        </w:rPr>
+      </w:pPr>
+      <w:r>
+        <w:rPr>
+          <w:rFonts w:hint="default" w:ascii="Consolas" w:hAnsi="Consolas" w:eastAsia="Consolas" w:cs="Consolas"/>
+          <w:b w:val="0"/>
+          <w:bCs w:val="0"/>
+          <w:color w:val="3B3B3B"/>
+          <w:kern w:val="0"/>
+          <w:sz w:val="21"/>
+          <w:szCs w:val="21"/>
+          <w:shd w:val="clear" w:fill="FFFFFF"/>
+          <w:lang w:val="en-US" w:eastAsia="zh-CN" w:bidi="ar"/>
+        </w:rPr>
+        <w:t xml:space="preserve">    </w:t>
+      </w:r>
+      <w:r>
+        <w:rPr>
+          <w:rFonts w:hint="default" w:ascii="Consolas" w:hAnsi="Consolas" w:eastAsia="Consolas" w:cs="Consolas"/>
+          <w:b w:val="0"/>
+          <w:bCs w:val="0"/>
+          <w:color w:val="800000"/>
+          <w:kern w:val="0"/>
+          <w:sz w:val="21"/>
+          <w:szCs w:val="21"/>
+          <w:shd w:val="clear" w:fill="FFFFFF"/>
+          <w:lang w:val="en-US" w:eastAsia="zh-CN" w:bidi="ar"/>
+        </w:rPr>
+        <w:t>matchLabels</w:t>
+      </w:r>
+      <w:r>
+        <w:rPr>
+          <w:rFonts w:hint="default" w:ascii="Consolas" w:hAnsi="Consolas" w:eastAsia="Consolas" w:cs="Consolas"/>
+          <w:b w:val="0"/>
+          <w:bCs w:val="0"/>
+          <w:color w:val="3B3B3B"/>
+          <w:kern w:val="0"/>
+          <w:sz w:val="21"/>
+          <w:szCs w:val="21"/>
+          <w:shd w:val="clear" w:fill="FFFFFF"/>
+          <w:lang w:val="en-US" w:eastAsia="zh-CN" w:bidi="ar"/>
+        </w:rPr>
+        <w:t>:</w:t>
+      </w:r>
+    </w:p>
+    <w:p>
+      <w:pPr>
+        <w:keepNext w:val="0"/>
+        <w:keepLines w:val="0"/>
+        <w:widowControl/>
+        <w:suppressLineNumbers w:val="0"/>
+        <w:shd w:val="clear" w:fill="FFFFFF"/>
+        <w:spacing w:line="288" w:lineRule="atLeast"/>
+        <w:jc w:val="left"/>
+        <w:rPr>
+          <w:rFonts w:hint="default" w:ascii="Consolas" w:hAnsi="Consolas" w:eastAsia="Consolas" w:cs="Consolas"/>
+          <w:b w:val="0"/>
+          <w:bCs w:val="0"/>
+          <w:color w:val="3B3B3B"/>
+          <w:sz w:val="21"/>
+          <w:szCs w:val="21"/>
+        </w:rPr>
+      </w:pPr>
+      <w:r>
+        <w:rPr>
+          <w:rFonts w:hint="default" w:ascii="Consolas" w:hAnsi="Consolas" w:eastAsia="Consolas" w:cs="Consolas"/>
+          <w:b w:val="0"/>
+          <w:bCs w:val="0"/>
+          <w:color w:val="3B3B3B"/>
+          <w:kern w:val="0"/>
+          <w:sz w:val="21"/>
+          <w:szCs w:val="21"/>
+          <w:shd w:val="clear" w:fill="FFFFFF"/>
+          <w:lang w:val="en-US" w:eastAsia="zh-CN" w:bidi="ar"/>
+        </w:rPr>
+        <w:t xml:space="preserve">      </w:t>
+      </w:r>
+      <w:r>
+        <w:rPr>
+          <w:rFonts w:hint="default" w:ascii="Consolas" w:hAnsi="Consolas" w:eastAsia="Consolas" w:cs="Consolas"/>
+          <w:b w:val="0"/>
+          <w:bCs w:val="0"/>
+          <w:color w:val="800000"/>
+          <w:kern w:val="0"/>
+          <w:sz w:val="21"/>
+          <w:szCs w:val="21"/>
+          <w:shd w:val="clear" w:fill="FFFFFF"/>
+          <w:lang w:val="en-US" w:eastAsia="zh-CN" w:bidi="ar"/>
+        </w:rPr>
+        <w:t>app</w:t>
+      </w:r>
+      <w:r>
+        <w:rPr>
+          <w:rFonts w:hint="default" w:ascii="Consolas" w:hAnsi="Consolas" w:eastAsia="Consolas" w:cs="Consolas"/>
+          <w:b w:val="0"/>
+          <w:bCs w:val="0"/>
+          <w:color w:val="3B3B3B"/>
+          <w:kern w:val="0"/>
+          <w:sz w:val="21"/>
+          <w:szCs w:val="21"/>
+          <w:shd w:val="clear" w:fill="FFFFFF"/>
+          <w:lang w:val="en-US" w:eastAsia="zh-CN" w:bidi="ar"/>
+        </w:rPr>
+        <w:t xml:space="preserve">: </w:t>
+      </w:r>
+      <w:r>
+        <w:rPr>
+          <w:rFonts w:hint="default" w:ascii="Consolas" w:hAnsi="Consolas" w:eastAsia="Consolas" w:cs="Consolas"/>
+          <w:b w:val="0"/>
+          <w:bCs w:val="0"/>
+          <w:color w:val="0000FF"/>
+          <w:kern w:val="0"/>
+          <w:sz w:val="21"/>
+          <w:szCs w:val="21"/>
+          <w:shd w:val="clear" w:fill="FFFFFF"/>
+          <w:lang w:val="en-US" w:eastAsia="zh-CN" w:bidi="ar"/>
+        </w:rPr>
+        <w:t>web-app</w:t>
+      </w:r>
+    </w:p>
+    <w:p>
+      <w:pPr>
+        <w:keepNext w:val="0"/>
+        <w:keepLines w:val="0"/>
+        <w:widowControl/>
+        <w:suppressLineNumbers w:val="0"/>
+        <w:shd w:val="clear" w:fill="FFFFFF"/>
+        <w:spacing w:line="288" w:lineRule="atLeast"/>
+        <w:jc w:val="left"/>
+        <w:rPr>
+          <w:rFonts w:hint="default" w:ascii="Consolas" w:hAnsi="Consolas" w:eastAsia="Consolas" w:cs="Consolas"/>
+          <w:b w:val="0"/>
+          <w:bCs w:val="0"/>
+          <w:color w:val="3B3B3B"/>
+          <w:sz w:val="21"/>
+          <w:szCs w:val="21"/>
+        </w:rPr>
+      </w:pPr>
+      <w:r>
+        <w:rPr>
+          <w:rFonts w:hint="default" w:ascii="Consolas" w:hAnsi="Consolas" w:eastAsia="Consolas" w:cs="Consolas"/>
+          <w:b w:val="0"/>
+          <w:bCs w:val="0"/>
+          <w:color w:val="3B3B3B"/>
+          <w:kern w:val="0"/>
+          <w:sz w:val="21"/>
+          <w:szCs w:val="21"/>
+          <w:shd w:val="clear" w:fill="FFFFFF"/>
+          <w:lang w:val="en-US" w:eastAsia="zh-CN" w:bidi="ar"/>
+        </w:rPr>
+        <w:t xml:space="preserve">  </w:t>
+      </w:r>
+      <w:r>
+        <w:rPr>
+          <w:rFonts w:hint="default" w:ascii="Consolas" w:hAnsi="Consolas" w:eastAsia="Consolas" w:cs="Consolas"/>
+          <w:b w:val="0"/>
+          <w:bCs w:val="0"/>
+          <w:color w:val="800000"/>
+          <w:kern w:val="0"/>
+          <w:sz w:val="21"/>
+          <w:szCs w:val="21"/>
+          <w:shd w:val="clear" w:fill="FFFFFF"/>
+          <w:lang w:val="en-US" w:eastAsia="zh-CN" w:bidi="ar"/>
+        </w:rPr>
+        <w:t>template</w:t>
+      </w:r>
+      <w:r>
+        <w:rPr>
+          <w:rFonts w:hint="default" w:ascii="Consolas" w:hAnsi="Consolas" w:eastAsia="Consolas" w:cs="Consolas"/>
+          <w:b w:val="0"/>
+          <w:bCs w:val="0"/>
+          <w:color w:val="3B3B3B"/>
+          <w:kern w:val="0"/>
+          <w:sz w:val="21"/>
+          <w:szCs w:val="21"/>
+          <w:shd w:val="clear" w:fill="FFFFFF"/>
+          <w:lang w:val="en-US" w:eastAsia="zh-CN" w:bidi="ar"/>
+        </w:rPr>
+        <w:t xml:space="preserve">: </w:t>
+      </w:r>
+    </w:p>
+    <w:p>
+      <w:pPr>
+        <w:keepNext w:val="0"/>
+        <w:keepLines w:val="0"/>
+        <w:widowControl/>
+        <w:suppressLineNumbers w:val="0"/>
+        <w:shd w:val="clear" w:fill="FFFFFF"/>
+        <w:spacing w:line="288" w:lineRule="atLeast"/>
+        <w:jc w:val="left"/>
+        <w:rPr>
+          <w:rFonts w:hint="default" w:ascii="Consolas" w:hAnsi="Consolas" w:eastAsia="Consolas" w:cs="Consolas"/>
+          <w:b w:val="0"/>
+          <w:bCs w:val="0"/>
+          <w:color w:val="3B3B3B"/>
+          <w:sz w:val="21"/>
+          <w:szCs w:val="21"/>
+        </w:rPr>
+      </w:pPr>
+      <w:r>
+        <w:rPr>
+          <w:rFonts w:hint="default" w:ascii="Consolas" w:hAnsi="Consolas" w:eastAsia="Consolas" w:cs="Consolas"/>
+          <w:b w:val="0"/>
+          <w:bCs w:val="0"/>
+          <w:color w:val="3B3B3B"/>
+          <w:kern w:val="0"/>
+          <w:sz w:val="21"/>
+          <w:szCs w:val="21"/>
+          <w:shd w:val="clear" w:fill="FFFFFF"/>
+          <w:lang w:val="en-US" w:eastAsia="zh-CN" w:bidi="ar"/>
+        </w:rPr>
+        <w:t xml:space="preserve">    </w:t>
+      </w:r>
+      <w:r>
+        <w:rPr>
+          <w:rFonts w:hint="default" w:ascii="Consolas" w:hAnsi="Consolas" w:eastAsia="Consolas" w:cs="Consolas"/>
+          <w:b w:val="0"/>
+          <w:bCs w:val="0"/>
+          <w:color w:val="800000"/>
+          <w:kern w:val="0"/>
+          <w:sz w:val="21"/>
+          <w:szCs w:val="21"/>
+          <w:shd w:val="clear" w:fill="FFFFFF"/>
+          <w:lang w:val="en-US" w:eastAsia="zh-CN" w:bidi="ar"/>
+        </w:rPr>
+        <w:t>metadata</w:t>
+      </w:r>
+      <w:r>
+        <w:rPr>
+          <w:rFonts w:hint="default" w:ascii="Consolas" w:hAnsi="Consolas" w:eastAsia="Consolas" w:cs="Consolas"/>
+          <w:b w:val="0"/>
+          <w:bCs w:val="0"/>
+          <w:color w:val="3B3B3B"/>
+          <w:kern w:val="0"/>
+          <w:sz w:val="21"/>
+          <w:szCs w:val="21"/>
+          <w:shd w:val="clear" w:fill="FFFFFF"/>
+          <w:lang w:val="en-US" w:eastAsia="zh-CN" w:bidi="ar"/>
+        </w:rPr>
+        <w:t xml:space="preserve">: </w:t>
+      </w:r>
+      <w:r>
+        <w:rPr>
+          <w:rFonts w:hint="default" w:ascii="Consolas" w:hAnsi="Consolas" w:eastAsia="Consolas" w:cs="Consolas"/>
+          <w:b w:val="0"/>
+          <w:bCs w:val="0"/>
+          <w:color w:val="008000"/>
+          <w:kern w:val="0"/>
+          <w:sz w:val="21"/>
+          <w:szCs w:val="21"/>
+          <w:shd w:val="clear" w:fill="FFFFFF"/>
+          <w:lang w:val="en-US" w:eastAsia="zh-CN" w:bidi="ar"/>
+        </w:rPr>
+        <w:t># Dictionary</w:t>
+      </w:r>
+    </w:p>
+    <w:p>
+      <w:pPr>
+        <w:keepNext w:val="0"/>
+        <w:keepLines w:val="0"/>
+        <w:widowControl/>
+        <w:suppressLineNumbers w:val="0"/>
+        <w:shd w:val="clear" w:fill="FFFFFF"/>
+        <w:spacing w:line="288" w:lineRule="atLeast"/>
+        <w:jc w:val="left"/>
+        <w:rPr>
+          <w:rFonts w:hint="default" w:ascii="Consolas" w:hAnsi="Consolas" w:eastAsia="Consolas" w:cs="Consolas"/>
+          <w:b w:val="0"/>
+          <w:bCs w:val="0"/>
+          <w:color w:val="3B3B3B"/>
+          <w:sz w:val="21"/>
+          <w:szCs w:val="21"/>
+        </w:rPr>
+      </w:pPr>
+      <w:r>
+        <w:rPr>
+          <w:rFonts w:hint="default" w:ascii="Consolas" w:hAnsi="Consolas" w:eastAsia="Consolas" w:cs="Consolas"/>
+          <w:b w:val="0"/>
+          <w:bCs w:val="0"/>
+          <w:color w:val="3B3B3B"/>
+          <w:kern w:val="0"/>
+          <w:sz w:val="21"/>
+          <w:szCs w:val="21"/>
+          <w:shd w:val="clear" w:fill="FFFFFF"/>
+          <w:lang w:val="en-US" w:eastAsia="zh-CN" w:bidi="ar"/>
+        </w:rPr>
+        <w:t xml:space="preserve">      </w:t>
+      </w:r>
+      <w:r>
+        <w:rPr>
+          <w:rFonts w:hint="default" w:ascii="Consolas" w:hAnsi="Consolas" w:eastAsia="Consolas" w:cs="Consolas"/>
+          <w:b w:val="0"/>
+          <w:bCs w:val="0"/>
+          <w:color w:val="800000"/>
+          <w:kern w:val="0"/>
+          <w:sz w:val="21"/>
+          <w:szCs w:val="21"/>
+          <w:shd w:val="clear" w:fill="FFFFFF"/>
+          <w:lang w:val="en-US" w:eastAsia="zh-CN" w:bidi="ar"/>
+        </w:rPr>
+        <w:t>name</w:t>
+      </w:r>
+      <w:r>
+        <w:rPr>
+          <w:rFonts w:hint="default" w:ascii="Consolas" w:hAnsi="Consolas" w:eastAsia="Consolas" w:cs="Consolas"/>
+          <w:b w:val="0"/>
+          <w:bCs w:val="0"/>
+          <w:color w:val="3B3B3B"/>
+          <w:kern w:val="0"/>
+          <w:sz w:val="21"/>
+          <w:szCs w:val="21"/>
+          <w:shd w:val="clear" w:fill="FFFFFF"/>
+          <w:lang w:val="en-US" w:eastAsia="zh-CN" w:bidi="ar"/>
+        </w:rPr>
+        <w:t xml:space="preserve">: </w:t>
+      </w:r>
+      <w:r>
+        <w:rPr>
+          <w:rFonts w:hint="default" w:ascii="Consolas" w:hAnsi="Consolas" w:eastAsia="Consolas" w:cs="Consolas"/>
+          <w:b w:val="0"/>
+          <w:bCs w:val="0"/>
+          <w:color w:val="0000FF"/>
+          <w:kern w:val="0"/>
+          <w:sz w:val="21"/>
+          <w:szCs w:val="21"/>
+          <w:shd w:val="clear" w:fill="FFFFFF"/>
+          <w:lang w:val="en-US" w:eastAsia="zh-CN" w:bidi="ar"/>
+        </w:rPr>
+        <w:t>web-application</w:t>
+      </w:r>
+    </w:p>
+    <w:p>
+      <w:pPr>
+        <w:keepNext w:val="0"/>
+        <w:keepLines w:val="0"/>
+        <w:widowControl/>
+        <w:suppressLineNumbers w:val="0"/>
+        <w:shd w:val="clear" w:fill="FFFFFF"/>
+        <w:spacing w:line="288" w:lineRule="atLeast"/>
+        <w:jc w:val="left"/>
+        <w:rPr>
+          <w:rFonts w:hint="default" w:ascii="Consolas" w:hAnsi="Consolas" w:eastAsia="Consolas" w:cs="Consolas"/>
+          <w:b w:val="0"/>
+          <w:bCs w:val="0"/>
+          <w:color w:val="3B3B3B"/>
+          <w:sz w:val="21"/>
+          <w:szCs w:val="21"/>
+        </w:rPr>
+      </w:pPr>
+      <w:r>
+        <w:rPr>
+          <w:rFonts w:hint="default" w:ascii="Consolas" w:hAnsi="Consolas" w:eastAsia="Consolas" w:cs="Consolas"/>
+          <w:b w:val="0"/>
+          <w:bCs w:val="0"/>
+          <w:color w:val="3B3B3B"/>
+          <w:kern w:val="0"/>
+          <w:sz w:val="21"/>
+          <w:szCs w:val="21"/>
+          <w:shd w:val="clear" w:fill="FFFFFF"/>
+          <w:lang w:val="en-US" w:eastAsia="zh-CN" w:bidi="ar"/>
+        </w:rPr>
+        <w:t xml:space="preserve">      </w:t>
+      </w:r>
+      <w:r>
+        <w:rPr>
+          <w:rFonts w:hint="default" w:ascii="Consolas" w:hAnsi="Consolas" w:eastAsia="Consolas" w:cs="Consolas"/>
+          <w:b w:val="0"/>
+          <w:bCs w:val="0"/>
+          <w:color w:val="800000"/>
+          <w:kern w:val="0"/>
+          <w:sz w:val="21"/>
+          <w:szCs w:val="21"/>
+          <w:shd w:val="clear" w:fill="FFFFFF"/>
+          <w:lang w:val="en-US" w:eastAsia="zh-CN" w:bidi="ar"/>
+        </w:rPr>
+        <w:t>labels</w:t>
+      </w:r>
+      <w:r>
+        <w:rPr>
+          <w:rFonts w:hint="default" w:ascii="Consolas" w:hAnsi="Consolas" w:eastAsia="Consolas" w:cs="Consolas"/>
+          <w:b w:val="0"/>
+          <w:bCs w:val="0"/>
+          <w:color w:val="3B3B3B"/>
+          <w:kern w:val="0"/>
+          <w:sz w:val="21"/>
+          <w:szCs w:val="21"/>
+          <w:shd w:val="clear" w:fill="FFFFFF"/>
+          <w:lang w:val="en-US" w:eastAsia="zh-CN" w:bidi="ar"/>
+        </w:rPr>
+        <w:t xml:space="preserve">: </w:t>
+      </w:r>
+      <w:r>
+        <w:rPr>
+          <w:rFonts w:hint="default" w:ascii="Consolas" w:hAnsi="Consolas" w:eastAsia="Consolas" w:cs="Consolas"/>
+          <w:b w:val="0"/>
+          <w:bCs w:val="0"/>
+          <w:color w:val="008000"/>
+          <w:kern w:val="0"/>
+          <w:sz w:val="21"/>
+          <w:szCs w:val="21"/>
+          <w:shd w:val="clear" w:fill="FFFFFF"/>
+          <w:lang w:val="en-US" w:eastAsia="zh-CN" w:bidi="ar"/>
+        </w:rPr>
+        <w:t xml:space="preserve"># Dictionary </w:t>
+      </w:r>
+    </w:p>
+    <w:p>
+      <w:pPr>
+        <w:keepNext w:val="0"/>
+        <w:keepLines w:val="0"/>
+        <w:widowControl/>
+        <w:suppressLineNumbers w:val="0"/>
+        <w:shd w:val="clear" w:fill="FFFFFF"/>
+        <w:spacing w:line="288" w:lineRule="atLeast"/>
+        <w:jc w:val="left"/>
+        <w:rPr>
+          <w:rFonts w:hint="default" w:ascii="Consolas" w:hAnsi="Consolas" w:eastAsia="Consolas" w:cs="Consolas"/>
+          <w:b w:val="0"/>
+          <w:bCs w:val="0"/>
+          <w:color w:val="3B3B3B"/>
+          <w:sz w:val="21"/>
+          <w:szCs w:val="21"/>
+        </w:rPr>
+      </w:pPr>
+      <w:r>
+        <w:rPr>
+          <w:rFonts w:hint="default" w:ascii="Consolas" w:hAnsi="Consolas" w:eastAsia="Consolas" w:cs="Consolas"/>
+          <w:b w:val="0"/>
+          <w:bCs w:val="0"/>
+          <w:color w:val="3B3B3B"/>
+          <w:kern w:val="0"/>
+          <w:sz w:val="21"/>
+          <w:szCs w:val="21"/>
+          <w:shd w:val="clear" w:fill="FFFFFF"/>
+          <w:lang w:val="en-US" w:eastAsia="zh-CN" w:bidi="ar"/>
+        </w:rPr>
+        <w:t xml:space="preserve">        </w:t>
+      </w:r>
+      <w:r>
+        <w:rPr>
+          <w:rFonts w:hint="default" w:ascii="Consolas" w:hAnsi="Consolas" w:eastAsia="Consolas" w:cs="Consolas"/>
+          <w:b w:val="0"/>
+          <w:bCs w:val="0"/>
+          <w:color w:val="800000"/>
+          <w:kern w:val="0"/>
+          <w:sz w:val="21"/>
+          <w:szCs w:val="21"/>
+          <w:shd w:val="clear" w:fill="FFFFFF"/>
+          <w:lang w:val="en-US" w:eastAsia="zh-CN" w:bidi="ar"/>
+        </w:rPr>
+        <w:t>app</w:t>
+      </w:r>
+      <w:r>
+        <w:rPr>
+          <w:rFonts w:hint="default" w:ascii="Consolas" w:hAnsi="Consolas" w:eastAsia="Consolas" w:cs="Consolas"/>
+          <w:b w:val="0"/>
+          <w:bCs w:val="0"/>
+          <w:color w:val="3B3B3B"/>
+          <w:kern w:val="0"/>
+          <w:sz w:val="21"/>
+          <w:szCs w:val="21"/>
+          <w:shd w:val="clear" w:fill="FFFFFF"/>
+          <w:lang w:val="en-US" w:eastAsia="zh-CN" w:bidi="ar"/>
+        </w:rPr>
+        <w:t xml:space="preserve">: </w:t>
+      </w:r>
+      <w:r>
+        <w:rPr>
+          <w:rFonts w:hint="default" w:ascii="Consolas" w:hAnsi="Consolas" w:eastAsia="Consolas" w:cs="Consolas"/>
+          <w:b w:val="0"/>
+          <w:bCs w:val="0"/>
+          <w:color w:val="0000FF"/>
+          <w:kern w:val="0"/>
+          <w:sz w:val="21"/>
+          <w:szCs w:val="21"/>
+          <w:shd w:val="clear" w:fill="FFFFFF"/>
+          <w:lang w:val="en-US" w:eastAsia="zh-CN" w:bidi="ar"/>
+        </w:rPr>
+        <w:t xml:space="preserve">web-app         </w:t>
+      </w:r>
+    </w:p>
+    <w:p>
+      <w:pPr>
+        <w:keepNext w:val="0"/>
+        <w:keepLines w:val="0"/>
+        <w:widowControl/>
+        <w:suppressLineNumbers w:val="0"/>
+        <w:shd w:val="clear" w:fill="FFFFFF"/>
+        <w:spacing w:line="288" w:lineRule="atLeast"/>
+        <w:jc w:val="left"/>
+        <w:rPr>
+          <w:rFonts w:hint="default" w:ascii="Consolas" w:hAnsi="Consolas" w:eastAsia="Consolas" w:cs="Consolas"/>
+          <w:b w:val="0"/>
+          <w:bCs w:val="0"/>
+          <w:color w:val="3B3B3B"/>
+          <w:sz w:val="21"/>
+          <w:szCs w:val="21"/>
+        </w:rPr>
+      </w:pPr>
+      <w:r>
+        <w:rPr>
+          <w:rFonts w:hint="default" w:ascii="Consolas" w:hAnsi="Consolas" w:eastAsia="Consolas" w:cs="Consolas"/>
+          <w:b w:val="0"/>
+          <w:bCs w:val="0"/>
+          <w:color w:val="3B3B3B"/>
+          <w:kern w:val="0"/>
+          <w:sz w:val="21"/>
+          <w:szCs w:val="21"/>
+          <w:shd w:val="clear" w:fill="FFFFFF"/>
+          <w:lang w:val="en-US" w:eastAsia="zh-CN" w:bidi="ar"/>
+        </w:rPr>
+        <w:t xml:space="preserve">    </w:t>
+      </w:r>
+      <w:r>
+        <w:rPr>
+          <w:rFonts w:hint="default" w:ascii="Consolas" w:hAnsi="Consolas" w:eastAsia="Consolas" w:cs="Consolas"/>
+          <w:b w:val="0"/>
+          <w:bCs w:val="0"/>
+          <w:color w:val="800000"/>
+          <w:kern w:val="0"/>
+          <w:sz w:val="21"/>
+          <w:szCs w:val="21"/>
+          <w:shd w:val="clear" w:fill="FFFFFF"/>
+          <w:lang w:val="en-US" w:eastAsia="zh-CN" w:bidi="ar"/>
+        </w:rPr>
+        <w:t>spec</w:t>
+      </w:r>
+      <w:r>
+        <w:rPr>
+          <w:rFonts w:hint="default" w:ascii="Consolas" w:hAnsi="Consolas" w:eastAsia="Consolas" w:cs="Consolas"/>
+          <w:b w:val="0"/>
+          <w:bCs w:val="0"/>
+          <w:color w:val="3B3B3B"/>
+          <w:kern w:val="0"/>
+          <w:sz w:val="21"/>
+          <w:szCs w:val="21"/>
+          <w:shd w:val="clear" w:fill="FFFFFF"/>
+          <w:lang w:val="en-US" w:eastAsia="zh-CN" w:bidi="ar"/>
+        </w:rPr>
+        <w:t>:</w:t>
+      </w:r>
+    </w:p>
+    <w:p>
+      <w:pPr>
+        <w:keepNext w:val="0"/>
+        <w:keepLines w:val="0"/>
+        <w:widowControl/>
+        <w:suppressLineNumbers w:val="0"/>
+        <w:shd w:val="clear" w:fill="FFFFFF"/>
+        <w:spacing w:line="288" w:lineRule="atLeast"/>
+        <w:jc w:val="left"/>
+        <w:rPr>
+          <w:rFonts w:hint="default" w:ascii="Consolas" w:hAnsi="Consolas" w:eastAsia="Consolas" w:cs="Consolas"/>
+          <w:b w:val="0"/>
+          <w:bCs w:val="0"/>
+          <w:color w:val="3B3B3B"/>
+          <w:sz w:val="21"/>
+          <w:szCs w:val="21"/>
+        </w:rPr>
+      </w:pPr>
+      <w:r>
+        <w:rPr>
+          <w:rFonts w:hint="default" w:ascii="Consolas" w:hAnsi="Consolas" w:eastAsia="Consolas" w:cs="Consolas"/>
+          <w:b w:val="0"/>
+          <w:bCs w:val="0"/>
+          <w:color w:val="3B3B3B"/>
+          <w:kern w:val="0"/>
+          <w:sz w:val="21"/>
+          <w:szCs w:val="21"/>
+          <w:shd w:val="clear" w:fill="FFFFFF"/>
+          <w:lang w:val="en-US" w:eastAsia="zh-CN" w:bidi="ar"/>
+        </w:rPr>
+        <w:t xml:space="preserve">      </w:t>
+      </w:r>
+      <w:r>
+        <w:rPr>
+          <w:rFonts w:hint="default" w:ascii="Consolas" w:hAnsi="Consolas" w:eastAsia="Consolas" w:cs="Consolas"/>
+          <w:b w:val="0"/>
+          <w:bCs w:val="0"/>
+          <w:color w:val="800000"/>
+          <w:kern w:val="0"/>
+          <w:sz w:val="21"/>
+          <w:szCs w:val="21"/>
+          <w:shd w:val="clear" w:fill="FFFFFF"/>
+          <w:lang w:val="en-US" w:eastAsia="zh-CN" w:bidi="ar"/>
+        </w:rPr>
+        <w:t>containers</w:t>
+      </w:r>
+      <w:r>
+        <w:rPr>
+          <w:rFonts w:hint="default" w:ascii="Consolas" w:hAnsi="Consolas" w:eastAsia="Consolas" w:cs="Consolas"/>
+          <w:b w:val="0"/>
+          <w:bCs w:val="0"/>
+          <w:color w:val="3B3B3B"/>
+          <w:kern w:val="0"/>
+          <w:sz w:val="21"/>
+          <w:szCs w:val="21"/>
+          <w:shd w:val="clear" w:fill="FFFFFF"/>
+          <w:lang w:val="en-US" w:eastAsia="zh-CN" w:bidi="ar"/>
+        </w:rPr>
+        <w:t xml:space="preserve">: </w:t>
+      </w:r>
+      <w:r>
+        <w:rPr>
+          <w:rFonts w:hint="default" w:ascii="Consolas" w:hAnsi="Consolas" w:eastAsia="Consolas" w:cs="Consolas"/>
+          <w:b w:val="0"/>
+          <w:bCs w:val="0"/>
+          <w:color w:val="008000"/>
+          <w:kern w:val="0"/>
+          <w:sz w:val="21"/>
+          <w:szCs w:val="21"/>
+          <w:shd w:val="clear" w:fill="FFFFFF"/>
+          <w:lang w:val="en-US" w:eastAsia="zh-CN" w:bidi="ar"/>
+        </w:rPr>
+        <w:t># List</w:t>
+      </w:r>
+    </w:p>
+    <w:p>
+      <w:pPr>
+        <w:keepNext w:val="0"/>
+        <w:keepLines w:val="0"/>
+        <w:widowControl/>
+        <w:suppressLineNumbers w:val="0"/>
+        <w:shd w:val="clear" w:fill="FFFFFF"/>
+        <w:spacing w:line="288" w:lineRule="atLeast"/>
+        <w:jc w:val="left"/>
+        <w:rPr>
+          <w:rFonts w:hint="default" w:ascii="Consolas" w:hAnsi="Consolas" w:eastAsia="Consolas" w:cs="Consolas"/>
+          <w:b w:val="0"/>
+          <w:bCs w:val="0"/>
+          <w:color w:val="3B3B3B"/>
+          <w:sz w:val="21"/>
+          <w:szCs w:val="21"/>
+        </w:rPr>
+      </w:pPr>
+      <w:r>
+        <w:rPr>
+          <w:rFonts w:hint="default" w:ascii="Consolas" w:hAnsi="Consolas" w:eastAsia="Consolas" w:cs="Consolas"/>
+          <w:b w:val="0"/>
+          <w:bCs w:val="0"/>
+          <w:color w:val="3B3B3B"/>
+          <w:kern w:val="0"/>
+          <w:sz w:val="21"/>
+          <w:szCs w:val="21"/>
+          <w:shd w:val="clear" w:fill="FFFFFF"/>
+          <w:lang w:val="en-US" w:eastAsia="zh-CN" w:bidi="ar"/>
+        </w:rPr>
+        <w:t xml:space="preserve">        - </w:t>
+      </w:r>
+      <w:r>
+        <w:rPr>
+          <w:rFonts w:hint="default" w:ascii="Consolas" w:hAnsi="Consolas" w:eastAsia="Consolas" w:cs="Consolas"/>
+          <w:b w:val="0"/>
+          <w:bCs w:val="0"/>
+          <w:color w:val="800000"/>
+          <w:kern w:val="0"/>
+          <w:sz w:val="21"/>
+          <w:szCs w:val="21"/>
+          <w:shd w:val="clear" w:fill="FFFFFF"/>
+          <w:lang w:val="en-US" w:eastAsia="zh-CN" w:bidi="ar"/>
+        </w:rPr>
+        <w:t>name</w:t>
+      </w:r>
+      <w:r>
+        <w:rPr>
+          <w:rFonts w:hint="default" w:ascii="Consolas" w:hAnsi="Consolas" w:eastAsia="Consolas" w:cs="Consolas"/>
+          <w:b w:val="0"/>
+          <w:bCs w:val="0"/>
+          <w:color w:val="3B3B3B"/>
+          <w:kern w:val="0"/>
+          <w:sz w:val="21"/>
+          <w:szCs w:val="21"/>
+          <w:shd w:val="clear" w:fill="FFFFFF"/>
+          <w:lang w:val="en-US" w:eastAsia="zh-CN" w:bidi="ar"/>
+        </w:rPr>
+        <w:t xml:space="preserve">: </w:t>
+      </w:r>
+      <w:r>
+        <w:rPr>
+          <w:rFonts w:hint="default" w:ascii="Consolas" w:hAnsi="Consolas" w:eastAsia="Consolas" w:cs="Consolas"/>
+          <w:b w:val="0"/>
+          <w:bCs w:val="0"/>
+          <w:color w:val="0000FF"/>
+          <w:kern w:val="0"/>
+          <w:sz w:val="21"/>
+          <w:szCs w:val="21"/>
+          <w:shd w:val="clear" w:fill="FFFFFF"/>
+          <w:lang w:val="en-US" w:eastAsia="zh-CN" w:bidi="ar"/>
+        </w:rPr>
+        <w:t>web-app</w:t>
+      </w:r>
+    </w:p>
+    <w:p>
+      <w:pPr>
+        <w:keepNext w:val="0"/>
+        <w:keepLines w:val="0"/>
+        <w:widowControl/>
+        <w:suppressLineNumbers w:val="0"/>
+        <w:shd w:val="clear" w:fill="FFFFFF"/>
+        <w:spacing w:line="288" w:lineRule="atLeast"/>
+        <w:jc w:val="left"/>
+        <w:rPr>
+          <w:rFonts w:hint="default" w:ascii="Consolas" w:hAnsi="Consolas" w:eastAsia="Consolas" w:cs="Consolas"/>
+          <w:b w:val="0"/>
+          <w:bCs w:val="0"/>
+          <w:color w:val="3B3B3B"/>
+          <w:sz w:val="21"/>
+          <w:szCs w:val="21"/>
+        </w:rPr>
+      </w:pPr>
+      <w:r>
+        <w:rPr>
+          <w:rFonts w:hint="default" w:ascii="Consolas" w:hAnsi="Consolas" w:eastAsia="Consolas" w:cs="Consolas"/>
+          <w:b w:val="0"/>
+          <w:bCs w:val="0"/>
+          <w:color w:val="3B3B3B"/>
+          <w:kern w:val="0"/>
+          <w:sz w:val="21"/>
+          <w:szCs w:val="21"/>
+          <w:shd w:val="clear" w:fill="FFFFFF"/>
+          <w:lang w:val="en-US" w:eastAsia="zh-CN" w:bidi="ar"/>
+        </w:rPr>
+        <w:t xml:space="preserve">          </w:t>
+      </w:r>
+      <w:r>
+        <w:rPr>
+          <w:rFonts w:hint="default" w:ascii="Consolas" w:hAnsi="Consolas" w:eastAsia="Consolas" w:cs="Consolas"/>
+          <w:b w:val="0"/>
+          <w:bCs w:val="0"/>
+          <w:color w:val="800000"/>
+          <w:kern w:val="0"/>
+          <w:sz w:val="21"/>
+          <w:szCs w:val="21"/>
+          <w:shd w:val="clear" w:fill="FFFFFF"/>
+          <w:lang w:val="en-US" w:eastAsia="zh-CN" w:bidi="ar"/>
+        </w:rPr>
+        <w:t>image</w:t>
+      </w:r>
+      <w:r>
+        <w:rPr>
+          <w:rFonts w:hint="default" w:ascii="Consolas" w:hAnsi="Consolas" w:eastAsia="Consolas" w:cs="Consolas"/>
+          <w:b w:val="0"/>
+          <w:bCs w:val="0"/>
+          <w:color w:val="3B3B3B"/>
+          <w:kern w:val="0"/>
+          <w:sz w:val="21"/>
+          <w:szCs w:val="21"/>
+          <w:shd w:val="clear" w:fill="FFFFFF"/>
+          <w:lang w:val="en-US" w:eastAsia="zh-CN" w:bidi="ar"/>
+        </w:rPr>
+        <w:t xml:space="preserve">: </w:t>
+      </w:r>
+      <w:r>
+        <w:rPr>
+          <w:rFonts w:hint="default" w:ascii="Consolas" w:hAnsi="Consolas" w:eastAsia="Consolas" w:cs="Consolas"/>
+          <w:b w:val="0"/>
+          <w:bCs w:val="0"/>
+          <w:color w:val="0000FF"/>
+          <w:kern w:val="0"/>
+          <w:sz w:val="21"/>
+          <w:szCs w:val="21"/>
+          <w:shd w:val="clear" w:fill="FFFFFF"/>
+          <w:lang w:val="en-US" w:eastAsia="zh-CN" w:bidi="ar"/>
+        </w:rPr>
+        <w:t>sohrab109/repo1</w:t>
+      </w:r>
+    </w:p>
+    <w:p>
+      <w:pPr>
+        <w:keepNext w:val="0"/>
+        <w:keepLines w:val="0"/>
+        <w:widowControl/>
+        <w:suppressLineNumbers w:val="0"/>
+        <w:shd w:val="clear" w:fill="FFFFFF"/>
+        <w:spacing w:line="288" w:lineRule="atLeast"/>
+        <w:jc w:val="left"/>
+        <w:rPr>
+          <w:rFonts w:hint="default" w:ascii="Consolas" w:hAnsi="Consolas" w:eastAsia="Consolas" w:cs="Consolas"/>
+          <w:b w:val="0"/>
+          <w:bCs w:val="0"/>
+          <w:color w:val="3B3B3B"/>
+          <w:sz w:val="21"/>
+          <w:szCs w:val="21"/>
+        </w:rPr>
+      </w:pPr>
+      <w:r>
+        <w:rPr>
+          <w:rFonts w:hint="default" w:ascii="Consolas" w:hAnsi="Consolas" w:eastAsia="Consolas" w:cs="Consolas"/>
+          <w:b w:val="0"/>
+          <w:bCs w:val="0"/>
+          <w:color w:val="3B3B3B"/>
+          <w:kern w:val="0"/>
+          <w:sz w:val="21"/>
+          <w:szCs w:val="21"/>
+          <w:shd w:val="clear" w:fill="FFFFFF"/>
+          <w:lang w:val="en-US" w:eastAsia="zh-CN" w:bidi="ar"/>
+        </w:rPr>
+        <w:t xml:space="preserve">          </w:t>
+      </w:r>
+      <w:r>
+        <w:rPr>
+          <w:rFonts w:hint="default" w:ascii="Consolas" w:hAnsi="Consolas" w:eastAsia="Consolas" w:cs="Consolas"/>
+          <w:b w:val="0"/>
+          <w:bCs w:val="0"/>
+          <w:color w:val="800000"/>
+          <w:kern w:val="0"/>
+          <w:sz w:val="21"/>
+          <w:szCs w:val="21"/>
+          <w:shd w:val="clear" w:fill="FFFFFF"/>
+          <w:lang w:val="en-US" w:eastAsia="zh-CN" w:bidi="ar"/>
+        </w:rPr>
+        <w:t>ports</w:t>
+      </w:r>
+      <w:r>
+        <w:rPr>
+          <w:rFonts w:hint="default" w:ascii="Consolas" w:hAnsi="Consolas" w:eastAsia="Consolas" w:cs="Consolas"/>
+          <w:b w:val="0"/>
+          <w:bCs w:val="0"/>
+          <w:color w:val="3B3B3B"/>
+          <w:kern w:val="0"/>
+          <w:sz w:val="21"/>
+          <w:szCs w:val="21"/>
+          <w:shd w:val="clear" w:fill="FFFFFF"/>
+          <w:lang w:val="en-US" w:eastAsia="zh-CN" w:bidi="ar"/>
+        </w:rPr>
+        <w:t>:</w:t>
+      </w:r>
+    </w:p>
+    <w:p>
+      <w:pPr>
+        <w:keepNext w:val="0"/>
+        <w:keepLines w:val="0"/>
+        <w:widowControl/>
+        <w:suppressLineNumbers w:val="0"/>
+        <w:shd w:val="clear" w:fill="FFFFFF"/>
+        <w:spacing w:line="288" w:lineRule="atLeast"/>
+        <w:jc w:val="left"/>
+        <w:rPr>
+          <w:rFonts w:hint="default" w:ascii="Consolas" w:hAnsi="Consolas" w:eastAsia="Consolas" w:cs="Consolas"/>
+          <w:b w:val="0"/>
+          <w:bCs w:val="0"/>
+          <w:color w:val="3B3B3B"/>
+          <w:sz w:val="21"/>
+          <w:szCs w:val="21"/>
+        </w:rPr>
+      </w:pPr>
+      <w:r>
+        <w:rPr>
+          <w:rFonts w:hint="default" w:ascii="Consolas" w:hAnsi="Consolas" w:eastAsia="Consolas" w:cs="Consolas"/>
+          <w:b w:val="0"/>
+          <w:bCs w:val="0"/>
+          <w:color w:val="3B3B3B"/>
+          <w:kern w:val="0"/>
+          <w:sz w:val="21"/>
+          <w:szCs w:val="21"/>
+          <w:shd w:val="clear" w:fill="FFFFFF"/>
+          <w:lang w:val="en-US" w:eastAsia="zh-CN" w:bidi="ar"/>
+        </w:rPr>
+        <w:t xml:space="preserve">            - </w:t>
+      </w:r>
+      <w:r>
+        <w:rPr>
+          <w:rFonts w:hint="default" w:ascii="Consolas" w:hAnsi="Consolas" w:eastAsia="Consolas" w:cs="Consolas"/>
+          <w:b w:val="0"/>
+          <w:bCs w:val="0"/>
+          <w:color w:val="800000"/>
+          <w:kern w:val="0"/>
+          <w:sz w:val="21"/>
+          <w:szCs w:val="21"/>
+          <w:shd w:val="clear" w:fill="FFFFFF"/>
+          <w:lang w:val="en-US" w:eastAsia="zh-CN" w:bidi="ar"/>
+        </w:rPr>
+        <w:t>containerPort</w:t>
+      </w:r>
+      <w:r>
+        <w:rPr>
+          <w:rFonts w:hint="default" w:ascii="Consolas" w:hAnsi="Consolas" w:eastAsia="Consolas" w:cs="Consolas"/>
+          <w:b w:val="0"/>
+          <w:bCs w:val="0"/>
+          <w:color w:val="3B3B3B"/>
+          <w:kern w:val="0"/>
+          <w:sz w:val="21"/>
+          <w:szCs w:val="21"/>
+          <w:shd w:val="clear" w:fill="FFFFFF"/>
+          <w:lang w:val="en-US" w:eastAsia="zh-CN" w:bidi="ar"/>
+        </w:rPr>
+        <w:t xml:space="preserve">: </w:t>
+      </w:r>
+      <w:r>
+        <w:rPr>
+          <w:rFonts w:hint="default" w:ascii="Consolas" w:hAnsi="Consolas" w:eastAsia="Consolas" w:cs="Consolas"/>
+          <w:b w:val="0"/>
+          <w:bCs w:val="0"/>
+          <w:color w:val="098658"/>
+          <w:kern w:val="0"/>
+          <w:sz w:val="21"/>
+          <w:szCs w:val="21"/>
+          <w:shd w:val="clear" w:fill="FFFFFF"/>
+          <w:lang w:val="en-US" w:eastAsia="zh-CN" w:bidi="ar"/>
+        </w:rPr>
+        <w:t>80</w:t>
+      </w:r>
+    </w:p>
+    <w:p>
+      <w:pPr>
+        <w:pStyle w:val="8"/>
+        <w:keepNext w:val="0"/>
+        <w:keepLines w:val="0"/>
+        <w:widowControl/>
+        <w:suppressLineNumbers w:val="0"/>
+        <w:pBdr>
+          <w:top w:val="none" w:color="auto" w:sz="0" w:space="0"/>
+          <w:left w:val="none" w:color="auto" w:sz="0" w:space="0"/>
+          <w:bottom w:val="none" w:color="auto" w:sz="0" w:space="0"/>
+          <w:right w:val="none" w:color="auto" w:sz="0" w:space="0"/>
+        </w:pBdr>
+        <w:shd w:val="clear" w:fill="FFFFFF"/>
+        <w:spacing w:before="0" w:beforeAutospacing="0" w:after="0" w:afterAutospacing="0"/>
+        <w:ind w:left="0" w:right="0" w:firstLine="0"/>
+        <w:rPr>
+          <w:rStyle w:val="6"/>
+          <w:rFonts w:hint="default" w:ascii="Consolas" w:hAnsi="Consolas" w:eastAsia="Consolas" w:cs="Consolas"/>
+          <w:i w:val="0"/>
+          <w:iCs w:val="0"/>
+          <w:caps w:val="0"/>
+          <w:color w:val="000000"/>
+          <w:spacing w:val="0"/>
+          <w:sz w:val="18"/>
+          <w:szCs w:val="18"/>
+          <w:shd w:val="clear" w:fill="FFFFFF"/>
+          <w:lang w:val="fr-FR"/>
+        </w:rPr>
+      </w:pPr>
+    </w:p>
+    <w:p>
+      <w:pPr>
+        <w:pStyle w:val="8"/>
+        <w:keepNext w:val="0"/>
+        <w:keepLines w:val="0"/>
+        <w:widowControl/>
+        <w:suppressLineNumbers w:val="0"/>
+        <w:pBdr>
+          <w:top w:val="none" w:color="auto" w:sz="0" w:space="0"/>
+          <w:left w:val="none" w:color="auto" w:sz="0" w:space="0"/>
+          <w:bottom w:val="none" w:color="auto" w:sz="0" w:space="0"/>
+          <w:right w:val="none" w:color="auto" w:sz="0" w:space="0"/>
+        </w:pBdr>
+        <w:shd w:val="clear" w:fill="FFFFFF"/>
+        <w:spacing w:before="0" w:beforeAutospacing="0" w:after="0" w:afterAutospacing="0"/>
+        <w:ind w:left="0" w:right="0" w:firstLine="0"/>
+        <w:rPr>
+          <w:rStyle w:val="6"/>
+          <w:rFonts w:hint="default" w:ascii="Consolas" w:hAnsi="Consolas" w:eastAsia="Consolas" w:cs="Consolas"/>
+          <w:i w:val="0"/>
+          <w:iCs w:val="0"/>
+          <w:caps w:val="0"/>
+          <w:color w:val="000000"/>
+          <w:spacing w:val="0"/>
+          <w:sz w:val="18"/>
+          <w:szCs w:val="18"/>
+          <w:shd w:val="clear" w:fill="FFFFFF"/>
+          <w:lang w:val="fr-FR"/>
+        </w:rPr>
+      </w:pPr>
+      <w:r>
+        <w:rPr>
+          <w:rStyle w:val="6"/>
+          <w:rFonts w:hint="default" w:ascii="Consolas" w:hAnsi="Consolas" w:eastAsia="Consolas" w:cs="Consolas"/>
+          <w:i w:val="0"/>
+          <w:iCs w:val="0"/>
+          <w:color w:val="000000"/>
+          <w:spacing w:val="0"/>
+          <w:sz w:val="18"/>
+          <w:szCs w:val="18"/>
+          <w:shd w:val="clear" w:fill="FFFFFF"/>
+          <w:lang w:val="fr-FR"/>
+        </w:rPr>
+        <w:t>K</w:t>
+      </w:r>
+      <w:r>
+        <w:rPr>
+          <w:rStyle w:val="6"/>
+          <w:rFonts w:hint="default" w:ascii="Consolas" w:hAnsi="Consolas" w:eastAsia="Consolas" w:cs="Consolas"/>
+          <w:i w:val="0"/>
+          <w:iCs w:val="0"/>
+          <w:caps w:val="0"/>
+          <w:color w:val="000000"/>
+          <w:spacing w:val="0"/>
+          <w:sz w:val="18"/>
+          <w:szCs w:val="18"/>
+          <w:shd w:val="clear" w:fill="FFFFFF"/>
+          <w:lang w:val="fr-FR"/>
+        </w:rPr>
+        <w:t>ubectl apply -f nom_replica_set</w:t>
+      </w:r>
+    </w:p>
+    <w:p>
+      <w:pPr>
+        <w:pStyle w:val="8"/>
+        <w:keepNext w:val="0"/>
+        <w:keepLines w:val="0"/>
+        <w:widowControl/>
+        <w:suppressLineNumbers w:val="0"/>
+        <w:pBdr>
+          <w:top w:val="none" w:color="auto" w:sz="0" w:space="0"/>
+          <w:left w:val="none" w:color="auto" w:sz="0" w:space="0"/>
+          <w:bottom w:val="none" w:color="auto" w:sz="0" w:space="0"/>
+          <w:right w:val="none" w:color="auto" w:sz="0" w:space="0"/>
+        </w:pBdr>
+        <w:shd w:val="clear" w:fill="FFFFFF"/>
+        <w:spacing w:before="0" w:beforeAutospacing="0" w:after="0" w:afterAutospacing="0"/>
+        <w:ind w:left="0" w:right="0" w:firstLine="0"/>
+        <w:rPr>
+          <w:rStyle w:val="6"/>
+          <w:rFonts w:hint="default" w:ascii="Consolas" w:hAnsi="Consolas" w:eastAsia="Consolas" w:cs="Consolas"/>
+          <w:i w:val="0"/>
+          <w:iCs w:val="0"/>
+          <w:caps w:val="0"/>
+          <w:color w:val="000000"/>
+          <w:spacing w:val="0"/>
+          <w:sz w:val="18"/>
+          <w:szCs w:val="18"/>
+          <w:shd w:val="clear" w:fill="FFFFFF"/>
+          <w:lang w:val="fr-FR"/>
+        </w:rPr>
+      </w:pPr>
+      <w:r>
+        <w:rPr>
+          <w:rStyle w:val="6"/>
+          <w:rFonts w:hint="default" w:ascii="Consolas" w:hAnsi="Consolas" w:eastAsia="Consolas" w:cs="Consolas"/>
+          <w:i w:val="0"/>
+          <w:iCs w:val="0"/>
+          <w:color w:val="000000"/>
+          <w:spacing w:val="0"/>
+          <w:sz w:val="18"/>
+          <w:szCs w:val="18"/>
+          <w:shd w:val="clear" w:fill="FFFFFF"/>
+          <w:lang w:val="fr-FR"/>
+        </w:rPr>
+        <w:t>N</w:t>
+      </w:r>
+      <w:r>
+        <w:rPr>
+          <w:rStyle w:val="6"/>
+          <w:rFonts w:hint="default" w:ascii="Consolas" w:hAnsi="Consolas" w:eastAsia="Consolas" w:cs="Consolas"/>
+          <w:i w:val="0"/>
+          <w:iCs w:val="0"/>
+          <w:caps w:val="0"/>
+          <w:color w:val="000000"/>
+          <w:spacing w:val="0"/>
+          <w:sz w:val="18"/>
+          <w:szCs w:val="18"/>
+          <w:shd w:val="clear" w:fill="FFFFFF"/>
+          <w:lang w:val="fr-FR"/>
+        </w:rPr>
+        <w:t>ow create a service and expose a url:</w:t>
+      </w:r>
+    </w:p>
+    <w:p>
+      <w:pPr>
+        <w:pStyle w:val="8"/>
+        <w:keepNext w:val="0"/>
+        <w:keepLines w:val="0"/>
+        <w:widowControl/>
+        <w:suppressLineNumbers w:val="0"/>
+        <w:pBdr>
+          <w:top w:val="none" w:color="auto" w:sz="0" w:space="0"/>
+          <w:left w:val="none" w:color="auto" w:sz="0" w:space="0"/>
+          <w:bottom w:val="none" w:color="auto" w:sz="0" w:space="0"/>
+          <w:right w:val="none" w:color="auto" w:sz="0" w:space="0"/>
+        </w:pBdr>
+        <w:shd w:val="clear" w:fill="FFFFFF"/>
+        <w:spacing w:before="0" w:beforeAutospacing="0" w:after="0" w:afterAutospacing="0"/>
+        <w:ind w:left="0" w:right="0" w:firstLine="0"/>
+        <w:rPr>
+          <w:rStyle w:val="6"/>
+          <w:rFonts w:hint="default" w:ascii="Consolas" w:hAnsi="Consolas" w:eastAsia="Consolas" w:cs="Consolas"/>
+          <w:i w:val="0"/>
+          <w:iCs w:val="0"/>
+          <w:caps w:val="0"/>
+          <w:color w:val="000000"/>
+          <w:spacing w:val="0"/>
+          <w:sz w:val="18"/>
+          <w:szCs w:val="18"/>
+          <w:shd w:val="clear" w:fill="FFFFFF"/>
+          <w:lang w:val="fr-FR"/>
+        </w:rPr>
+      </w:pPr>
+    </w:p>
+    <w:p>
+      <w:pPr>
+        <w:pStyle w:val="8"/>
+        <w:keepNext w:val="0"/>
+        <w:keepLines w:val="0"/>
+        <w:widowControl/>
+        <w:suppressLineNumbers w:val="0"/>
+        <w:pBdr>
+          <w:top w:val="none" w:color="auto" w:sz="0" w:space="0"/>
+          <w:left w:val="none" w:color="auto" w:sz="0" w:space="0"/>
+          <w:bottom w:val="none" w:color="auto" w:sz="0" w:space="0"/>
+          <w:right w:val="none" w:color="auto" w:sz="0" w:space="0"/>
+        </w:pBdr>
+        <w:shd w:val="clear" w:fill="FFFFFF"/>
+        <w:spacing w:before="0" w:beforeAutospacing="0" w:after="0" w:afterAutospacing="0"/>
+        <w:ind w:left="0" w:right="0" w:firstLine="0"/>
+        <w:rPr>
+          <w:rStyle w:val="6"/>
+          <w:rFonts w:hint="default" w:ascii="Consolas" w:hAnsi="Consolas" w:eastAsia="Consolas"/>
+          <w:i w:val="0"/>
+          <w:iCs w:val="0"/>
+          <w:caps w:val="0"/>
+          <w:color w:val="000000"/>
+          <w:spacing w:val="0"/>
+          <w:sz w:val="18"/>
+          <w:szCs w:val="18"/>
+          <w:shd w:val="clear" w:fill="FFFFFF"/>
+          <w:lang w:val="fr-FR"/>
+        </w:rPr>
+      </w:pPr>
+      <w:r>
+        <w:rPr>
+          <w:rStyle w:val="6"/>
+          <w:rFonts w:hint="default" w:ascii="Consolas" w:hAnsi="Consolas" w:eastAsia="Consolas" w:cs="Consolas"/>
+          <w:i w:val="0"/>
+          <w:iCs w:val="0"/>
+          <w:color w:val="000000"/>
+          <w:spacing w:val="0"/>
+          <w:sz w:val="18"/>
+          <w:szCs w:val="18"/>
+          <w:shd w:val="clear" w:fill="FFFFFF"/>
+          <w:lang w:val="fr-FR"/>
+        </w:rPr>
+        <w:t>E</w:t>
+      </w:r>
+      <w:r>
+        <w:rPr>
+          <w:rStyle w:val="6"/>
+          <w:rFonts w:hint="default" w:ascii="Consolas" w:hAnsi="Consolas" w:eastAsia="Consolas" w:cs="Consolas"/>
+          <w:i w:val="0"/>
+          <w:iCs w:val="0"/>
+          <w:caps w:val="0"/>
+          <w:color w:val="000000"/>
+          <w:spacing w:val="0"/>
+          <w:sz w:val="18"/>
+          <w:szCs w:val="18"/>
+          <w:shd w:val="clear" w:fill="FFFFFF"/>
+          <w:lang w:val="fr-FR"/>
+        </w:rPr>
+        <w:t xml:space="preserve">xpose url: </w:t>
+      </w:r>
+      <w:r>
+        <w:rPr>
+          <w:rStyle w:val="6"/>
+          <w:rFonts w:hint="default" w:ascii="Consolas" w:hAnsi="Consolas" w:eastAsia="Consolas"/>
+          <w:i w:val="0"/>
+          <w:iCs w:val="0"/>
+          <w:caps w:val="0"/>
+          <w:color w:val="000000"/>
+          <w:spacing w:val="0"/>
+          <w:sz w:val="18"/>
+          <w:szCs w:val="18"/>
+          <w:shd w:val="clear" w:fill="FFFFFF"/>
+          <w:lang w:val="fr-FR"/>
+        </w:rPr>
+        <w:t>minikube service myapp2-service --url</w:t>
+      </w:r>
+    </w:p>
+    <w:p>
+      <w:pPr>
+        <w:pStyle w:val="8"/>
+        <w:keepNext w:val="0"/>
+        <w:keepLines w:val="0"/>
+        <w:widowControl/>
+        <w:suppressLineNumbers w:val="0"/>
+        <w:pBdr>
+          <w:top w:val="none" w:color="auto" w:sz="0" w:space="0"/>
+          <w:left w:val="none" w:color="auto" w:sz="0" w:space="0"/>
+          <w:bottom w:val="none" w:color="auto" w:sz="0" w:space="0"/>
+          <w:right w:val="none" w:color="auto" w:sz="0" w:space="0"/>
+        </w:pBdr>
+        <w:shd w:val="clear" w:fill="FFFFFF"/>
+        <w:spacing w:before="0" w:beforeAutospacing="0" w:after="0" w:afterAutospacing="0"/>
+        <w:ind w:left="0" w:right="0" w:firstLine="0"/>
+        <w:rPr>
+          <w:rStyle w:val="6"/>
+          <w:rFonts w:hint="default" w:ascii="Consolas" w:hAnsi="Consolas" w:eastAsia="Consolas"/>
+          <w:i w:val="0"/>
+          <w:iCs w:val="0"/>
+          <w:caps w:val="0"/>
+          <w:color w:val="000000"/>
+          <w:spacing w:val="0"/>
+          <w:sz w:val="18"/>
+          <w:szCs w:val="18"/>
+          <w:shd w:val="clear" w:fill="FFFFFF"/>
+          <w:lang w:val="fr-FR"/>
+        </w:rPr>
+      </w:pPr>
+      <w:r>
+        <w:rPr>
+          <w:rStyle w:val="6"/>
+          <w:rFonts w:hint="default" w:ascii="Consolas" w:hAnsi="Consolas" w:eastAsia="Consolas"/>
+          <w:i w:val="0"/>
+          <w:iCs w:val="0"/>
+          <w:color w:val="000000"/>
+          <w:spacing w:val="0"/>
+          <w:sz w:val="18"/>
+          <w:szCs w:val="18"/>
+          <w:shd w:val="clear" w:fill="FFFFFF"/>
+          <w:lang w:val="fr-FR"/>
+        </w:rPr>
+        <w:t>C</w:t>
+      </w:r>
+      <w:r>
+        <w:rPr>
+          <w:rStyle w:val="6"/>
+          <w:rFonts w:hint="default" w:ascii="Consolas" w:hAnsi="Consolas" w:eastAsia="Consolas"/>
+          <w:i w:val="0"/>
+          <w:iCs w:val="0"/>
+          <w:caps w:val="0"/>
+          <w:color w:val="000000"/>
+          <w:spacing w:val="0"/>
+          <w:sz w:val="18"/>
+          <w:szCs w:val="18"/>
+          <w:shd w:val="clear" w:fill="FFFFFF"/>
+          <w:lang w:val="fr-FR"/>
+        </w:rPr>
+        <w:t>orriger errror by this command: docker context use default</w:t>
+      </w:r>
+    </w:p>
+    <w:p>
+      <w:pPr>
+        <w:pStyle w:val="8"/>
+        <w:keepNext w:val="0"/>
+        <w:keepLines w:val="0"/>
+        <w:widowControl/>
+        <w:suppressLineNumbers w:val="0"/>
+        <w:pBdr>
+          <w:top w:val="none" w:color="auto" w:sz="0" w:space="0"/>
+          <w:left w:val="none" w:color="auto" w:sz="0" w:space="0"/>
+          <w:bottom w:val="none" w:color="auto" w:sz="0" w:space="0"/>
+          <w:right w:val="none" w:color="auto" w:sz="0" w:space="0"/>
+        </w:pBdr>
+        <w:shd w:val="clear" w:fill="FFFFFF"/>
+        <w:spacing w:before="0" w:beforeAutospacing="0" w:after="0" w:afterAutospacing="0"/>
+        <w:ind w:left="0" w:right="0" w:firstLine="0"/>
+        <w:rPr>
+          <w:rStyle w:val="6"/>
+          <w:rFonts w:hint="default" w:ascii="Consolas" w:hAnsi="Consolas" w:eastAsia="Consolas"/>
+          <w:i w:val="0"/>
+          <w:iCs w:val="0"/>
+          <w:caps w:val="0"/>
+          <w:color w:val="000000"/>
+          <w:spacing w:val="0"/>
+          <w:sz w:val="18"/>
+          <w:szCs w:val="18"/>
+          <w:shd w:val="clear" w:fill="FFFFFF"/>
+          <w:lang w:val="fr-FR"/>
+        </w:rPr>
+      </w:pPr>
+      <w:r>
+        <w:rPr>
+          <w:rStyle w:val="6"/>
+          <w:rFonts w:hint="default" w:ascii="Consolas" w:hAnsi="Consolas" w:eastAsia="Consolas"/>
+          <w:i w:val="0"/>
+          <w:iCs w:val="0"/>
+          <w:color w:val="000000"/>
+          <w:spacing w:val="0"/>
+          <w:sz w:val="18"/>
+          <w:szCs w:val="18"/>
+          <w:shd w:val="clear" w:fill="FFFFFF"/>
+          <w:lang w:val="fr-FR"/>
+        </w:rPr>
+        <w:t>C</w:t>
+      </w:r>
+      <w:r>
+        <w:rPr>
+          <w:rStyle w:val="6"/>
+          <w:rFonts w:hint="default" w:ascii="Consolas" w:hAnsi="Consolas" w:eastAsia="Consolas"/>
+          <w:i w:val="0"/>
+          <w:iCs w:val="0"/>
+          <w:caps w:val="0"/>
+          <w:color w:val="000000"/>
+          <w:spacing w:val="0"/>
+          <w:sz w:val="18"/>
+          <w:szCs w:val="18"/>
+          <w:shd w:val="clear" w:fill="FFFFFF"/>
+          <w:lang w:val="fr-FR"/>
+        </w:rPr>
+        <w:t>heck current pilot in minikube: minikube config get driver</w:t>
       </w:r>
       <w:bookmarkStart w:id="0" w:name="_GoBack"/>
       <w:bookmarkEnd w:id="0"/>
-    </w:p>
-    <w:p>
-      <w:pPr>
-        <w:pStyle w:val="8"/>
-        <w:keepNext w:val="0"/>
-        <w:keepLines w:val="0"/>
-        <w:widowControl/>
-        <w:suppressLineNumbers w:val="0"/>
-        <w:pBdr>
-          <w:top w:val="none" w:color="auto" w:sz="0" w:space="0"/>
-          <w:left w:val="none" w:color="auto" w:sz="0" w:space="0"/>
-          <w:bottom w:val="none" w:color="auto" w:sz="0" w:space="0"/>
-          <w:right w:val="none" w:color="auto" w:sz="0" w:space="0"/>
-        </w:pBdr>
-        <w:shd w:val="clear" w:fill="FFFFFF"/>
-        <w:spacing w:before="0" w:beforeAutospacing="0" w:after="0" w:afterAutospacing="0"/>
-        <w:ind w:left="0" w:right="0" w:firstLine="0"/>
-        <w:rPr>
-          <w:rStyle w:val="6"/>
-          <w:rFonts w:hint="default" w:ascii="Consolas" w:hAnsi="Consolas" w:eastAsia="Consolas" w:cs="Consolas"/>
-          <w:i w:val="0"/>
-          <w:iCs w:val="0"/>
-          <w:caps w:val="0"/>
-          <w:color w:val="000000"/>
-          <w:spacing w:val="0"/>
-          <w:sz w:val="18"/>
-          <w:szCs w:val="18"/>
-          <w:shd w:val="clear" w:fill="FFFFFF"/>
-          <w:lang w:val="fr-FR"/>
-        </w:rPr>
-      </w:pPr>
-    </w:p>
-    <w:p>
-      <w:pPr>
-        <w:pStyle w:val="8"/>
-        <w:keepNext w:val="0"/>
-        <w:keepLines w:val="0"/>
-        <w:widowControl/>
-        <w:suppressLineNumbers w:val="0"/>
-        <w:pBdr>
-          <w:top w:val="none" w:color="auto" w:sz="0" w:space="0"/>
-          <w:left w:val="none" w:color="auto" w:sz="0" w:space="0"/>
-          <w:bottom w:val="none" w:color="auto" w:sz="0" w:space="0"/>
-          <w:right w:val="none" w:color="auto" w:sz="0" w:space="0"/>
-        </w:pBdr>
-        <w:shd w:val="clear" w:fill="FFFFFF"/>
-        <w:spacing w:before="0" w:beforeAutospacing="0" w:after="0" w:afterAutospacing="0"/>
-        <w:ind w:left="0" w:right="0" w:firstLine="0"/>
-        <w:rPr>
-          <w:rStyle w:val="6"/>
-          <w:rFonts w:hint="default" w:ascii="Consolas" w:hAnsi="Consolas" w:eastAsia="Consolas"/>
-          <w:b/>
-          <w:bCs/>
-          <w:i w:val="0"/>
-          <w:iCs w:val="0"/>
-          <w:caps w:val="0"/>
-          <w:color w:val="000000"/>
-          <w:spacing w:val="0"/>
-          <w:sz w:val="18"/>
-          <w:szCs w:val="18"/>
-          <w:shd w:val="clear" w:fill="FFFFFF"/>
-          <w:lang w:val="fr-FR"/>
-        </w:rPr>
-      </w:pPr>
-      <w:r>
-        <w:rPr>
-          <w:rStyle w:val="6"/>
-          <w:rFonts w:hint="default" w:ascii="Consolas" w:hAnsi="Consolas" w:eastAsia="Consolas" w:cs="Consolas"/>
-          <w:i w:val="0"/>
-          <w:iCs w:val="0"/>
-          <w:color w:val="000000"/>
-          <w:spacing w:val="0"/>
-          <w:sz w:val="18"/>
-          <w:szCs w:val="18"/>
-          <w:shd w:val="clear" w:fill="FFFFFF"/>
-          <w:lang w:val="fr-FR"/>
-        </w:rPr>
-        <w:t>C</w:t>
-      </w:r>
-      <w:r>
-        <w:rPr>
-          <w:rStyle w:val="6"/>
-          <w:rFonts w:hint="default" w:ascii="Consolas" w:hAnsi="Consolas" w:eastAsia="Consolas" w:cs="Consolas"/>
-          <w:i w:val="0"/>
-          <w:iCs w:val="0"/>
-          <w:caps w:val="0"/>
-          <w:color w:val="000000"/>
-          <w:spacing w:val="0"/>
-          <w:sz w:val="18"/>
-          <w:szCs w:val="18"/>
-          <w:shd w:val="clear" w:fill="FFFFFF"/>
-          <w:lang w:val="fr-FR"/>
-        </w:rPr>
-        <w:t>reate multinode kubernetes cluster: for example 3 master and 6 worker nodes.</w:t>
-      </w:r>
-    </w:p>
-    <w:p>
-      <w:pPr>
-        <w:pStyle w:val="8"/>
-        <w:keepNext w:val="0"/>
-        <w:keepLines w:val="0"/>
-        <w:widowControl/>
-        <w:suppressLineNumbers w:val="0"/>
-        <w:pBdr>
-          <w:top w:val="none" w:color="auto" w:sz="0" w:space="0"/>
-          <w:left w:val="none" w:color="auto" w:sz="0" w:space="0"/>
-          <w:bottom w:val="none" w:color="auto" w:sz="0" w:space="0"/>
-          <w:right w:val="none" w:color="auto" w:sz="0" w:space="0"/>
-        </w:pBdr>
-        <w:shd w:val="clear" w:fill="FFFFFF"/>
-        <w:spacing w:before="0" w:beforeAutospacing="0" w:after="0" w:afterAutospacing="0"/>
-        <w:ind w:left="0" w:right="0" w:firstLine="0"/>
-        <w:rPr>
-          <w:rStyle w:val="6"/>
-          <w:rFonts w:hint="default" w:ascii="Consolas" w:hAnsi="Consolas" w:eastAsia="Consolas"/>
-          <w:b/>
-          <w:bCs/>
-          <w:i w:val="0"/>
-          <w:iCs w:val="0"/>
-          <w:caps w:val="0"/>
-          <w:color w:val="000000"/>
-          <w:spacing w:val="0"/>
-          <w:sz w:val="18"/>
-          <w:szCs w:val="18"/>
-          <w:shd w:val="clear" w:fill="FFFFFF"/>
-          <w:lang w:val="fr-FR"/>
-        </w:rPr>
-      </w:pPr>
-      <w:r>
-        <w:rPr>
-          <w:rStyle w:val="6"/>
-          <w:rFonts w:hint="default" w:ascii="Consolas" w:hAnsi="Consolas" w:eastAsia="Consolas"/>
-          <w:b/>
-          <w:bCs/>
-          <w:i w:val="0"/>
-          <w:iCs w:val="0"/>
-          <w:caps w:val="0"/>
-          <w:color w:val="000000"/>
-          <w:spacing w:val="0"/>
-          <w:sz w:val="18"/>
-          <w:szCs w:val="18"/>
-          <w:shd w:val="clear" w:fill="FFFFFF"/>
-          <w:lang w:val="fr-FR"/>
-        </w:rPr>
-        <w:t>multi-node-k8s-cluster.yaml</w:t>
-      </w:r>
-    </w:p>
-    <w:p>
-      <w:pPr>
-        <w:pStyle w:val="8"/>
-        <w:keepNext w:val="0"/>
-        <w:keepLines w:val="0"/>
-        <w:widowControl/>
-        <w:suppressLineNumbers w:val="0"/>
-        <w:pBdr>
-          <w:top w:val="none" w:color="auto" w:sz="0" w:space="0"/>
-          <w:left w:val="none" w:color="auto" w:sz="0" w:space="0"/>
-          <w:bottom w:val="none" w:color="auto" w:sz="0" w:space="0"/>
-          <w:right w:val="none" w:color="auto" w:sz="0" w:space="0"/>
-        </w:pBdr>
-        <w:shd w:val="clear" w:fill="FFFFFF"/>
-        <w:spacing w:before="0" w:beforeAutospacing="0" w:after="0" w:afterAutospacing="0"/>
-        <w:ind w:left="0" w:right="0" w:firstLine="0"/>
-        <w:rPr>
-          <w:rStyle w:val="6"/>
-          <w:rFonts w:hint="default" w:ascii="Consolas" w:hAnsi="Consolas" w:eastAsia="Consolas"/>
-          <w:i w:val="0"/>
-          <w:iCs w:val="0"/>
-          <w:caps w:val="0"/>
-          <w:color w:val="000000"/>
-          <w:spacing w:val="0"/>
-          <w:sz w:val="18"/>
-          <w:szCs w:val="18"/>
-          <w:shd w:val="clear" w:fill="FFFFFF"/>
-          <w:lang w:val="fr-FR"/>
-        </w:rPr>
-      </w:pPr>
-      <w:r>
-        <w:rPr>
-          <w:rStyle w:val="6"/>
-          <w:rFonts w:hint="default" w:ascii="Consolas" w:hAnsi="Consolas" w:eastAsia="Consolas"/>
-          <w:i w:val="0"/>
-          <w:iCs w:val="0"/>
-          <w:caps w:val="0"/>
-          <w:color w:val="000000"/>
-          <w:spacing w:val="0"/>
-          <w:sz w:val="18"/>
-          <w:szCs w:val="18"/>
-          <w:shd w:val="clear" w:fill="FFFFFF"/>
-          <w:lang w:val="fr-FR"/>
-        </w:rPr>
-        <w:t>kind: Cluster</w:t>
-      </w:r>
-    </w:p>
-    <w:p>
-      <w:pPr>
-        <w:pStyle w:val="8"/>
-        <w:keepNext w:val="0"/>
-        <w:keepLines w:val="0"/>
-        <w:widowControl/>
-        <w:suppressLineNumbers w:val="0"/>
-        <w:pBdr>
-          <w:top w:val="none" w:color="auto" w:sz="0" w:space="0"/>
-          <w:left w:val="none" w:color="auto" w:sz="0" w:space="0"/>
-          <w:bottom w:val="none" w:color="auto" w:sz="0" w:space="0"/>
-          <w:right w:val="none" w:color="auto" w:sz="0" w:space="0"/>
-        </w:pBdr>
-        <w:shd w:val="clear" w:fill="FFFFFF"/>
-        <w:spacing w:before="0" w:beforeAutospacing="0" w:after="0" w:afterAutospacing="0"/>
-        <w:ind w:left="0" w:right="0" w:firstLine="0"/>
-        <w:rPr>
-          <w:rStyle w:val="6"/>
-          <w:rFonts w:hint="default" w:ascii="Consolas" w:hAnsi="Consolas" w:eastAsia="Consolas"/>
-          <w:i w:val="0"/>
-          <w:iCs w:val="0"/>
-          <w:caps w:val="0"/>
-          <w:color w:val="000000"/>
-          <w:spacing w:val="0"/>
-          <w:sz w:val="18"/>
-          <w:szCs w:val="18"/>
-          <w:shd w:val="clear" w:fill="FFFFFF"/>
-          <w:lang w:val="fr-FR"/>
-        </w:rPr>
-      </w:pPr>
-      <w:r>
-        <w:rPr>
-          <w:rStyle w:val="6"/>
-          <w:rFonts w:hint="default" w:ascii="Consolas" w:hAnsi="Consolas" w:eastAsia="Consolas"/>
-          <w:i w:val="0"/>
-          <w:iCs w:val="0"/>
-          <w:caps w:val="0"/>
-          <w:color w:val="000000"/>
-          <w:spacing w:val="0"/>
-          <w:sz w:val="18"/>
-          <w:szCs w:val="18"/>
-          <w:shd w:val="clear" w:fill="FFFFFF"/>
-          <w:lang w:val="fr-FR"/>
-        </w:rPr>
-        <w:t>apiVersion: kind.x-k8s.io/v1alpha4</w:t>
-      </w:r>
-    </w:p>
-    <w:p>
-      <w:pPr>
-        <w:pStyle w:val="8"/>
-        <w:keepNext w:val="0"/>
-        <w:keepLines w:val="0"/>
-        <w:widowControl/>
-        <w:suppressLineNumbers w:val="0"/>
-        <w:pBdr>
-          <w:top w:val="none" w:color="auto" w:sz="0" w:space="0"/>
-          <w:left w:val="none" w:color="auto" w:sz="0" w:space="0"/>
-          <w:bottom w:val="none" w:color="auto" w:sz="0" w:space="0"/>
-          <w:right w:val="none" w:color="auto" w:sz="0" w:space="0"/>
-        </w:pBdr>
-        <w:shd w:val="clear" w:fill="FFFFFF"/>
-        <w:spacing w:before="0" w:beforeAutospacing="0" w:after="0" w:afterAutospacing="0"/>
-        <w:ind w:left="0" w:right="0" w:firstLine="0"/>
-        <w:rPr>
-          <w:rStyle w:val="6"/>
-          <w:rFonts w:hint="default" w:ascii="Consolas" w:hAnsi="Consolas" w:eastAsia="Consolas"/>
-          <w:i w:val="0"/>
-          <w:iCs w:val="0"/>
-          <w:caps w:val="0"/>
-          <w:color w:val="000000"/>
-          <w:spacing w:val="0"/>
-          <w:sz w:val="18"/>
-          <w:szCs w:val="18"/>
-          <w:shd w:val="clear" w:fill="FFFFFF"/>
-          <w:lang w:val="fr-FR"/>
-        </w:rPr>
-      </w:pPr>
-      <w:r>
-        <w:rPr>
-          <w:rStyle w:val="6"/>
-          <w:rFonts w:hint="default" w:ascii="Consolas" w:hAnsi="Consolas" w:eastAsia="Consolas"/>
-          <w:i w:val="0"/>
-          <w:iCs w:val="0"/>
-          <w:caps w:val="0"/>
-          <w:color w:val="000000"/>
-          <w:spacing w:val="0"/>
-          <w:sz w:val="18"/>
-          <w:szCs w:val="18"/>
-          <w:shd w:val="clear" w:fill="FFFFFF"/>
-          <w:lang w:val="fr-FR"/>
-        </w:rPr>
-        <w:t>nodes:</w:t>
-      </w:r>
-    </w:p>
-    <w:p>
-      <w:pPr>
-        <w:pStyle w:val="8"/>
-        <w:keepNext w:val="0"/>
-        <w:keepLines w:val="0"/>
-        <w:widowControl/>
-        <w:suppressLineNumbers w:val="0"/>
-        <w:pBdr>
-          <w:top w:val="none" w:color="auto" w:sz="0" w:space="0"/>
-          <w:left w:val="none" w:color="auto" w:sz="0" w:space="0"/>
-          <w:bottom w:val="none" w:color="auto" w:sz="0" w:space="0"/>
-          <w:right w:val="none" w:color="auto" w:sz="0" w:space="0"/>
-        </w:pBdr>
-        <w:shd w:val="clear" w:fill="FFFFFF"/>
-        <w:spacing w:before="0" w:beforeAutospacing="0" w:after="0" w:afterAutospacing="0"/>
-        <w:ind w:left="0" w:right="0" w:firstLine="0"/>
-        <w:rPr>
-          <w:rStyle w:val="6"/>
-          <w:rFonts w:hint="default" w:ascii="Consolas" w:hAnsi="Consolas" w:eastAsia="Consolas"/>
-          <w:i w:val="0"/>
-          <w:iCs w:val="0"/>
-          <w:caps w:val="0"/>
-          <w:color w:val="000000"/>
-          <w:spacing w:val="0"/>
-          <w:sz w:val="18"/>
-          <w:szCs w:val="18"/>
-          <w:shd w:val="clear" w:fill="FFFFFF"/>
-          <w:lang w:val="fr-FR"/>
-        </w:rPr>
-      </w:pPr>
-      <w:r>
-        <w:rPr>
-          <w:rStyle w:val="6"/>
-          <w:rFonts w:hint="default" w:ascii="Consolas" w:hAnsi="Consolas" w:eastAsia="Consolas"/>
-          <w:i w:val="0"/>
-          <w:iCs w:val="0"/>
-          <w:caps w:val="0"/>
-          <w:color w:val="000000"/>
-          <w:spacing w:val="0"/>
-          <w:sz w:val="18"/>
-          <w:szCs w:val="18"/>
-          <w:shd w:val="clear" w:fill="FFFFFF"/>
-          <w:lang w:val="fr-FR"/>
-        </w:rPr>
-        <w:t>- role: control-plane</w:t>
-      </w:r>
-    </w:p>
-    <w:p>
-      <w:pPr>
-        <w:pStyle w:val="8"/>
-        <w:keepNext w:val="0"/>
-        <w:keepLines w:val="0"/>
-        <w:widowControl/>
-        <w:suppressLineNumbers w:val="0"/>
-        <w:pBdr>
-          <w:top w:val="none" w:color="auto" w:sz="0" w:space="0"/>
-          <w:left w:val="none" w:color="auto" w:sz="0" w:space="0"/>
-          <w:bottom w:val="none" w:color="auto" w:sz="0" w:space="0"/>
-          <w:right w:val="none" w:color="auto" w:sz="0" w:space="0"/>
-        </w:pBdr>
-        <w:shd w:val="clear" w:fill="FFFFFF"/>
-        <w:spacing w:before="0" w:beforeAutospacing="0" w:after="0" w:afterAutospacing="0"/>
-        <w:ind w:left="0" w:right="0" w:firstLine="0"/>
-        <w:rPr>
-          <w:rStyle w:val="6"/>
-          <w:rFonts w:hint="default" w:ascii="Consolas" w:hAnsi="Consolas" w:eastAsia="Consolas"/>
-          <w:i w:val="0"/>
-          <w:iCs w:val="0"/>
-          <w:caps w:val="0"/>
-          <w:color w:val="000000"/>
-          <w:spacing w:val="0"/>
-          <w:sz w:val="18"/>
-          <w:szCs w:val="18"/>
-          <w:shd w:val="clear" w:fill="FFFFFF"/>
-          <w:lang w:val="fr-FR"/>
-        </w:rPr>
-      </w:pPr>
-      <w:r>
-        <w:rPr>
-          <w:rStyle w:val="6"/>
-          <w:rFonts w:hint="default" w:ascii="Consolas" w:hAnsi="Consolas" w:eastAsia="Consolas"/>
-          <w:i w:val="0"/>
-          <w:iCs w:val="0"/>
-          <w:caps w:val="0"/>
-          <w:color w:val="000000"/>
-          <w:spacing w:val="0"/>
-          <w:sz w:val="18"/>
-          <w:szCs w:val="18"/>
-          <w:shd w:val="clear" w:fill="FFFFFF"/>
-          <w:lang w:val="fr-FR"/>
-        </w:rPr>
-        <w:t>- role: control-plane</w:t>
-      </w:r>
-    </w:p>
-    <w:p>
-      <w:pPr>
-        <w:pStyle w:val="8"/>
-        <w:keepNext w:val="0"/>
-        <w:keepLines w:val="0"/>
-        <w:widowControl/>
-        <w:suppressLineNumbers w:val="0"/>
-        <w:pBdr>
-          <w:top w:val="none" w:color="auto" w:sz="0" w:space="0"/>
-          <w:left w:val="none" w:color="auto" w:sz="0" w:space="0"/>
-          <w:bottom w:val="none" w:color="auto" w:sz="0" w:space="0"/>
-          <w:right w:val="none" w:color="auto" w:sz="0" w:space="0"/>
-        </w:pBdr>
-        <w:shd w:val="clear" w:fill="FFFFFF"/>
-        <w:spacing w:before="0" w:beforeAutospacing="0" w:after="0" w:afterAutospacing="0"/>
-        <w:ind w:left="0" w:right="0" w:firstLine="0"/>
-        <w:rPr>
-          <w:rStyle w:val="6"/>
-          <w:rFonts w:hint="default" w:ascii="Consolas" w:hAnsi="Consolas" w:eastAsia="Consolas"/>
-          <w:i w:val="0"/>
-          <w:iCs w:val="0"/>
-          <w:caps w:val="0"/>
-          <w:color w:val="000000"/>
-          <w:spacing w:val="0"/>
-          <w:sz w:val="18"/>
-          <w:szCs w:val="18"/>
-          <w:shd w:val="clear" w:fill="FFFFFF"/>
-          <w:lang w:val="fr-FR"/>
-        </w:rPr>
-      </w:pPr>
-      <w:r>
-        <w:rPr>
-          <w:rStyle w:val="6"/>
-          <w:rFonts w:hint="default" w:ascii="Consolas" w:hAnsi="Consolas" w:eastAsia="Consolas"/>
-          <w:i w:val="0"/>
-          <w:iCs w:val="0"/>
-          <w:caps w:val="0"/>
-          <w:color w:val="000000"/>
-          <w:spacing w:val="0"/>
-          <w:sz w:val="18"/>
-          <w:szCs w:val="18"/>
-          <w:shd w:val="clear" w:fill="FFFFFF"/>
-          <w:lang w:val="fr-FR"/>
-        </w:rPr>
-        <w:t>- role: control-plane</w:t>
-      </w:r>
-    </w:p>
-    <w:p>
-      <w:pPr>
-        <w:pStyle w:val="8"/>
-        <w:keepNext w:val="0"/>
-        <w:keepLines w:val="0"/>
-        <w:widowControl/>
-        <w:suppressLineNumbers w:val="0"/>
-        <w:pBdr>
-          <w:top w:val="none" w:color="auto" w:sz="0" w:space="0"/>
-          <w:left w:val="none" w:color="auto" w:sz="0" w:space="0"/>
-          <w:bottom w:val="none" w:color="auto" w:sz="0" w:space="0"/>
-          <w:right w:val="none" w:color="auto" w:sz="0" w:space="0"/>
-        </w:pBdr>
-        <w:shd w:val="clear" w:fill="FFFFFF"/>
-        <w:spacing w:before="0" w:beforeAutospacing="0" w:after="0" w:afterAutospacing="0"/>
-        <w:ind w:left="0" w:right="0" w:firstLine="0"/>
-        <w:rPr>
-          <w:rStyle w:val="6"/>
-          <w:rFonts w:hint="default" w:ascii="Consolas" w:hAnsi="Consolas" w:eastAsia="Consolas"/>
-          <w:i w:val="0"/>
-          <w:iCs w:val="0"/>
-          <w:caps w:val="0"/>
-          <w:color w:val="000000"/>
-          <w:spacing w:val="0"/>
-          <w:sz w:val="18"/>
-          <w:szCs w:val="18"/>
-          <w:shd w:val="clear" w:fill="FFFFFF"/>
-          <w:lang w:val="fr-FR"/>
-        </w:rPr>
-      </w:pPr>
-      <w:r>
-        <w:rPr>
-          <w:rStyle w:val="6"/>
-          <w:rFonts w:hint="default" w:ascii="Consolas" w:hAnsi="Consolas" w:eastAsia="Consolas"/>
-          <w:i w:val="0"/>
-          <w:iCs w:val="0"/>
-          <w:caps w:val="0"/>
-          <w:color w:val="000000"/>
-          <w:spacing w:val="0"/>
-          <w:sz w:val="18"/>
-          <w:szCs w:val="18"/>
-          <w:shd w:val="clear" w:fill="FFFFFF"/>
-          <w:lang w:val="fr-FR"/>
-        </w:rPr>
-        <w:t>- role: worker</w:t>
-      </w:r>
-    </w:p>
-    <w:p>
-      <w:pPr>
-        <w:pStyle w:val="8"/>
-        <w:keepNext w:val="0"/>
-        <w:keepLines w:val="0"/>
-        <w:widowControl/>
-        <w:suppressLineNumbers w:val="0"/>
-        <w:pBdr>
-          <w:top w:val="none" w:color="auto" w:sz="0" w:space="0"/>
-          <w:left w:val="none" w:color="auto" w:sz="0" w:space="0"/>
-          <w:bottom w:val="none" w:color="auto" w:sz="0" w:space="0"/>
-          <w:right w:val="none" w:color="auto" w:sz="0" w:space="0"/>
-        </w:pBdr>
-        <w:shd w:val="clear" w:fill="FFFFFF"/>
-        <w:spacing w:before="0" w:beforeAutospacing="0" w:after="0" w:afterAutospacing="0"/>
-        <w:ind w:left="0" w:right="0" w:firstLine="0"/>
-        <w:rPr>
-          <w:rStyle w:val="6"/>
-          <w:rFonts w:hint="default" w:ascii="Consolas" w:hAnsi="Consolas" w:eastAsia="Consolas"/>
-          <w:i w:val="0"/>
-          <w:iCs w:val="0"/>
-          <w:caps w:val="0"/>
-          <w:color w:val="000000"/>
-          <w:spacing w:val="0"/>
-          <w:sz w:val="18"/>
-          <w:szCs w:val="18"/>
-          <w:shd w:val="clear" w:fill="FFFFFF"/>
-          <w:lang w:val="fr-FR"/>
-        </w:rPr>
-      </w:pPr>
-      <w:r>
-        <w:rPr>
-          <w:rStyle w:val="6"/>
-          <w:rFonts w:hint="default" w:ascii="Consolas" w:hAnsi="Consolas" w:eastAsia="Consolas"/>
-          <w:i w:val="0"/>
-          <w:iCs w:val="0"/>
-          <w:caps w:val="0"/>
-          <w:color w:val="000000"/>
-          <w:spacing w:val="0"/>
-          <w:sz w:val="18"/>
-          <w:szCs w:val="18"/>
-          <w:shd w:val="clear" w:fill="FFFFFF"/>
-          <w:lang w:val="fr-FR"/>
-        </w:rPr>
-        <w:t>- role: worker</w:t>
-      </w:r>
-    </w:p>
-    <w:p>
-      <w:pPr>
-        <w:pStyle w:val="8"/>
-        <w:keepNext w:val="0"/>
-        <w:keepLines w:val="0"/>
-        <w:widowControl/>
-        <w:suppressLineNumbers w:val="0"/>
-        <w:pBdr>
-          <w:top w:val="none" w:color="auto" w:sz="0" w:space="0"/>
-          <w:left w:val="none" w:color="auto" w:sz="0" w:space="0"/>
-          <w:bottom w:val="none" w:color="auto" w:sz="0" w:space="0"/>
-          <w:right w:val="none" w:color="auto" w:sz="0" w:space="0"/>
-        </w:pBdr>
-        <w:shd w:val="clear" w:fill="FFFFFF"/>
-        <w:spacing w:before="0" w:beforeAutospacing="0" w:after="0" w:afterAutospacing="0"/>
-        <w:ind w:left="0" w:right="0" w:firstLine="0"/>
-        <w:rPr>
-          <w:rStyle w:val="6"/>
-          <w:rFonts w:hint="default" w:ascii="Consolas" w:hAnsi="Consolas" w:eastAsia="Consolas"/>
-          <w:i w:val="0"/>
-          <w:iCs w:val="0"/>
-          <w:caps w:val="0"/>
-          <w:color w:val="000000"/>
-          <w:spacing w:val="0"/>
-          <w:sz w:val="18"/>
-          <w:szCs w:val="18"/>
-          <w:shd w:val="clear" w:fill="FFFFFF"/>
-          <w:lang w:val="fr-FR"/>
-        </w:rPr>
-      </w:pPr>
-      <w:r>
-        <w:rPr>
-          <w:rStyle w:val="6"/>
-          <w:rFonts w:hint="default" w:ascii="Consolas" w:hAnsi="Consolas" w:eastAsia="Consolas"/>
-          <w:i w:val="0"/>
-          <w:iCs w:val="0"/>
-          <w:caps w:val="0"/>
-          <w:color w:val="000000"/>
-          <w:spacing w:val="0"/>
-          <w:sz w:val="18"/>
-          <w:szCs w:val="18"/>
-          <w:shd w:val="clear" w:fill="FFFFFF"/>
-          <w:lang w:val="fr-FR"/>
-        </w:rPr>
-        <w:t>- role: worker</w:t>
-      </w:r>
-    </w:p>
-    <w:p>
-      <w:pPr>
-        <w:pStyle w:val="8"/>
-        <w:keepNext w:val="0"/>
-        <w:keepLines w:val="0"/>
-        <w:widowControl/>
-        <w:suppressLineNumbers w:val="0"/>
-        <w:pBdr>
-          <w:top w:val="none" w:color="auto" w:sz="0" w:space="0"/>
-          <w:left w:val="none" w:color="auto" w:sz="0" w:space="0"/>
-          <w:bottom w:val="none" w:color="auto" w:sz="0" w:space="0"/>
-          <w:right w:val="none" w:color="auto" w:sz="0" w:space="0"/>
-        </w:pBdr>
-        <w:shd w:val="clear" w:fill="FFFFFF"/>
-        <w:spacing w:before="0" w:beforeAutospacing="0" w:after="0" w:afterAutospacing="0"/>
-        <w:ind w:left="0" w:right="0" w:firstLine="0"/>
-        <w:rPr>
-          <w:rStyle w:val="6"/>
-          <w:rFonts w:hint="default" w:ascii="Consolas" w:hAnsi="Consolas" w:eastAsia="Consolas"/>
-          <w:i w:val="0"/>
-          <w:iCs w:val="0"/>
-          <w:caps w:val="0"/>
-          <w:color w:val="000000"/>
-          <w:spacing w:val="0"/>
-          <w:sz w:val="18"/>
-          <w:szCs w:val="18"/>
-          <w:shd w:val="clear" w:fill="FFFFFF"/>
-          <w:lang w:val="fr-FR"/>
-        </w:rPr>
-      </w:pPr>
-      <w:r>
-        <w:rPr>
-          <w:rStyle w:val="6"/>
-          <w:rFonts w:hint="default" w:ascii="Consolas" w:hAnsi="Consolas" w:eastAsia="Consolas"/>
-          <w:i w:val="0"/>
-          <w:iCs w:val="0"/>
-          <w:caps w:val="0"/>
-          <w:color w:val="000000"/>
-          <w:spacing w:val="0"/>
-          <w:sz w:val="18"/>
-          <w:szCs w:val="18"/>
-          <w:shd w:val="clear" w:fill="FFFFFF"/>
-          <w:lang w:val="fr-FR"/>
-        </w:rPr>
-        <w:t>- role: worker</w:t>
-      </w:r>
-    </w:p>
-    <w:p>
-      <w:pPr>
-        <w:pStyle w:val="8"/>
-        <w:keepNext w:val="0"/>
-        <w:keepLines w:val="0"/>
-        <w:widowControl/>
-        <w:suppressLineNumbers w:val="0"/>
-        <w:pBdr>
-          <w:top w:val="none" w:color="auto" w:sz="0" w:space="0"/>
-          <w:left w:val="none" w:color="auto" w:sz="0" w:space="0"/>
-          <w:bottom w:val="none" w:color="auto" w:sz="0" w:space="0"/>
-          <w:right w:val="none" w:color="auto" w:sz="0" w:space="0"/>
-        </w:pBdr>
-        <w:shd w:val="clear" w:fill="FFFFFF"/>
-        <w:spacing w:before="0" w:beforeAutospacing="0" w:after="0" w:afterAutospacing="0"/>
-        <w:ind w:left="0" w:right="0" w:firstLine="0"/>
-        <w:rPr>
-          <w:rStyle w:val="6"/>
-          <w:rFonts w:hint="default" w:ascii="Consolas" w:hAnsi="Consolas" w:eastAsia="Consolas"/>
-          <w:i w:val="0"/>
-          <w:iCs w:val="0"/>
-          <w:caps w:val="0"/>
-          <w:color w:val="000000"/>
-          <w:spacing w:val="0"/>
-          <w:sz w:val="18"/>
-          <w:szCs w:val="18"/>
-          <w:shd w:val="clear" w:fill="FFFFFF"/>
-          <w:lang w:val="fr-FR"/>
-        </w:rPr>
-      </w:pPr>
-      <w:r>
-        <w:rPr>
-          <w:rStyle w:val="6"/>
-          <w:rFonts w:hint="default" w:ascii="Consolas" w:hAnsi="Consolas" w:eastAsia="Consolas"/>
-          <w:i w:val="0"/>
-          <w:iCs w:val="0"/>
-          <w:caps w:val="0"/>
-          <w:color w:val="000000"/>
-          <w:spacing w:val="0"/>
-          <w:sz w:val="18"/>
-          <w:szCs w:val="18"/>
-          <w:shd w:val="clear" w:fill="FFFFFF"/>
-          <w:lang w:val="fr-FR"/>
-        </w:rPr>
-        <w:t>- role: worker</w:t>
-      </w:r>
-    </w:p>
-    <w:p>
-      <w:pPr>
-        <w:pStyle w:val="8"/>
-        <w:keepNext w:val="0"/>
-        <w:keepLines w:val="0"/>
-        <w:widowControl/>
-        <w:suppressLineNumbers w:val="0"/>
-        <w:pBdr>
-          <w:top w:val="none" w:color="auto" w:sz="0" w:space="0"/>
-          <w:left w:val="none" w:color="auto" w:sz="0" w:space="0"/>
-          <w:bottom w:val="none" w:color="auto" w:sz="0" w:space="0"/>
-          <w:right w:val="none" w:color="auto" w:sz="0" w:space="0"/>
-        </w:pBdr>
-        <w:shd w:val="clear" w:fill="FFFFFF"/>
-        <w:spacing w:before="0" w:beforeAutospacing="0" w:after="0" w:afterAutospacing="0"/>
-        <w:ind w:left="0" w:right="0" w:firstLine="0"/>
-        <w:rPr>
-          <w:rStyle w:val="6"/>
-          <w:rFonts w:hint="default" w:ascii="Consolas" w:hAnsi="Consolas" w:eastAsia="Consolas"/>
-          <w:i w:val="0"/>
-          <w:iCs w:val="0"/>
-          <w:caps w:val="0"/>
-          <w:color w:val="000000"/>
-          <w:spacing w:val="0"/>
-          <w:sz w:val="18"/>
-          <w:szCs w:val="18"/>
-          <w:shd w:val="clear" w:fill="FFFFFF"/>
-          <w:lang w:val="fr-FR"/>
-        </w:rPr>
-      </w:pPr>
-      <w:r>
-        <w:rPr>
-          <w:rStyle w:val="6"/>
-          <w:rFonts w:hint="default" w:ascii="Consolas" w:hAnsi="Consolas" w:eastAsia="Consolas"/>
-          <w:i w:val="0"/>
-          <w:iCs w:val="0"/>
-          <w:caps w:val="0"/>
-          <w:color w:val="000000"/>
-          <w:spacing w:val="0"/>
-          <w:sz w:val="18"/>
-          <w:szCs w:val="18"/>
-          <w:shd w:val="clear" w:fill="FFFFFF"/>
-          <w:lang w:val="fr-FR"/>
-        </w:rPr>
-        <w:t>- role: worker</w:t>
-      </w:r>
-    </w:p>
-    <w:p>
-      <w:pPr>
-        <w:pStyle w:val="8"/>
-        <w:keepNext w:val="0"/>
-        <w:keepLines w:val="0"/>
-        <w:widowControl/>
-        <w:suppressLineNumbers w:val="0"/>
-        <w:pBdr>
-          <w:top w:val="none" w:color="auto" w:sz="0" w:space="0"/>
-          <w:left w:val="none" w:color="auto" w:sz="0" w:space="0"/>
-          <w:bottom w:val="none" w:color="auto" w:sz="0" w:space="0"/>
-          <w:right w:val="none" w:color="auto" w:sz="0" w:space="0"/>
-        </w:pBdr>
-        <w:shd w:val="clear" w:fill="FFFFFF"/>
-        <w:spacing w:before="0" w:beforeAutospacing="0" w:after="0" w:afterAutospacing="0"/>
-        <w:ind w:left="0" w:right="0" w:firstLine="0"/>
-        <w:rPr>
-          <w:rStyle w:val="6"/>
-          <w:rFonts w:hint="default" w:ascii="Consolas" w:hAnsi="Consolas" w:eastAsia="Consolas"/>
-          <w:i w:val="0"/>
-          <w:iCs w:val="0"/>
-          <w:caps w:val="0"/>
-          <w:color w:val="000000"/>
-          <w:spacing w:val="0"/>
-          <w:sz w:val="18"/>
-          <w:szCs w:val="18"/>
-          <w:shd w:val="clear" w:fill="FFFFFF"/>
-          <w:lang w:val="fr-FR"/>
-        </w:rPr>
-      </w:pPr>
-    </w:p>
-    <w:p>
-      <w:pPr>
-        <w:pStyle w:val="8"/>
-        <w:keepNext w:val="0"/>
-        <w:keepLines w:val="0"/>
-        <w:widowControl/>
-        <w:suppressLineNumbers w:val="0"/>
-        <w:pBdr>
-          <w:top w:val="none" w:color="auto" w:sz="0" w:space="0"/>
-          <w:left w:val="none" w:color="auto" w:sz="0" w:space="0"/>
-          <w:bottom w:val="none" w:color="auto" w:sz="0" w:space="0"/>
-          <w:right w:val="none" w:color="auto" w:sz="0" w:space="0"/>
-        </w:pBdr>
-        <w:shd w:val="clear" w:fill="FFFFFF"/>
-        <w:spacing w:before="0" w:beforeAutospacing="0" w:after="0" w:afterAutospacing="0"/>
-        <w:ind w:left="0" w:right="0" w:firstLine="0"/>
-        <w:rPr>
-          <w:rStyle w:val="6"/>
-          <w:rFonts w:hint="default" w:ascii="Consolas" w:hAnsi="Consolas" w:eastAsia="Consolas"/>
-          <w:i w:val="0"/>
-          <w:iCs w:val="0"/>
-          <w:caps w:val="0"/>
-          <w:color w:val="000000"/>
-          <w:spacing w:val="0"/>
-          <w:sz w:val="18"/>
-          <w:szCs w:val="18"/>
-          <w:shd w:val="clear" w:fill="FFFFFF"/>
-          <w:lang w:val="fr-FR"/>
-        </w:rPr>
-      </w:pPr>
-      <w:r>
-        <w:rPr>
-          <w:rStyle w:val="6"/>
-          <w:rFonts w:hint="default" w:ascii="Consolas" w:hAnsi="Consolas" w:eastAsia="Consolas"/>
-          <w:i w:val="0"/>
-          <w:iCs w:val="0"/>
-          <w:color w:val="000000"/>
-          <w:spacing w:val="0"/>
-          <w:sz w:val="18"/>
-          <w:szCs w:val="18"/>
-          <w:shd w:val="clear" w:fill="FFFFFF"/>
-          <w:lang w:val="fr-FR"/>
-        </w:rPr>
-        <w:t>N</w:t>
-      </w:r>
-      <w:r>
-        <w:rPr>
-          <w:rStyle w:val="6"/>
-          <w:rFonts w:hint="default" w:ascii="Consolas" w:hAnsi="Consolas" w:eastAsia="Consolas"/>
-          <w:b/>
-          <w:bCs/>
-          <w:i w:val="0"/>
-          <w:iCs w:val="0"/>
-          <w:caps w:val="0"/>
-          <w:color w:val="C00000"/>
-          <w:spacing w:val="0"/>
-          <w:sz w:val="18"/>
-          <w:szCs w:val="18"/>
-          <w:shd w:val="clear" w:fill="FFFFFF"/>
-          <w:lang w:val="fr-FR"/>
-        </w:rPr>
-        <w:t>ow create 9 nodes in cluster with kind</w:t>
-      </w:r>
-      <w:r>
-        <w:rPr>
-          <w:rStyle w:val="6"/>
-          <w:rFonts w:hint="default" w:ascii="Consolas" w:hAnsi="Consolas" w:eastAsia="Consolas"/>
-          <w:b/>
-          <w:bCs/>
-          <w:i w:val="0"/>
-          <w:iCs w:val="0"/>
-          <w:caps w:val="0"/>
-          <w:color w:val="000000"/>
-          <w:spacing w:val="0"/>
-          <w:sz w:val="18"/>
-          <w:szCs w:val="18"/>
-          <w:shd w:val="clear" w:fill="FFFFFF"/>
-          <w:lang w:val="fr-FR"/>
-        </w:rPr>
-        <w:t>:</w:t>
-      </w:r>
-      <w:r>
-        <w:rPr>
-          <w:rStyle w:val="6"/>
-          <w:rFonts w:hint="default" w:ascii="Consolas" w:hAnsi="Consolas" w:eastAsia="Consolas"/>
-          <w:i w:val="0"/>
-          <w:iCs w:val="0"/>
-          <w:caps w:val="0"/>
-          <w:color w:val="000000"/>
-          <w:spacing w:val="0"/>
-          <w:sz w:val="18"/>
-          <w:szCs w:val="18"/>
-          <w:shd w:val="clear" w:fill="FFFFFF"/>
-          <w:lang w:val="fr-FR"/>
-        </w:rPr>
-        <w:t xml:space="preserve"> kind create cluster --name 9-node-cluster --config=</w:t>
-      </w:r>
-      <w:r>
-        <w:rPr>
-          <w:rStyle w:val="6"/>
-          <w:rFonts w:hint="default" w:ascii="Consolas" w:hAnsi="Consolas" w:eastAsia="Consolas"/>
-          <w:b/>
-          <w:bCs/>
-          <w:i w:val="0"/>
-          <w:iCs w:val="0"/>
-          <w:caps w:val="0"/>
-          <w:color w:val="000000"/>
-          <w:spacing w:val="0"/>
-          <w:sz w:val="18"/>
-          <w:szCs w:val="18"/>
-          <w:shd w:val="clear" w:fill="FFFFFF"/>
-          <w:lang w:val="fr-FR"/>
-        </w:rPr>
-        <w:t>multi-node-k8s-cluster.yaml</w:t>
-      </w:r>
-    </w:p>
-    <w:p>
-      <w:pPr>
-        <w:pStyle w:val="8"/>
-        <w:keepNext w:val="0"/>
-        <w:keepLines w:val="0"/>
-        <w:widowControl/>
-        <w:suppressLineNumbers w:val="0"/>
-        <w:pBdr>
-          <w:top w:val="none" w:color="auto" w:sz="0" w:space="0"/>
-          <w:left w:val="none" w:color="auto" w:sz="0" w:space="0"/>
-          <w:bottom w:val="none" w:color="auto" w:sz="0" w:space="0"/>
-          <w:right w:val="none" w:color="auto" w:sz="0" w:space="0"/>
-        </w:pBdr>
-        <w:shd w:val="clear" w:fill="FFFFFF"/>
-        <w:spacing w:before="0" w:beforeAutospacing="0" w:after="0" w:afterAutospacing="0"/>
-        <w:ind w:left="0" w:right="0" w:firstLine="0"/>
-        <w:rPr>
-          <w:rStyle w:val="6"/>
-          <w:rFonts w:hint="default" w:ascii="Consolas" w:hAnsi="Consolas" w:eastAsia="Consolas" w:cs="Consolas"/>
-          <w:i w:val="0"/>
-          <w:iCs w:val="0"/>
-          <w:caps w:val="0"/>
-          <w:color w:val="000000"/>
-          <w:spacing w:val="0"/>
-          <w:sz w:val="18"/>
-          <w:szCs w:val="18"/>
-          <w:shd w:val="clear" w:fill="FFFFFF"/>
-          <w:lang w:val="fr-FR"/>
-        </w:rPr>
-      </w:pPr>
-      <w:r>
-        <w:rPr>
-          <w:rStyle w:val="6"/>
-          <w:rFonts w:hint="default" w:ascii="Consolas" w:hAnsi="Consolas" w:eastAsia="Consolas" w:cs="Consolas"/>
-          <w:i w:val="0"/>
-          <w:iCs w:val="0"/>
-          <w:color w:val="000000"/>
-          <w:spacing w:val="0"/>
-          <w:sz w:val="18"/>
-          <w:szCs w:val="18"/>
-          <w:shd w:val="clear" w:fill="FFFFFF"/>
-          <w:lang w:val="fr-FR"/>
-        </w:rPr>
-        <w:t>N</w:t>
-      </w:r>
-      <w:r>
-        <w:rPr>
-          <w:rStyle w:val="6"/>
-          <w:rFonts w:hint="default" w:ascii="Consolas" w:hAnsi="Consolas" w:eastAsia="Consolas" w:cs="Consolas"/>
-          <w:i w:val="0"/>
-          <w:iCs w:val="0"/>
-          <w:caps w:val="0"/>
-          <w:color w:val="000000"/>
-          <w:spacing w:val="0"/>
-          <w:sz w:val="18"/>
-          <w:szCs w:val="18"/>
-          <w:shd w:val="clear" w:fill="FFFFFF"/>
-          <w:lang w:val="fr-FR"/>
-        </w:rPr>
-        <w:t xml:space="preserve">ote : cluster name must be </w:t>
-      </w:r>
-      <w:r>
-        <w:rPr>
-          <w:rStyle w:val="6"/>
-          <w:rFonts w:hint="default" w:ascii="Consolas" w:hAnsi="Consolas" w:eastAsia="Consolas"/>
-          <w:i w:val="0"/>
-          <w:iCs w:val="0"/>
-          <w:caps w:val="0"/>
-          <w:color w:val="000000"/>
-          <w:spacing w:val="0"/>
-          <w:sz w:val="18"/>
-          <w:szCs w:val="18"/>
-          <w:shd w:val="clear" w:fill="FFFFFF"/>
-          <w:lang w:val="fr-FR"/>
-        </w:rPr>
-        <w:t>multi-node-k8s-cluster.yaml is constant</w:t>
-      </w:r>
-    </w:p>
-    <w:p>
-      <w:pPr>
-        <w:pStyle w:val="8"/>
-        <w:keepNext w:val="0"/>
-        <w:keepLines w:val="0"/>
-        <w:widowControl/>
-        <w:suppressLineNumbers w:val="0"/>
-        <w:pBdr>
-          <w:top w:val="none" w:color="auto" w:sz="0" w:space="0"/>
-          <w:left w:val="none" w:color="auto" w:sz="0" w:space="0"/>
-          <w:bottom w:val="none" w:color="auto" w:sz="0" w:space="0"/>
-          <w:right w:val="none" w:color="auto" w:sz="0" w:space="0"/>
-        </w:pBdr>
-        <w:shd w:val="clear" w:fill="FFFFFF"/>
-        <w:spacing w:before="0" w:beforeAutospacing="0" w:after="0" w:afterAutospacing="0"/>
-        <w:ind w:left="0" w:right="0" w:firstLine="0"/>
-        <w:rPr>
-          <w:rStyle w:val="6"/>
-          <w:rFonts w:hint="default" w:ascii="Consolas" w:hAnsi="Consolas" w:eastAsia="Consolas" w:cs="Consolas"/>
-          <w:i w:val="0"/>
-          <w:iCs w:val="0"/>
-          <w:caps w:val="0"/>
-          <w:color w:val="000000"/>
-          <w:spacing w:val="0"/>
-          <w:sz w:val="18"/>
-          <w:szCs w:val="18"/>
-          <w:shd w:val="clear" w:fill="FFFFFF"/>
-          <w:lang w:val="fr-FR"/>
-        </w:rPr>
-      </w:pPr>
-      <w:r>
-        <w:rPr>
-          <w:rStyle w:val="6"/>
-          <w:rFonts w:hint="default" w:ascii="Consolas" w:hAnsi="Consolas" w:eastAsia="Consolas" w:cs="Consolas"/>
-          <w:i w:val="0"/>
-          <w:iCs w:val="0"/>
-          <w:color w:val="000000"/>
-          <w:spacing w:val="0"/>
-          <w:sz w:val="18"/>
-          <w:szCs w:val="18"/>
-          <w:shd w:val="clear" w:fill="FFFFFF"/>
-          <w:lang w:val="fr-FR"/>
-        </w:rPr>
-        <w:t>C</w:t>
-      </w:r>
-      <w:r>
-        <w:rPr>
-          <w:rStyle w:val="6"/>
-          <w:rFonts w:hint="default" w:ascii="Consolas" w:hAnsi="Consolas" w:eastAsia="Consolas" w:cs="Consolas"/>
-          <w:i w:val="0"/>
-          <w:iCs w:val="0"/>
-          <w:caps w:val="0"/>
-          <w:color w:val="000000"/>
-          <w:spacing w:val="0"/>
-          <w:sz w:val="18"/>
-          <w:szCs w:val="18"/>
-          <w:shd w:val="clear" w:fill="FFFFFF"/>
-          <w:lang w:val="fr-FR"/>
-        </w:rPr>
-        <w:t>heck all nodes: kubectl get nodes</w:t>
-      </w:r>
-    </w:p>
-    <w:p>
-      <w:pPr>
-        <w:pStyle w:val="8"/>
-        <w:keepNext w:val="0"/>
-        <w:keepLines w:val="0"/>
-        <w:widowControl/>
-        <w:suppressLineNumbers w:val="0"/>
-        <w:pBdr>
-          <w:top w:val="none" w:color="auto" w:sz="0" w:space="0"/>
-          <w:left w:val="none" w:color="auto" w:sz="0" w:space="0"/>
-          <w:bottom w:val="none" w:color="auto" w:sz="0" w:space="0"/>
-          <w:right w:val="none" w:color="auto" w:sz="0" w:space="0"/>
-        </w:pBdr>
-        <w:shd w:val="clear" w:fill="FFFFFF"/>
-        <w:spacing w:before="0" w:beforeAutospacing="0" w:after="0" w:afterAutospacing="0"/>
-        <w:ind w:left="0" w:right="0" w:firstLine="0"/>
-        <w:rPr>
-          <w:rStyle w:val="6"/>
-          <w:rFonts w:hint="default" w:ascii="Consolas" w:hAnsi="Consolas" w:eastAsia="Consolas" w:cs="Consolas"/>
-          <w:i w:val="0"/>
-          <w:iCs w:val="0"/>
-          <w:caps w:val="0"/>
-          <w:color w:val="000000"/>
-          <w:spacing w:val="0"/>
-          <w:sz w:val="18"/>
-          <w:szCs w:val="18"/>
-          <w:shd w:val="clear" w:fill="FFFFFF"/>
-          <w:lang w:val="fr-FR"/>
-        </w:rPr>
-      </w:pPr>
-      <w:r>
-        <w:rPr>
-          <w:rStyle w:val="6"/>
-          <w:rFonts w:hint="default" w:ascii="Consolas" w:hAnsi="Consolas" w:eastAsia="Consolas" w:cs="Consolas"/>
-          <w:i w:val="0"/>
-          <w:iCs w:val="0"/>
-          <w:color w:val="000000"/>
-          <w:spacing w:val="0"/>
-          <w:sz w:val="18"/>
-          <w:szCs w:val="18"/>
-          <w:shd w:val="clear" w:fill="FFFFFF"/>
-          <w:lang w:val="fr-FR"/>
-        </w:rPr>
-        <w:t>F</w:t>
-      </w:r>
-      <w:r>
-        <w:rPr>
-          <w:rStyle w:val="6"/>
-          <w:rFonts w:hint="default" w:ascii="Consolas" w:hAnsi="Consolas" w:eastAsia="Consolas" w:cs="Consolas"/>
-          <w:i w:val="0"/>
-          <w:iCs w:val="0"/>
-          <w:caps w:val="0"/>
-          <w:color w:val="000000"/>
-          <w:spacing w:val="0"/>
-          <w:sz w:val="18"/>
-          <w:szCs w:val="18"/>
-          <w:shd w:val="clear" w:fill="FFFFFF"/>
-          <w:lang w:val="fr-FR"/>
-        </w:rPr>
-        <w:t>ind all cluster: kind get clusters</w:t>
-      </w:r>
-    </w:p>
-    <w:p>
-      <w:pPr>
-        <w:pStyle w:val="8"/>
-        <w:keepNext w:val="0"/>
-        <w:keepLines w:val="0"/>
-        <w:widowControl/>
-        <w:suppressLineNumbers w:val="0"/>
-        <w:pBdr>
-          <w:top w:val="none" w:color="auto" w:sz="0" w:space="0"/>
-          <w:left w:val="none" w:color="auto" w:sz="0" w:space="0"/>
-          <w:bottom w:val="none" w:color="auto" w:sz="0" w:space="0"/>
-          <w:right w:val="none" w:color="auto" w:sz="0" w:space="0"/>
-        </w:pBdr>
-        <w:shd w:val="clear" w:fill="FFFFFF"/>
-        <w:spacing w:before="0" w:beforeAutospacing="0" w:after="0" w:afterAutospacing="0"/>
-        <w:ind w:left="0" w:right="0" w:firstLine="0"/>
-        <w:rPr>
-          <w:rStyle w:val="6"/>
-          <w:rFonts w:hint="default" w:ascii="Consolas" w:hAnsi="Consolas" w:eastAsia="Consolas" w:cs="Consolas"/>
-          <w:i w:val="0"/>
-          <w:iCs w:val="0"/>
-          <w:caps w:val="0"/>
-          <w:color w:val="000000"/>
-          <w:spacing w:val="0"/>
-          <w:sz w:val="18"/>
-          <w:szCs w:val="18"/>
-          <w:shd w:val="clear" w:fill="FFFFFF"/>
-          <w:lang w:val="fr-FR"/>
-        </w:rPr>
-      </w:pPr>
-      <w:r>
-        <w:rPr>
-          <w:rStyle w:val="6"/>
-          <w:rFonts w:hint="default" w:ascii="Consolas" w:hAnsi="Consolas" w:eastAsia="Consolas" w:cs="Consolas"/>
-          <w:i w:val="0"/>
-          <w:iCs w:val="0"/>
-          <w:color w:val="000000"/>
-          <w:spacing w:val="0"/>
-          <w:sz w:val="18"/>
-          <w:szCs w:val="18"/>
-          <w:shd w:val="clear" w:fill="FFFFFF"/>
-          <w:lang w:val="fr-FR"/>
-        </w:rPr>
-        <w:t>N</w:t>
-      </w:r>
-      <w:r>
-        <w:rPr>
-          <w:rStyle w:val="6"/>
-          <w:rFonts w:hint="default" w:ascii="Consolas" w:hAnsi="Consolas" w:eastAsia="Consolas" w:cs="Consolas"/>
-          <w:i w:val="0"/>
-          <w:iCs w:val="0"/>
-          <w:caps w:val="0"/>
-          <w:color w:val="000000"/>
-          <w:spacing w:val="0"/>
-          <w:sz w:val="18"/>
-          <w:szCs w:val="18"/>
-          <w:shd w:val="clear" w:fill="FFFFFF"/>
-          <w:lang w:val="fr-FR"/>
-        </w:rPr>
-        <w:t>ote : accually it will create docker container, check: docker ps</w:t>
-      </w:r>
-    </w:p>
-    <w:p>
-      <w:pPr>
-        <w:pStyle w:val="8"/>
-        <w:keepNext w:val="0"/>
-        <w:keepLines w:val="0"/>
-        <w:widowControl/>
-        <w:suppressLineNumbers w:val="0"/>
-        <w:pBdr>
-          <w:top w:val="none" w:color="auto" w:sz="0" w:space="0"/>
-          <w:left w:val="none" w:color="auto" w:sz="0" w:space="0"/>
-          <w:bottom w:val="none" w:color="auto" w:sz="0" w:space="0"/>
-          <w:right w:val="none" w:color="auto" w:sz="0" w:space="0"/>
-        </w:pBdr>
-        <w:shd w:val="clear" w:fill="FFFFFF"/>
-        <w:spacing w:before="0" w:beforeAutospacing="0" w:after="0" w:afterAutospacing="0"/>
-        <w:ind w:left="0" w:right="0" w:firstLine="0"/>
-        <w:rPr>
-          <w:rStyle w:val="6"/>
-          <w:rFonts w:hint="default" w:ascii="Consolas" w:hAnsi="Consolas" w:eastAsia="Consolas" w:cs="Consolas"/>
-          <w:i w:val="0"/>
-          <w:iCs w:val="0"/>
-          <w:caps w:val="0"/>
-          <w:color w:val="000000"/>
-          <w:spacing w:val="0"/>
-          <w:sz w:val="18"/>
-          <w:szCs w:val="18"/>
-          <w:shd w:val="clear" w:fill="FFFFFF"/>
-          <w:lang w:val="fr-FR"/>
-        </w:rPr>
-      </w:pPr>
-    </w:p>
-    <w:p>
-      <w:pPr>
-        <w:pStyle w:val="8"/>
-        <w:keepNext w:val="0"/>
-        <w:keepLines w:val="0"/>
-        <w:widowControl/>
-        <w:suppressLineNumbers w:val="0"/>
-        <w:pBdr>
-          <w:top w:val="none" w:color="auto" w:sz="0" w:space="0"/>
-          <w:left w:val="none" w:color="auto" w:sz="0" w:space="0"/>
-          <w:bottom w:val="none" w:color="auto" w:sz="0" w:space="0"/>
-          <w:right w:val="none" w:color="auto" w:sz="0" w:space="0"/>
-        </w:pBdr>
-        <w:shd w:val="clear" w:fill="FFFFFF"/>
-        <w:spacing w:before="0" w:beforeAutospacing="0" w:after="0" w:afterAutospacing="0"/>
-        <w:ind w:left="0" w:right="0" w:firstLine="0"/>
-        <w:rPr>
-          <w:rStyle w:val="6"/>
-          <w:rFonts w:hint="default" w:ascii="Consolas" w:hAnsi="Consolas" w:eastAsia="Consolas" w:cs="Consolas"/>
-          <w:i w:val="0"/>
-          <w:iCs w:val="0"/>
-          <w:caps w:val="0"/>
-          <w:color w:val="000000"/>
-          <w:spacing w:val="0"/>
-          <w:sz w:val="18"/>
-          <w:szCs w:val="18"/>
-          <w:shd w:val="clear" w:fill="FFFFFF"/>
-          <w:lang w:val="fr-FR"/>
-        </w:rPr>
-      </w:pPr>
-      <w:r>
-        <w:rPr>
-          <w:rStyle w:val="6"/>
-          <w:rFonts w:hint="default" w:ascii="Consolas" w:hAnsi="Consolas" w:eastAsia="Consolas" w:cs="Consolas"/>
-          <w:i w:val="0"/>
-          <w:iCs w:val="0"/>
-          <w:color w:val="000000"/>
-          <w:spacing w:val="0"/>
-          <w:sz w:val="18"/>
-          <w:szCs w:val="18"/>
-          <w:shd w:val="clear" w:fill="FFFFFF"/>
-          <w:lang w:val="fr-FR"/>
-        </w:rPr>
-        <w:t>N</w:t>
-      </w:r>
-      <w:r>
-        <w:rPr>
-          <w:rStyle w:val="6"/>
-          <w:rFonts w:hint="default" w:ascii="Consolas" w:hAnsi="Consolas" w:eastAsia="Consolas" w:cs="Consolas"/>
-          <w:i w:val="0"/>
-          <w:iCs w:val="0"/>
-          <w:caps w:val="0"/>
-          <w:color w:val="000000"/>
-          <w:spacing w:val="0"/>
-          <w:sz w:val="18"/>
-          <w:szCs w:val="18"/>
-          <w:shd w:val="clear" w:fill="FFFFFF"/>
-          <w:lang w:val="fr-FR"/>
-        </w:rPr>
-        <w:t>ow deploy a image into cluster and check the pods create in which nodes????????????????</w:t>
-      </w:r>
-    </w:p>
-    <w:p>
-      <w:pPr>
-        <w:pStyle w:val="8"/>
-        <w:keepNext w:val="0"/>
-        <w:keepLines w:val="0"/>
-        <w:widowControl/>
-        <w:suppressLineNumbers w:val="0"/>
-        <w:pBdr>
-          <w:top w:val="none" w:color="auto" w:sz="0" w:space="0"/>
-          <w:left w:val="none" w:color="auto" w:sz="0" w:space="0"/>
-          <w:bottom w:val="none" w:color="auto" w:sz="0" w:space="0"/>
-          <w:right w:val="none" w:color="auto" w:sz="0" w:space="0"/>
-        </w:pBdr>
-        <w:shd w:val="clear" w:fill="FFFFFF"/>
-        <w:spacing w:before="0" w:beforeAutospacing="0" w:after="0" w:afterAutospacing="0"/>
-        <w:ind w:left="0" w:right="0" w:firstLine="0"/>
-        <w:rPr>
-          <w:rStyle w:val="6"/>
-          <w:rFonts w:hint="default" w:ascii="Consolas" w:hAnsi="Consolas" w:eastAsia="Consolas" w:cs="Consolas"/>
-          <w:i w:val="0"/>
-          <w:iCs w:val="0"/>
-          <w:caps w:val="0"/>
-          <w:color w:val="000000"/>
-          <w:spacing w:val="0"/>
-          <w:sz w:val="18"/>
-          <w:szCs w:val="18"/>
-          <w:shd w:val="clear" w:fill="FFFFFF"/>
-          <w:lang w:val="fr-FR"/>
-        </w:rPr>
-      </w:pPr>
-    </w:p>
-    <w:p>
-      <w:pPr>
-        <w:pStyle w:val="8"/>
-        <w:keepNext w:val="0"/>
-        <w:keepLines w:val="0"/>
-        <w:widowControl/>
-        <w:suppressLineNumbers w:val="0"/>
-        <w:pBdr>
-          <w:top w:val="none" w:color="auto" w:sz="0" w:space="0"/>
-          <w:left w:val="none" w:color="auto" w:sz="0" w:space="0"/>
-          <w:bottom w:val="none" w:color="auto" w:sz="0" w:space="0"/>
-          <w:right w:val="none" w:color="auto" w:sz="0" w:space="0"/>
-        </w:pBdr>
-        <w:shd w:val="clear" w:fill="FFFFFF"/>
-        <w:spacing w:before="0" w:beforeAutospacing="0" w:after="0" w:afterAutospacing="0"/>
-        <w:ind w:left="0" w:right="0" w:firstLine="0"/>
-        <w:rPr>
-          <w:rStyle w:val="6"/>
-          <w:rFonts w:hint="default" w:ascii="Consolas" w:hAnsi="Consolas" w:eastAsia="Consolas" w:cs="Consolas"/>
-          <w:i w:val="0"/>
-          <w:iCs w:val="0"/>
-          <w:caps w:val="0"/>
-          <w:color w:val="000000"/>
-          <w:spacing w:val="0"/>
-          <w:sz w:val="18"/>
-          <w:szCs w:val="18"/>
-          <w:shd w:val="clear" w:fill="FFFFFF"/>
-          <w:lang w:val="fr-FR"/>
-        </w:rPr>
-      </w:pPr>
     </w:p>
     <w:p>
       <w:pPr>
